--- a/downloads/student/bridge-week-09.docx
+++ b/downloads/student/bridge-week-09.docx
@@ -1034,6 +1034,16 @@
     <w:p>
       <w:r>
         <w:t>The example uses immutable integers; shared mutable objects require additional reasoning about references.</w:t>
+      </w:r>
+    </w:p>
+    <w:p>
+      <w:r>
+        <w:t>Read the labelled picture: Trace the two returned values and explain why first stays seven. What happens if the caller tries to print result directly?</w:t>
+      </w:r>
+    </w:p>
+    <w:p>
+      <w:r>
+        <w:t>Change one thing: Add print(result) after the calls in a fresh script with no global result. Predict the result before checking the explanation. What remains the same?</w:t>
       </w:r>
     </w:p>
     <w:p>
@@ -2207,6 +2217,187 @@
         <w:t>Attempt the independent case before hints. Record whether you worked alone, used a hint or followed a model. After feedback, fix the first unsupported step and explain why it changed. A later check uses a changed case, not a copied answer.</w:t>
       </w:r>
     </w:p>
+    <w:p>
+      <w:pPr>
+        <w:pStyle w:val="Heading1"/>
+      </w:pPr>
+      <w:r>
+        <w:t>15. Your lesson route</w:t>
+      </w:r>
+    </w:p>
+    <w:p>
+      <w:r>
+        <w:t>Start with this question: Return values survive their calls. A function returns a local calculation that the caller stores.</w:t>
+      </w:r>
+    </w:p>
+    <w:tbl>
+      <w:tblPr>
+        <w:tblStyle w:val="LightShading-Accent1"/>
+        <w:tblW w:type="auto" w:w="0"/>
+        <w:tblLook w:firstColumn="1" w:firstRow="1" w:lastColumn="0" w:lastRow="0" w:noHBand="0" w:noVBand="1" w:val="04A0"/>
+      </w:tblPr>
+      <w:tblGrid>
+        <w:gridCol w:w="5112"/>
+        <w:gridCol w:w="5112"/>
+      </w:tblGrid>
+      <w:tr>
+        <w:trPr>
+          <w:tblHeader/>
+        </w:trPr>
+        <w:tc>
+          <w:tcPr>
+            <w:tcW w:type="dxa" w:w="5112"/>
+          </w:tcPr>
+          <w:p>
+            <w:r>
+              <w:t>By the end, I can</w:t>
+            </w:r>
+          </w:p>
+        </w:tc>
+        <w:tc>
+          <w:tcPr>
+            <w:tcW w:type="dxa" w:w="5112"/>
+          </w:tcPr>
+          <w:p>
+            <w:r>
+              <w:t>How I will show it</w:t>
+            </w:r>
+          </w:p>
+        </w:tc>
+      </w:tr>
+      <w:tr>
+        <w:tc>
+          <w:tcPr>
+            <w:tcW w:type="dxa" w:w="5112"/>
+          </w:tcPr>
+          <w:p>
+            <w:r>
+              <w:t>Use a returned value in a later calculation</w:t>
+            </w:r>
+          </w:p>
+        </w:tc>
+        <w:tc>
+          <w:tcPr>
+            <w:tcW w:type="dxa" w:w="5112"/>
+          </w:tcPr>
+          <w:p>
+            <w:r>
+              <w:t>Explain the deciding step, show a trace or test, and state one limit.</w:t>
+            </w:r>
+          </w:p>
+        </w:tc>
+      </w:tr>
+      <w:tr>
+        <w:tc>
+          <w:tcPr>
+            <w:tcW w:type="dxa" w:w="5112"/>
+          </w:tcPr>
+          <w:p>
+            <w:r>
+              <w:t>Trace local variables separately for each function call</w:t>
+            </w:r>
+          </w:p>
+        </w:tc>
+        <w:tc>
+          <w:tcPr>
+            <w:tcW w:type="dxa" w:w="5112"/>
+          </w:tcPr>
+          <w:p>
+            <w:r>
+              <w:t>Explain the deciding step, show a trace or test, and state one limit.</w:t>
+            </w:r>
+          </w:p>
+        </w:tc>
+      </w:tr>
+      <w:tr>
+        <w:tc>
+          <w:tcPr>
+            <w:tcW w:type="dxa" w:w="5112"/>
+          </w:tcPr>
+          <w:p>
+            <w:r>
+              <w:t>Detect a missing return and test repeated calls</w:t>
+            </w:r>
+          </w:p>
+        </w:tc>
+        <w:tc>
+          <w:tcPr>
+            <w:tcW w:type="dxa" w:w="5112"/>
+          </w:tcPr>
+          <w:p>
+            <w:r>
+              <w:t>Explain the deciding step, show a trace or test, and state one limit.</w:t>
+            </w:r>
+          </w:p>
+        </w:tc>
+      </w:tr>
+    </w:tbl>
+    <w:p>
+      <w:r>
+        <w:t>Remember → watch and explain → try with help → investigate → try independently → keep project evidence. Your teacher may spread this lesson across several classes.</w:t>
+      </w:r>
+    </w:p>
+    <w:p>
+      <w:r>
+        <w:t>Keep your first prediction. Compare it with what the evidence shows and explain any change.</w:t>
+      </w:r>
+    </w:p>
+    <w:p>
+      <w:pPr>
+        <w:pStyle w:val="Heading1"/>
+      </w:pPr>
+      <w:r>
+        <w:t>16. Finish and return</w:t>
+      </w:r>
+    </w:p>
+    <w:p>
+      <w:r>
+        <w:t>Close your notes. Explain this goal in your own words: Use a returned value in a later calculation</w:t>
+      </w:r>
+    </w:p>
+    <w:p>
+      <w:pPr>
+        <w:pStyle w:val="Heading3"/>
+      </w:pPr>
+      <w:r>
+        <w:t>My deciding step, evidence and one remaining question</w:t>
+      </w:r>
+    </w:p>
+    <w:p>
+      <w:r>
+        <w:t>________________________________________________________________</w:t>
+      </w:r>
+    </w:p>
+    <w:p>
+      <w:r>
+        <w:t>________________________________________________________________</w:t>
+      </w:r>
+    </w:p>
+    <w:p>
+      <w:r>
+        <w:t>________________________________________________________________</w:t>
+      </w:r>
+    </w:p>
+    <w:p>
+      <w:r>
+        <w:t>________________________________________________________________</w:t>
+      </w:r>
+    </w:p>
+    <w:p>
+      <w:r>
+        <w:t>________________________________________________________________</w:t>
+      </w:r>
+    </w:p>
+    <w:p>
+      <w:r>
+        <w:t>If you are unsure, return to the worked picture and explain one arrow. If you are ready, change an input or assumption and justify your prediction.</w:t>
+      </w:r>
+    </w:p>
+    <w:p>
+      <w:r>
+        <w:t>Save your workbook evidence. At the next review, try a different case before opening your old answer.</w:t>
+      </w:r>
+    </w:p>
     <w:sectPr>
       <w:pgSz w:w="12240" w:h="15840"/>
       <w:pgMar w:top="936" w:right="1008" w:bottom="936" w:left="1008" w:header="720" w:footer="720" w:gutter="0"/>

--- a/downloads/student/bridge-week-09.docx
+++ b/downloads/student/bridge-week-09.docx
@@ -2398,6 +2398,215 @@
         <w:t>Save your workbook evidence. At the next review, try a different case before opening your old answer.</w:t>
       </w:r>
     </w:p>
+    <w:p>
+      <w:pPr>
+        <w:pStyle w:val="Heading1"/>
+      </w:pPr>
+      <w:r>
+        <w:t>17. Supported practice, repair and portfolio</w:t>
+      </w:r>
+    </w:p>
+    <w:p>
+      <w:r>
+        <w:t>Use this supported practice once, in the browser or on paper. Keep the reserved independent assessment for a separate first attempt before teacher feedback.</w:t>
+      </w:r>
+    </w:p>
+    <w:p>
+      <w:r>
+        <w:t>Return values survive their calls. A function returns a local calculation that the caller stores.</w:t>
+      </w:r>
+    </w:p>
+    <w:p>
+      <w:pPr>
+        <w:pStyle w:val="Heading3"/>
+      </w:pPr>
+      <w:r>
+        <w:t>Practice 1: explain the deciding evidence</w:t>
+      </w:r>
+    </w:p>
+    <w:p>
+      <w:r>
+        <w:t>Which labelled step matches this detail? The final print displays 7 5; the second call does not overwrite first.</w:t>
+      </w:r>
+    </w:p>
+    <w:p>
+      <w:r>
+        <w:t>1. Read caller values</w:t>
+      </w:r>
+    </w:p>
+    <w:p>
+      <w:r>
+        <w:t>2. Trace first call</w:t>
+      </w:r>
+    </w:p>
+    <w:p>
+      <w:r>
+        <w:t>3. Trace second call</w:t>
+      </w:r>
+    </w:p>
+    <w:p>
+      <w:pPr>
+        <w:pStyle w:val="Heading3"/>
+      </w:pPr>
+      <w:r>
+        <w:t>My selected conclusion, deciding fact and explanation</w:t>
+      </w:r>
+    </w:p>
+    <w:p>
+      <w:r>
+        <w:t>________________________________________________________________</w:t>
+      </w:r>
+    </w:p>
+    <w:p>
+      <w:r>
+        <w:t>________________________________________________________________</w:t>
+      </w:r>
+    </w:p>
+    <w:p>
+      <w:r>
+        <w:t>________________________________________________________________</w:t>
+      </w:r>
+    </w:p>
+    <w:p>
+      <w:r>
+        <w:t>________________________________________________________________</w:t>
+      </w:r>
+    </w:p>
+    <w:p>
+      <w:r>
+        <w:t>________________________________________________________________</w:t>
+      </w:r>
+    </w:p>
+    <w:p>
+      <w:r>
+        <w:t>Hint if needed: Read the steps in the pictorial case. Match the supplied detail to the stage that performs or records it.</w:t>
+      </w:r>
+    </w:p>
+    <w:p>
+      <w:r>
+        <w:t>After your attempt, compare with the supported explanation: Read caller values The final print displays 7 5; the second call does not overwrite first. Returning passes a value back to the caller. Local names belong to a function call; storing the returned value creates a separate caller binding.</w:t>
+      </w:r>
+    </w:p>
+    <w:p>
+      <w:pPr>
+        <w:pStyle w:val="Heading3"/>
+      </w:pPr>
+      <w:r>
+        <w:t>Practice 2: explain the deciding evidence</w:t>
+      </w:r>
+    </w:p>
+    <w:p>
+      <w:r>
+        <w:t>Changed-case practice: Add print(result) after the calls in a fresh script with no global result. Which conclusion is supported by the supplied facts?</w:t>
+      </w:r>
+    </w:p>
+    <w:p>
+      <w:r>
+        <w:t>1. We can decide the result without examining the changed input or the procedure.</w:t>
+      </w:r>
+    </w:p>
+    <w:p>
+      <w:r>
+        <w:t>2. NameError occurs because that local name is not defined in the caller.</w:t>
+      </w:r>
+    </w:p>
+    <w:p>
+      <w:r>
+        <w:t>3. This one example guarantees correct results for every future input.</w:t>
+      </w:r>
+    </w:p>
+    <w:p>
+      <w:pPr>
+        <w:pStyle w:val="Heading3"/>
+      </w:pPr>
+      <w:r>
+        <w:t>My selected conclusion, deciding fact and explanation</w:t>
+      </w:r>
+    </w:p>
+    <w:p>
+      <w:r>
+        <w:t>________________________________________________________________</w:t>
+      </w:r>
+    </w:p>
+    <w:p>
+      <w:r>
+        <w:t>________________________________________________________________</w:t>
+      </w:r>
+    </w:p>
+    <w:p>
+      <w:r>
+        <w:t>________________________________________________________________</w:t>
+      </w:r>
+    </w:p>
+    <w:p>
+      <w:r>
+        <w:t>________________________________________________________________</w:t>
+      </w:r>
+    </w:p>
+    <w:p>
+      <w:r>
+        <w:t>________________________________________________________________</w:t>
+      </w:r>
+    </w:p>
+    <w:p>
+      <w:r>
+        <w:t>Hint if needed: Use the changed condition and the deciding step in the pictorial trace. The answer must say what follows from those facts.</w:t>
+      </w:r>
+    </w:p>
+    <w:p>
+      <w:r>
+        <w:t>After your attempt, compare with the supported explanation: NameError occurs because that local name is not defined in the caller. A returned value and the function’s internal name are different things.</w:t>
+      </w:r>
+    </w:p>
+    <w:p>
+      <w:pPr>
+        <w:pStyle w:val="Heading3"/>
+      </w:pPr>
+      <w:r>
+        <w:t>Repair a missing building block</w:t>
+      </w:r>
+    </w:p>
+    <w:p>
+      <w:r>
+        <w:t>Review Functions and arguments (python-bridge/8). Goal: Distinguish a function definition from a function call. Short practice: Match every argument to a parameter for the two calls. Why do outputs differ, and what prints when both calls are removed?. Return to this week and explain what you changed.</w:t>
+      </w:r>
+    </w:p>
+    <w:p>
+      <w:r>
+        <w:t>Review Loops and trace tables (python-bridge/6). Goal: Trace variable values before and after each loop iteration. Short practice: List the four visited values and their running totals. Explain why 5 is absent and what prints for range(1,1).. Return to this week and explain what you changed.</w:t>
+      </w:r>
+    </w:p>
+    <w:p>
+      <w:r>
+        <w:t>Review Expressions and operator order (python-bridge/3). Goal: Evaluate numeric expressions using Python’s grouping rules. Short practice: Trace the operation order in both expressions. Identify which picture step changes with parentheses and predict both results when the multiplier becomes four.. Return to this week and explain what you changed.</w:t>
+      </w:r>
+    </w:p>
+    <w:p>
+      <w:pPr>
+        <w:pStyle w:val="Heading3"/>
+      </w:pPr>
+      <w:r>
+        <w:t>Predict, run and debug</w:t>
+      </w:r>
+    </w:p>
+    <w:p>
+      <w:r>
+        <w:t>The browser lab lets you edit the supported Python examples already included in this lesson. Predict first, run, inspect the actual output or error, change one input, then run again. Keep code, predictions, actual results and a reasoned revision together. On paper, label your result as a trace rather than an execution.</w:t>
+      </w:r>
+    </w:p>
+    <w:p>
+      <w:pPr>
+        <w:pStyle w:val="Heading3"/>
+      </w:pPr>
+      <w:r>
+        <w:t>Keep your completed work</w:t>
+      </w:r>
+    </w:p>
+    <w:p>
+      <w:r>
+        <w:t>Use Download completed work in the hosted lesson to export your answers, reflections, practice feedback and code-run evidence. Open the HTML copy to read or print it. Drafts stay in this browser when storage is available; clear drafts on a shared device.</w:t>
+      </w:r>
+    </w:p>
     <w:sectPr>
       <w:pgSz w:w="12240" w:h="15840"/>
       <w:pgMar w:top="936" w:right="1008" w:bottom="936" w:left="1008" w:header="720" w:footer="720" w:gutter="0"/>

--- a/downloads/student/bridge-week-09.docx
+++ b/downloads/student/bridge-week-09.docx
@@ -42,6 +42,11 @@
       </w:r>
     </w:p>
     <w:p>
+      <w:r>
+        <w:t>Start with the target: Use a returned value in a later calculation. Try the recall before opening notes.</w:t>
+      </w:r>
+    </w:p>
+    <w:p>
       <w:pPr>
         <w:pStyle w:val="Heading3"/>
       </w:pPr>
@@ -50,17 +55,47 @@
       </w:r>
     </w:p>
     <w:p>
-      <w:r>
+      <w:pPr>
+        <w:spacing w:line="336" w:lineRule="auto" w:after="180"/>
+      </w:pPr>
+      <w:r>
+        <w:rPr>
+          <w:b w:val="0"/>
+        </w:rPr>
         <w:t>I can use a returned value in a later calculation.</w:t>
       </w:r>
     </w:p>
     <w:p>
-      <w:r>
-        <w:t>I can trace local variables separately for each function call.</w:t>
-      </w:r>
-    </w:p>
-    <w:p>
-      <w:r>
+      <w:pPr>
+        <w:spacing w:line="336" w:lineRule="auto" w:after="180"/>
+      </w:pPr>
+      <w:r>
+        <w:rPr>
+          <w:b w:val="0"/>
+        </w:rPr>
+        <w:t xml:space="preserve">I can trace </w:t>
+      </w:r>
+      <w:r>
+        <w:rPr>
+          <w:b/>
+        </w:rPr>
+        <w:t>local variable</w:t>
+      </w:r>
+      <w:r>
+        <w:rPr>
+          <w:b w:val="0"/>
+        </w:rPr>
+        <w:t>s separately for each function call.</w:t>
+      </w:r>
+    </w:p>
+    <w:p>
+      <w:pPr>
+        <w:spacing w:line="336" w:lineRule="auto" w:after="180"/>
+      </w:pPr>
+      <w:r>
+        <w:rPr>
+          <w:b w:val="0"/>
+        </w:rPr>
         <w:t>I can detect a missing return and test repeated calls.</w:t>
       </w:r>
     </w:p>
@@ -73,47 +108,125 @@
       </w:r>
     </w:p>
     <w:p>
-      <w:r>
+      <w:pPr>
+        <w:spacing w:line="336" w:lineRule="auto" w:after="180"/>
+      </w:pPr>
+      <w:r>
+        <w:rPr>
+          <w:b w:val="0"/>
+        </w:rPr>
         <w:t>Close your notes first. A rough first answer helps us choose the right starting point; it is not a score for your ability.</w:t>
       </w:r>
     </w:p>
     <w:p>
-      <w:r>
+      <w:pPr>
+        <w:spacing w:line="336" w:lineRule="auto" w:after="180"/>
+      </w:pPr>
+      <w:r>
+        <w:rPr>
+          <w:b w:val="0"/>
+        </w:rPr>
         <w:t>Without opening the old lesson, explain one key idea from Functions and arguments. Give an example and a mistake that the idea helps you avoid.</w:t>
       </w:r>
     </w:p>
     <w:p>
-      <w:r>
+      <w:pPr>
+        <w:spacing w:line="336" w:lineRule="auto" w:after="180"/>
+      </w:pPr>
+      <w:r>
+        <w:rPr>
+          <w:b w:val="0"/>
+        </w:rPr>
         <w:t>Without opening the old lesson, explain one key idea from Loops and trace tables. Give an example and a mistake that the idea helps you avoid.</w:t>
       </w:r>
     </w:p>
     <w:p>
-      <w:r>
+      <w:pPr>
+        <w:spacing w:line="336" w:lineRule="auto" w:after="180"/>
+      </w:pPr>
+      <w:r>
+        <w:rPr>
+          <w:b w:val="0"/>
+        </w:rPr>
         <w:t>Without opening the old lesson, explain one key idea from Expressions and operator order. Give an example and a mistake that the idea helps you avoid.</w:t>
       </w:r>
     </w:p>
     <w:p>
-      <w:r>
-        <w:t>After trying, check the relevant lesson or ask your teacher. Change the part of your explanation that the evidence shows was wrong.</w:t>
-      </w:r>
-    </w:p>
-    <w:p>
-      <w:r>
+      <w:pPr>
+        <w:spacing w:line="336" w:lineRule="auto" w:after="180"/>
+      </w:pPr>
+      <w:r>
+        <w:rPr>
+          <w:b w:val="0"/>
+        </w:rPr>
+        <w:t xml:space="preserve">After trying, check the relevant lesson or ask your teacher. Change the part of your explanation that the </w:t>
+      </w:r>
+      <w:r>
+        <w:rPr>
+          <w:b/>
+        </w:rPr>
+        <w:t>evidence</w:t>
+      </w:r>
+      <w:r>
+        <w:rPr>
+          <w:b w:val="0"/>
+        </w:rPr>
+        <w:t xml:space="preserve"> shows was wrong.</w:t>
+      </w:r>
+    </w:p>
+    <w:p>
+      <w:pPr>
+        <w:spacing w:line="336" w:lineRule="auto" w:after="180"/>
+      </w:pPr>
+      <w:r>
+        <w:rPr>
+          <w:b w:val="0"/>
+        </w:rPr>
         <w:t>This week you will practise:</w:t>
       </w:r>
     </w:p>
     <w:p>
-      <w:r>
+      <w:pPr>
+        <w:spacing w:line="336" w:lineRule="auto" w:after="180"/>
+      </w:pPr>
+      <w:r>
+        <w:rPr>
+          <w:b w:val="0"/>
+        </w:rPr>
         <w:t>Use a returned value in a later calculation</w:t>
       </w:r>
     </w:p>
     <w:p>
-      <w:r>
-        <w:t>Trace local variables separately for each function call</w:t>
-      </w:r>
-    </w:p>
-    <w:p>
-      <w:r>
+      <w:pPr>
+        <w:spacing w:line="336" w:lineRule="auto" w:after="180"/>
+      </w:pPr>
+      <w:r>
+        <w:rPr>
+          <w:b w:val="0"/>
+        </w:rPr>
+        <w:t xml:space="preserve">Trace </w:t>
+      </w:r>
+      <w:r>
+        <w:rPr>
+          <w:b/>
+        </w:rPr>
+        <w:t>local variable</w:t>
+      </w:r>
+      <w:r>
+        <w:rPr>
+          <w:b w:val="0"/>
+        </w:rPr>
+        <w:t>s separately for each function call</w:t>
+      </w:r>
+    </w:p>
+    <w:p>
+      <w:pPr>
+        <w:spacing w:line="336" w:lineRule="auto" w:after="180"/>
+      </w:pPr>
+      <w:r>
+        <w:rPr>
+          <w:b w:val="0"/>
+        </w:rPr>
         <w:t>Detect a missing return and test repeated calls</w:t>
       </w:r>
     </w:p>
@@ -126,7 +239,14 @@
       </w:r>
     </w:p>
     <w:p>
-      <w:r>
+      <w:pPr>
+        <w:spacing w:line="336" w:lineRule="auto" w:after="180"/>
+        <w:shd w:fill="F5F1FB"/>
+      </w:pPr>
+      <w:r>
+        <w:rPr>
+          <w:b w:val="0"/>
+        </w:rPr>
         <w:t>A function show_remaining(capacity, used) prints capacity - used. What does calling it with (9, 4) display? Does defining it alone display that result?</w:t>
       </w:r>
     </w:p>
@@ -162,8 +282,26 @@
       </w:r>
     </w:p>
     <w:p>
-      <w:r>
-        <w:t>Trace return values and local state and explain the changed program before running it.</w:t>
+      <w:pPr>
+        <w:spacing w:line="336" w:lineRule="auto" w:after="180"/>
+      </w:pPr>
+      <w:r>
+        <w:rPr>
+          <w:b w:val="0"/>
+        </w:rPr>
+        <w:t xml:space="preserve">Trace </w:t>
+      </w:r>
+      <w:r>
+        <w:rPr>
+          <w:b/>
+        </w:rPr>
+        <w:t>return value</w:t>
+      </w:r>
+      <w:r>
+        <w:rPr>
+          <w:b w:val="0"/>
+        </w:rPr>
+        <w:t>s and local state and explain the changed program before running it.</w:t>
       </w:r>
     </w:p>
     <w:p>
@@ -176,12 +314,63 @@
     </w:p>
     <w:p>
       <w:r>
-        <w:t>Two fictional cupboards have spare spaces. We want to add their spare spaces without copying numbers from the screen. Last week a function printed each answer. This week a function returns its answer so the calling code can store it, combine it or choose to print it.</w:t>
-      </w:r>
-    </w:p>
-    <w:p>
-      <w:r>
-        <w:t>Assume nonnegative integer counts and used no greater than capacity. This calculation does not validate those assumptions. Work in a Python script so a call does not automatically display its return value as it might in an interactive console.</w:t>
+        <w:t>Investigate the supplied Return values and local state case. Separate observations, given facts and assumptions before choosing an explanation.</w:t>
+      </w:r>
+    </w:p>
+    <w:p>
+      <w:pPr>
+        <w:spacing w:line="336" w:lineRule="auto" w:after="180"/>
+      </w:pPr>
+      <w:r>
+        <w:rPr>
+          <w:b w:val="0"/>
+        </w:rPr>
+        <w:t>Two fictional cupboards have spare spaces. We want to add their spare spaces without copying numbers from the screen. Last week a function printed each answer.</w:t>
+      </w:r>
+    </w:p>
+    <w:p>
+      <w:pPr>
+        <w:spacing w:line="336" w:lineRule="auto" w:after="180"/>
+      </w:pPr>
+      <w:r>
+        <w:rPr>
+          <w:b w:val="0"/>
+        </w:rPr>
+        <w:t>This week a function returns its answer so the calling code can store it, combine it or choose to print it.</w:t>
+      </w:r>
+    </w:p>
+    <w:p>
+      <w:pPr>
+        <w:spacing w:line="336" w:lineRule="auto" w:after="180"/>
+      </w:pPr>
+      <w:r>
+        <w:rPr>
+          <w:b w:val="0"/>
+        </w:rPr>
+        <w:t>Assume nonnegative integer counts and used no greater than capacity. This calculation does not validate those assumptions.</w:t>
+      </w:r>
+    </w:p>
+    <w:p>
+      <w:pPr>
+        <w:spacing w:line="336" w:lineRule="auto" w:after="180"/>
+      </w:pPr>
+      <w:r>
+        <w:rPr>
+          <w:b w:val="0"/>
+        </w:rPr>
+        <w:t xml:space="preserve">Work in a Python script so a call does not automatically display its </w:t>
+      </w:r>
+      <w:r>
+        <w:rPr>
+          <w:b/>
+        </w:rPr>
+        <w:t>return value</w:t>
+      </w:r>
+      <w:r>
+        <w:rPr>
+          <w:b w:val="0"/>
+        </w:rPr>
+        <w:t xml:space="preserve"> as it might in an interactive console.</w:t>
       </w:r>
     </w:p>
     <w:p>
@@ -213,6 +402,11 @@
       </w:pPr>
       <w:r>
         <w:t>03. See how it works</w:t>
+      </w:r>
+    </w:p>
+    <w:p>
+      <w:r>
+        <w:t>Follow the mechanism for Return values and local state. Connect each labelled input, deciding step and result.</w:t>
       </w:r>
     </w:p>
     <w:p>
@@ -360,8 +554,25 @@
       </w:r>
     </w:p>
     <w:p>
-      <w:r>
-        <w:t>return spaces ends the current function call and sends the value of spaces back. The assignment first = remaining(12, 4) waits for that value and stores 8. The next call stores 3 in second. Neither call prints. The final statement prints 11. A statement after an executed return in the same call is not reached.</w:t>
+      <w:pPr>
+        <w:spacing w:line="336" w:lineRule="auto" w:after="180"/>
+      </w:pPr>
+      <w:r>
+        <w:rPr>
+          <w:b w:val="0"/>
+        </w:rPr>
+        <w:t>return spaces ends the current function call and sends the value of spaces back. The assignment first = remaining(12, 4) waits for that value and stores 8. The next call stores 3 in second. Neither call prints.</w:t>
+      </w:r>
+    </w:p>
+    <w:p>
+      <w:pPr>
+        <w:spacing w:line="336" w:lineRule="auto" w:after="180"/>
+      </w:pPr>
+      <w:r>
+        <w:rPr>
+          <w:b w:val="0"/>
+        </w:rPr>
+        <w:t>The final statement prints 11. A statement after an executed return in the same call is not reached.</w:t>
       </w:r>
     </w:p>
     <w:p>
@@ -373,8 +584,26 @@
       </w:r>
     </w:p>
     <w:p>
-      <w:r>
-        <w:t>Point to the input, the deciding step and the result in this week’s visual. Explain the same step in ordinary words. A picture helps when you can say what each part represents.</w:t>
+      <w:pPr>
+        <w:spacing w:line="336" w:lineRule="auto" w:after="180"/>
+      </w:pPr>
+      <w:r>
+        <w:rPr>
+          <w:b w:val="0"/>
+        </w:rPr>
+        <w:t xml:space="preserve">Point to the </w:t>
+      </w:r>
+      <w:r>
+        <w:rPr>
+          <w:b/>
+        </w:rPr>
+        <w:t>input</w:t>
+      </w:r>
+      <w:r>
+        <w:rPr>
+          <w:b w:val="0"/>
+        </w:rPr>
+        <w:t>, the deciding step and the result in this week’s visual. Explain the same step in ordinary words. A picture helps when you can say what each part represents.</w:t>
       </w:r>
     </w:p>
     <w:p>
@@ -386,6 +615,11 @@
       </w:r>
     </w:p>
     <w:p>
+      <w:r>
+        <w:t>Compare the supplied cases for Return values and local state. Identify the detail that changes the conclusion.</w:t>
+      </w:r>
+    </w:p>
+    <w:p>
       <w:pPr>
         <w:pStyle w:val="Heading3"/>
       </w:pPr>
@@ -394,7 +628,13 @@
       </w:r>
     </w:p>
     <w:p>
-      <w:r>
+      <w:pPr>
+        <w:spacing w:line="336" w:lineRule="auto" w:after="180"/>
+      </w:pPr>
+      <w:r>
+        <w:rPr>
+          <w:b w:val="0"/>
+        </w:rPr>
         <w:t>Using the correct definition, store a = remaining(8, 3), b = remaining(8, 8), c = remaining(8, 3). State a, b and c. In a fresh script, explain why print(spaces) outside the function fails.</w:t>
       </w:r>
     </w:p>
@@ -440,17 +680,80 @@
       </w:r>
     </w:p>
     <w:p>
-      <w:r>
+      <w:pPr>
+        <w:pStyle w:val="Heading3"/>
+      </w:pPr>
+      <w:r>
+        <w:t>Change one thing</w:t>
+      </w:r>
+    </w:p>
+    <w:p>
+      <w:pPr>
+        <w:spacing w:line="336" w:lineRule="auto" w:after="180"/>
+        <w:shd w:fill="F5F1FB"/>
+      </w:pPr>
+      <w:r>
+        <w:rPr>
+          <w:b w:val="0"/>
+        </w:rPr>
         <w:t>Change: Add print(result) after the calls in a fresh script with no global result.</w:t>
       </w:r>
     </w:p>
     <w:p>
-      <w:r>
-        <w:t>Prediction: NameError occurs because that local name is not defined in the caller.</w:t>
-      </w:r>
-    </w:p>
-    <w:p>
-      <w:r>
+      <w:pPr>
+        <w:pStyle w:val="Heading3"/>
+      </w:pPr>
+      <w:r>
+        <w:t>Predicted result</w:t>
+      </w:r>
+    </w:p>
+    <w:p>
+      <w:pPr>
+        <w:spacing w:line="336" w:lineRule="auto" w:after="180"/>
+        <w:shd w:fill="F1F6FC"/>
+      </w:pPr>
+      <w:r>
+        <w:rPr>
+          <w:b/>
+        </w:rPr>
+        <w:t>Prediction</w:t>
+      </w:r>
+      <w:r>
+        <w:rPr>
+          <w:b w:val="0"/>
+        </w:rPr>
+        <w:t xml:space="preserve">: NameError occurs because that local name is not defined in the </w:t>
+      </w:r>
+      <w:r>
+        <w:rPr>
+          <w:b/>
+        </w:rPr>
+        <w:t>caller</w:t>
+      </w:r>
+      <w:r>
+        <w:rPr>
+          <w:b w:val="0"/>
+        </w:rPr>
+        <w:t>.</w:t>
+      </w:r>
+    </w:p>
+    <w:p>
+      <w:pPr>
+        <w:pStyle w:val="Heading3"/>
+      </w:pPr>
+      <w:r>
+        <w:t>Why the result follows</w:t>
+      </w:r>
+    </w:p>
+    <w:p>
+      <w:pPr>
+        <w:spacing w:line="336" w:lineRule="auto" w:after="180"/>
+        <w:shd w:fill="F1F6FC"/>
+      </w:pPr>
+      <w:r>
+        <w:rPr>
+          <w:b w:val="0"/>
+        </w:rPr>
         <w:t>Reason: A returned value and the function’s internal name are different things.</w:t>
       </w:r>
     </w:p>
@@ -460,6 +763,11 @@
       </w:pPr>
       <w:r>
         <w:t>05. Words that unlock the idea</w:t>
+      </w:r>
+    </w:p>
+    <w:p>
+      <w:r>
+        <w:t>Use the vocabulary of Return values and local state to explain a concrete decision, rather than only memorising definitions.</w:t>
       </w:r>
     </w:p>
     <w:tbl>
@@ -639,6 +947,11 @@
         <w:t>06. Follow a worked example</w:t>
       </w:r>
     </w:p>
+    <w:p>
+      <w:r>
+        <w:t>Follow the worked trace for Return values and local state, predict a step, then compare with its explanation.</w:t>
+      </w:r>
+    </w:p>
     <w:tbl>
       <w:tblPr>
         <w:tblStyle w:val="LightShading-Accent1"/>
@@ -783,15 +1096,42 @@
       </w:tr>
     </w:tbl>
     <w:p>
-      <w:r>
-        <w:t>capacity, used and spaces belong to the current call. The second call gets new parameter values and calculates its own spaces; it does not overwrite first. In a fresh script with no outside variable called spaces, adding print(spaces) after the calls raises NameError. Use the returned value stored in first or second instead.</w:t>
-      </w:r>
-    </w:p>
-    <w:p>
       <w:pPr>
         <w:pStyle w:val="Heading3"/>
       </w:pPr>
       <w:r>
+        <w:t>Worked explanation · Return values and local state</w:t>
+      </w:r>
+    </w:p>
+    <w:p>
+      <w:pPr>
+        <w:spacing w:line="336" w:lineRule="auto" w:after="180"/>
+        <w:shd w:fill="F1F6FC"/>
+      </w:pPr>
+      <w:r>
+        <w:rPr>
+          <w:b w:val="0"/>
+        </w:rPr>
+        <w:t>capacity, used and spaces belong to the current call. The second call gets new parameter values and calculates its own spaces; it does not overwrite first.</w:t>
+      </w:r>
+    </w:p>
+    <w:p>
+      <w:pPr>
+        <w:spacing w:line="336" w:lineRule="auto" w:after="180"/>
+        <w:shd w:fill="F1F6FC"/>
+      </w:pPr>
+      <w:r>
+        <w:rPr>
+          <w:b w:val="0"/>
+        </w:rPr>
+        <w:t>In a fresh script with no outside variable called spaces, adding print(spaces) after the calls raises NameError. Use the returned value stored in first or second instead.</w:t>
+      </w:r>
+    </w:p>
+    <w:p>
+      <w:pPr>
+        <w:pStyle w:val="Heading3"/>
+      </w:pPr>
+      <w:r>
         <w:t>Change the calls to remaining(9, 9) and remaining(9, 0). What values are stored and what does their sum print? What happens if only the final print statement is removed?</w:t>
       </w:r>
     </w:p>
@@ -829,7 +1169,13 @@
       </w:r>
     </w:p>
     <w:p>
-      <w:r>
+      <w:pPr>
+        <w:spacing w:line="336" w:lineRule="auto" w:after="180"/>
+      </w:pPr>
+      <w:r>
+        <w:rPr>
+          <w:b w:val="0"/>
+        </w:rPr>
         <w:t>Cover the result before checking it. Say what is given, choose the procedure, and follow one step at a time. Then uncover the result and explain your first mismatch. Ask why a step is allowed, not only what number it produces.</w:t>
       </w:r>
     </w:p>
@@ -842,8 +1188,32 @@
       </w:r>
     </w:p>
     <w:p>
-      <w:r>
-        <w:t>Return values survive their calls. A function returns a local calculation that the caller stores.</w:t>
+      <w:pPr>
+        <w:spacing w:line="336" w:lineRule="auto" w:after="180"/>
+      </w:pPr>
+      <w:r>
+        <w:rPr>
+          <w:b/>
+        </w:rPr>
+        <w:t>Return value</w:t>
+      </w:r>
+      <w:r>
+        <w:rPr>
+          <w:b w:val="0"/>
+        </w:rPr>
+        <w:t xml:space="preserve">s survive their calls. A function returns a local calculation that the </w:t>
+      </w:r>
+      <w:r>
+        <w:rPr>
+          <w:b/>
+        </w:rPr>
+        <w:t>caller</w:t>
+      </w:r>
+      <w:r>
+        <w:rPr>
+          <w:b w:val="0"/>
+        </w:rPr>
+        <w:t xml:space="preserve"> stores.</w:t>
       </w:r>
     </w:p>
     <w:p>
@@ -855,7 +1225,22 @@
       </w:r>
     </w:p>
     <w:p>
-      <w:r>
+      <w:pPr>
+        <w:pStyle w:val="Heading3"/>
+      </w:pPr>
+      <w:r>
+        <w:t>Supplied facts</w:t>
+      </w:r>
+    </w:p>
+    <w:p>
+      <w:pPr>
+        <w:spacing w:line="336" w:lineRule="auto" w:after="180"/>
+        <w:shd w:fill="F1F6FC"/>
+      </w:pPr>
+      <w:r>
+        <w:rPr>
+          <w:b w:val="0"/>
+        </w:rPr>
         <w:t>Python 3: def extra(a,b): result=a+b; return result. Then first=extra(2,5); second=extra(4,1); print(first,second).</w:t>
       </w:r>
     </w:p>
@@ -1019,30 +1404,126 @@
       </w:r>
     </w:p>
     <w:p>
-      <w:r>
-        <w:t>Returning passes a value back to the caller. Local names belong to a function call; storing the returned value creates a separate caller binding.</w:t>
-      </w:r>
-    </w:p>
-    <w:p>
       <w:pPr>
         <w:pStyle w:val="Heading3"/>
       </w:pPr>
       <w:r>
+        <w:t>Why the result follows</w:t>
+      </w:r>
+    </w:p>
+    <w:p>
+      <w:pPr>
+        <w:spacing w:line="336" w:lineRule="auto" w:after="180"/>
+        <w:shd w:fill="F1F6FC"/>
+      </w:pPr>
+      <w:r>
+        <w:rPr>
+          <w:b w:val="0"/>
+        </w:rPr>
+        <w:t xml:space="preserve">Returning passes a value back to the </w:t>
+      </w:r>
+      <w:r>
+        <w:rPr>
+          <w:b/>
+        </w:rPr>
+        <w:t>caller</w:t>
+      </w:r>
+      <w:r>
+        <w:rPr>
+          <w:b w:val="0"/>
+        </w:rPr>
+        <w:t xml:space="preserve">. Local names belong to a function call; storing the returned value creates a separate </w:t>
+      </w:r>
+      <w:r>
+        <w:rPr>
+          <w:b/>
+        </w:rPr>
+        <w:t>caller</w:t>
+      </w:r>
+      <w:r>
+        <w:rPr>
+          <w:b w:val="0"/>
+        </w:rPr>
+        <w:t xml:space="preserve"> binding.</w:t>
+      </w:r>
+    </w:p>
+    <w:p>
+      <w:pPr>
+        <w:pStyle w:val="Heading3"/>
+      </w:pPr>
+      <w:r>
         <w:t>What this example does not establish</w:t>
       </w:r>
     </w:p>
     <w:p>
-      <w:r>
+      <w:pPr>
+        <w:pStyle w:val="Heading3"/>
+      </w:pPr>
+      <w:r>
+        <w:t>Keep the stated limit</w:t>
+      </w:r>
+    </w:p>
+    <w:p>
+      <w:pPr>
+        <w:spacing w:line="336" w:lineRule="auto" w:after="180"/>
+        <w:shd w:fill="FFF5E6"/>
+      </w:pPr>
+      <w:r>
+        <w:rPr>
+          <w:b w:val="0"/>
+        </w:rPr>
         <w:t>The example uses immutable integers; shared mutable objects require additional reasoning about references.</w:t>
       </w:r>
     </w:p>
     <w:p>
-      <w:r>
-        <w:t>Read the labelled picture: Trace the two returned values and explain why first stays seven. What happens if the caller tries to print result directly?</w:t>
-      </w:r>
-    </w:p>
-    <w:p>
-      <w:r>
+      <w:pPr>
+        <w:pStyle w:val="Heading3"/>
+      </w:pPr>
+      <w:r>
+        <w:t>Keep the stated limit</w:t>
+      </w:r>
+    </w:p>
+    <w:p>
+      <w:pPr>
+        <w:spacing w:line="336" w:lineRule="auto" w:after="180"/>
+        <w:shd w:fill="FFF5E6"/>
+      </w:pPr>
+      <w:r>
+        <w:rPr>
+          <w:b w:val="0"/>
+        </w:rPr>
+        <w:t xml:space="preserve">Read the labelled picture: Trace the two returned values and explain why first stays seven. What happens if the </w:t>
+      </w:r>
+      <w:r>
+        <w:rPr>
+          <w:b/>
+        </w:rPr>
+        <w:t>caller</w:t>
+      </w:r>
+      <w:r>
+        <w:rPr>
+          <w:b w:val="0"/>
+        </w:rPr>
+        <w:t xml:space="preserve"> tries to print result directly?</w:t>
+      </w:r>
+    </w:p>
+    <w:p>
+      <w:pPr>
+        <w:pStyle w:val="Heading3"/>
+      </w:pPr>
+      <w:r>
+        <w:t>Keep the stated limit</w:t>
+      </w:r>
+    </w:p>
+    <w:p>
+      <w:pPr>
+        <w:spacing w:line="336" w:lineRule="auto" w:after="180"/>
+        <w:shd w:fill="FFF5E6"/>
+      </w:pPr>
+      <w:r>
+        <w:rPr>
+          <w:b w:val="0"/>
+        </w:rPr>
         <w:t>Change one thing: Add print(result) after the calls in a fresh script with no global result. Predict the result before checking the explanation. What remains the same?</w:t>
       </w:r>
     </w:p>
@@ -1052,6 +1533,11 @@
       </w:pPr>
       <w:r>
         <w:t>07. Find and repair a mistake</w:t>
+      </w:r>
+    </w:p>
+    <w:p>
+      <w:r>
+        <w:t>Find the unsupported step in the Return values and local state claim and explain a repair using the supplied evidence.</w:t>
       </w:r>
     </w:p>
     <w:p>
@@ -1073,13 +1559,119 @@
       </w:r>
     </w:p>
     <w:p>
-      <w:r>
-        <w:t>This faulty version displays 8 and then None. It reaches the end of its body without a return statement, so the call returns None. Printing 8 inside the function does not make 8 its return value. None is not zero. Trying answer + 1 raises TypeError in this example.</w:t>
-      </w:r>
-    </w:p>
-    <w:p>
-      <w:r>
-        <w:t>Replace print(spaces) inside the function with return spaces. Keep print(answer) in the caller. The repaired script prints 8 once, and the caller can calculate answer + 1. Test the stored value as well as what appears on screen.</w:t>
+      <w:pPr>
+        <w:spacing w:line="336" w:lineRule="auto" w:after="180"/>
+      </w:pPr>
+      <w:r>
+        <w:rPr>
+          <w:b w:val="0"/>
+        </w:rPr>
+        <w:t xml:space="preserve">This faulty version displays 8 and then </w:t>
+      </w:r>
+      <w:r>
+        <w:rPr>
+          <w:b/>
+        </w:rPr>
+        <w:t>None</w:t>
+      </w:r>
+      <w:r>
+        <w:rPr>
+          <w:b w:val="0"/>
+        </w:rPr>
+        <w:t xml:space="preserve">. It reaches the end of its body without a return statement, so the call returns </w:t>
+      </w:r>
+      <w:r>
+        <w:rPr>
+          <w:b/>
+        </w:rPr>
+        <w:t>None</w:t>
+      </w:r>
+      <w:r>
+        <w:rPr>
+          <w:b w:val="0"/>
+        </w:rPr>
+        <w:t xml:space="preserve">. Printing 8 inside the function does not make 8 its </w:t>
+      </w:r>
+      <w:r>
+        <w:rPr>
+          <w:b/>
+        </w:rPr>
+        <w:t>return value</w:t>
+      </w:r>
+      <w:r>
+        <w:rPr>
+          <w:b w:val="0"/>
+        </w:rPr>
+        <w:t xml:space="preserve">. </w:t>
+      </w:r>
+      <w:r>
+        <w:rPr>
+          <w:b/>
+        </w:rPr>
+        <w:t>None</w:t>
+      </w:r>
+      <w:r>
+        <w:rPr>
+          <w:b w:val="0"/>
+        </w:rPr>
+        <w:t xml:space="preserve"> is not zero.</w:t>
+      </w:r>
+    </w:p>
+    <w:p>
+      <w:pPr>
+        <w:spacing w:line="336" w:lineRule="auto" w:after="180"/>
+      </w:pPr>
+      <w:r>
+        <w:rPr>
+          <w:b w:val="0"/>
+        </w:rPr>
+        <w:t>Trying answer + 1 raises TypeError in this example.</w:t>
+      </w:r>
+    </w:p>
+    <w:p>
+      <w:pPr>
+        <w:spacing w:line="336" w:lineRule="auto" w:after="180"/>
+      </w:pPr>
+      <w:r>
+        <w:rPr>
+          <w:b w:val="0"/>
+        </w:rPr>
+        <w:t xml:space="preserve">Replace print(spaces) inside the function with return spaces. Keep print(answer) in the </w:t>
+      </w:r>
+      <w:r>
+        <w:rPr>
+          <w:b/>
+        </w:rPr>
+        <w:t>caller</w:t>
+      </w:r>
+      <w:r>
+        <w:rPr>
+          <w:b w:val="0"/>
+        </w:rPr>
+        <w:t xml:space="preserve">. The repaired script prints 8 once, and the </w:t>
+      </w:r>
+      <w:r>
+        <w:rPr>
+          <w:b/>
+        </w:rPr>
+        <w:t>caller</w:t>
+      </w:r>
+      <w:r>
+        <w:rPr>
+          <w:b w:val="0"/>
+        </w:rPr>
+        <w:t xml:space="preserve"> can calculate answer + 1.</w:t>
+      </w:r>
+    </w:p>
+    <w:p>
+      <w:pPr>
+        <w:spacing w:line="336" w:lineRule="auto" w:after="180"/>
+      </w:pPr>
+      <w:r>
+        <w:rPr>
+          <w:b w:val="0"/>
+        </w:rPr>
+        <w:t>Test the stored value as well as what appears on screen.</w:t>
       </w:r>
     </w:p>
     <w:p>
@@ -1091,8 +1683,26 @@
       </w:r>
     </w:p>
     <w:p>
-      <w:r>
-        <w:t>Use the faulty printing version with answer = remaining(11, 2). State the displayed number and the value stored in answer. Explain why print(answer + 1) fails, then repair the function and predict the repaired output.</w:t>
+      <w:pPr>
+        <w:spacing w:line="336" w:lineRule="auto" w:after="180"/>
+      </w:pPr>
+      <w:r>
+        <w:rPr>
+          <w:b w:val="0"/>
+        </w:rPr>
+        <w:t xml:space="preserve">Use the faulty printing version with answer = remaining(11, 2). State the displayed number and the value stored in answer. Explain why print(answer + 1) fails, then repair the function and predict the repaired </w:t>
+      </w:r>
+      <w:r>
+        <w:rPr>
+          <w:b/>
+        </w:rPr>
+        <w:t>output</w:t>
+      </w:r>
+      <w:r>
+        <w:rPr>
+          <w:b w:val="0"/>
+        </w:rPr>
+        <w:t>.</w:t>
       </w:r>
     </w:p>
     <w:p>
@@ -1143,6 +1753,17 @@
     </w:p>
     <w:p>
       <w:r>
+        <w:t>Practise Return values and local state with support, then explain the deciding step in your own words.</w:t>
+      </w:r>
+    </w:p>
+    <w:p>
+      <w:pPr>
+        <w:spacing w:line="336" w:lineRule="auto" w:after="180"/>
+      </w:pPr>
+      <w:r>
+        <w:rPr>
+          <w:b w:val="0"/>
+        </w:rPr>
         <w:t>Using the correct worked definition, execute result = remaining(15, 6), then doubled = result * 2. State both stored values and what the script displays before a print statement is added.</w:t>
       </w:r>
     </w:p>
@@ -1216,8 +1837,38 @@
       </w:r>
     </w:p>
     <w:p>
-      <w:r>
-        <w:t>Use workbook W2 for the connected example “Return values and local state”. First fill the input and rule boxes. Try the middle steps before asking for a hint. After a hint, try the next step yourself.</w:t>
+      <w:pPr>
+        <w:spacing w:line="336" w:lineRule="auto" w:after="180"/>
+      </w:pPr>
+      <w:r>
+        <w:rPr>
+          <w:b w:val="0"/>
+        </w:rPr>
+        <w:t>Use workbook W2 for the connected example “</w:t>
+      </w:r>
+      <w:r>
+        <w:rPr>
+          <w:b/>
+        </w:rPr>
+        <w:t>Return value</w:t>
+      </w:r>
+      <w:r>
+        <w:rPr>
+          <w:b w:val="0"/>
+        </w:rPr>
+        <w:t xml:space="preserve">s and local state”. First fill the </w:t>
+      </w:r>
+      <w:r>
+        <w:rPr>
+          <w:b/>
+        </w:rPr>
+        <w:t>input</w:t>
+      </w:r>
+      <w:r>
+        <w:rPr>
+          <w:b w:val="0"/>
+        </w:rPr>
+        <w:t xml:space="preserve"> and rule boxes. Try the middle steps before asking for a hint. After a hint, try the next step yourself.</w:t>
       </w:r>
     </w:p>
     <w:tbl>
@@ -1300,7 +1951,13 @@
       </w:tr>
     </w:tbl>
     <w:p>
-      <w:r>
+      <w:pPr>
+        <w:spacing w:line="336" w:lineRule="auto" w:after="180"/>
+      </w:pPr>
+      <w:r>
+        <w:rPr>
+          <w:b w:val="0"/>
+        </w:rPr>
         <w:t>Explain your trace to a partner. Your partner points to one step to check. Swap roles on the next case. Each person writes their own explanation.</w:t>
       </w:r>
     </w:p>
@@ -1313,12 +1970,47 @@
       </w:r>
     </w:p>
     <w:p>
-      <w:r>
-        <w:t>Use the worked case for Return values and local state. Proposed explanation: “Printing a value returns that value”. Decide whether this explanation is supported. Point to the step or supplied fact that decides; explain your repair if needed.</w:t>
-      </w:r>
-    </w:p>
-    <w:p>
-      <w:r>
+      <w:pPr>
+        <w:spacing w:line="336" w:lineRule="auto" w:after="180"/>
+      </w:pPr>
+      <w:r>
+        <w:rPr>
+          <w:b w:val="0"/>
+        </w:rPr>
+        <w:t xml:space="preserve">Use the worked case for </w:t>
+      </w:r>
+      <w:r>
+        <w:rPr>
+          <w:b/>
+        </w:rPr>
+        <w:t>Return value</w:t>
+      </w:r>
+      <w:r>
+        <w:rPr>
+          <w:b w:val="0"/>
+        </w:rPr>
+        <w:t>s and local state. Proposed explanation: “Printing a value returns that value”. Decide whether this explanation is supported.</w:t>
+      </w:r>
+    </w:p>
+    <w:p>
+      <w:pPr>
+        <w:spacing w:line="336" w:lineRule="auto" w:after="180"/>
+      </w:pPr>
+      <w:r>
+        <w:rPr>
+          <w:b w:val="0"/>
+        </w:rPr>
+        <w:t>Point to the step or supplied fact that decides; explain your repair if needed.</w:t>
+      </w:r>
+    </w:p>
+    <w:p>
+      <w:pPr>
+        <w:spacing w:line="336" w:lineRule="auto" w:after="180"/>
+      </w:pPr>
+      <w:r>
+        <w:rPr>
+          <w:b w:val="0"/>
+        </w:rPr>
         <w:t>Answer on your own before discussion. If you are unsure, say which step you need help with.</w:t>
       </w:r>
     </w:p>
@@ -1331,8 +2023,27 @@
       </w:r>
     </w:p>
     <w:p>
-      <w:r>
-        <w:t>Trace the two returned values and explain why first stays seven. What happens if the caller tries to print result directly?</w:t>
+      <w:pPr>
+        <w:spacing w:line="336" w:lineRule="auto" w:after="180"/>
+        <w:shd w:fill="F5F1FB"/>
+      </w:pPr>
+      <w:r>
+        <w:rPr>
+          <w:b w:val="0"/>
+        </w:rPr>
+        <w:t xml:space="preserve">Trace the two returned values and explain why first stays seven. What happens if the </w:t>
+      </w:r>
+      <w:r>
+        <w:rPr>
+          <w:b/>
+        </w:rPr>
+        <w:t>caller</w:t>
+      </w:r>
+      <w:r>
+        <w:rPr>
+          <w:b w:val="0"/>
+        </w:rPr>
+        <w:t xml:space="preserve"> tries to print result directly?</w:t>
       </w:r>
     </w:p>
     <w:p>
@@ -1364,7 +2075,13 @@
       </w:r>
     </w:p>
     <w:p>
-      <w:r>
+      <w:pPr>
+        <w:spacing w:line="336" w:lineRule="auto" w:after="180"/>
+      </w:pPr>
+      <w:r>
+        <w:rPr>
+          <w:b w:val="0"/>
+        </w:rPr>
         <w:t>This is supported practice. Keep the separately named independent case for an attempt before feedback.</w:t>
       </w:r>
     </w:p>
@@ -1377,6 +2094,11 @@
       </w:r>
     </w:p>
     <w:p>
+      <w:r>
+        <w:t>Investigate Return values and local state. Record the prediction, actual observation or labelled paper trace, explanation and next test separately.</w:t>
+      </w:r>
+    </w:p>
+    <w:p>
       <w:pPr>
         <w:pStyle w:val="Heading3"/>
       </w:pPr>
@@ -1385,7 +2107,13 @@
       </w:r>
     </w:p>
     <w:p>
-      <w:r>
+      <w:pPr>
+        <w:spacing w:line="336" w:lineRule="auto" w:after="180"/>
+      </w:pPr>
+      <w:r>
+        <w:rPr>
+          <w:b w:val="0"/>
+        </w:rPr>
         <w:t>Using the correct definition, store a = remaining(8, 3), b = remaining(8, 8), c = remaining(8, 3). State a, b and c. In a fresh script, explain why print(spaces) outside the function fails.</w:t>
       </w:r>
     </w:p>
@@ -1564,7 +2292,13 @@
       </w:tr>
     </w:tbl>
     <w:p>
-      <w:r>
+      <w:pPr>
+        <w:spacing w:line="336" w:lineRule="auto" w:after="180"/>
+      </w:pPr>
+      <w:r>
+        <w:rPr>
+          <w:b w:val="0"/>
+        </w:rPr>
         <w:t>On paper, trace the supplied procedure. If code is provided, predict before running it in a local practice file. Never write an expected answer as though it were an observed run.</w:t>
       </w:r>
     </w:p>
@@ -1577,7 +2311,13 @@
       </w:r>
     </w:p>
     <w:p>
-      <w:r>
+      <w:pPr>
+        <w:spacing w:line="336" w:lineRule="auto" w:after="180"/>
+      </w:pPr>
+      <w:r>
+        <w:rPr>
+          <w:b w:val="0"/>
+        </w:rPr>
         <w:t>Before trying: what do I expect, and why? While trying: which step could first go wrong? Afterwards: what did I actually observe, and what should change? Keep “not run” if you only traced the procedure.</w:t>
       </w:r>
     </w:p>
@@ -1590,6 +2330,11 @@
       </w:r>
     </w:p>
     <w:p>
+      <w:r>
+        <w:t>Move from recall to tracing, diagnosis and transfer in Return values and local state. Explain why each step is justified.</w:t>
+      </w:r>
+    </w:p>
+    <w:p>
       <w:pPr>
         <w:pStyle w:val="Heading3"/>
       </w:pPr>
@@ -1598,17 +2343,47 @@
       </w:r>
     </w:p>
     <w:p>
-      <w:r>
+      <w:pPr>
+        <w:spacing w:line="336" w:lineRule="auto" w:after="180"/>
+      </w:pPr>
+      <w:r>
+        <w:rPr>
+          <w:b w:val="0"/>
+        </w:rPr>
         <w:t>Using the correct worked definition, execute result = remaining(15, 6), then doubled = result * 2. State both stored values and what the script displays before a print statement is added.</w:t>
       </w:r>
     </w:p>
     <w:p>
-      <w:r>
-        <w:t>Use the faulty printing version with answer = remaining(11, 2). State the displayed number and the value stored in answer. Explain why print(answer + 1) fails, then repair the function and predict the repaired output.</w:t>
-      </w:r>
-    </w:p>
-    <w:p>
-      <w:r>
+      <w:pPr>
+        <w:spacing w:line="336" w:lineRule="auto" w:after="180"/>
+      </w:pPr>
+      <w:r>
+        <w:rPr>
+          <w:b w:val="0"/>
+        </w:rPr>
+        <w:t xml:space="preserve">Use the faulty printing version with answer = remaining(11, 2). State the displayed number and the value stored in answer. Explain why print(answer + 1) fails, then repair the function and predict the repaired </w:t>
+      </w:r>
+      <w:r>
+        <w:rPr>
+          <w:b/>
+        </w:rPr>
+        <w:t>output</w:t>
+      </w:r>
+      <w:r>
+        <w:rPr>
+          <w:b w:val="0"/>
+        </w:rPr>
+        <w:t>.</w:t>
+      </w:r>
+    </w:p>
+    <w:p>
+      <w:pPr>
+        <w:spacing w:line="336" w:lineRule="auto" w:after="180"/>
+      </w:pPr>
+      <w:r>
+        <w:rPr>
+          <w:b w:val="0"/>
+        </w:rPr>
         <w:t>A function body has spaces = capacity - used, then return spaces, then print("done"), all at the same indentation. What does answer = remaining(4, 4) store and display? Explain whether the final print can run.</w:t>
       </w:r>
     </w:p>
@@ -1655,7 +2430,77 @@
     </w:p>
     <w:p>
       <w:r>
-        <w:t>Add a labelled return values and local state evidence sheet to Python readiness portfolio. Show how you can use a returned value in a later calculation. Use the supplied fictional case and keep its inputs, intermediate steps, calculation or prediction, and limitation. Connect this record to last week’s record; a matching answer without a trace is insufficient.</w:t>
+        <w:t>Apply this week’s idea to Python readiness portfolio. Keep an annotated decision and the evidence supporting it.</w:t>
+      </w:r>
+    </w:p>
+    <w:p>
+      <w:pPr>
+        <w:spacing w:line="336" w:lineRule="auto" w:after="180"/>
+      </w:pPr>
+      <w:r>
+        <w:rPr>
+          <w:b w:val="0"/>
+        </w:rPr>
+        <w:t xml:space="preserve">Add a labelled </w:t>
+      </w:r>
+      <w:r>
+        <w:rPr>
+          <w:b/>
+        </w:rPr>
+        <w:t>return value</w:t>
+      </w:r>
+      <w:r>
+        <w:rPr>
+          <w:b w:val="0"/>
+        </w:rPr>
+        <w:t xml:space="preserve">s and local state </w:t>
+      </w:r>
+      <w:r>
+        <w:rPr>
+          <w:b/>
+        </w:rPr>
+        <w:t>evidence</w:t>
+      </w:r>
+      <w:r>
+        <w:rPr>
+          <w:b w:val="0"/>
+        </w:rPr>
+        <w:t xml:space="preserve"> sheet to Python readiness portfolio. Show how you can use a returned value in a later calculation.</w:t>
+      </w:r>
+    </w:p>
+    <w:p>
+      <w:pPr>
+        <w:spacing w:line="336" w:lineRule="auto" w:after="180"/>
+      </w:pPr>
+      <w:r>
+        <w:rPr>
+          <w:b w:val="0"/>
+        </w:rPr>
+        <w:t xml:space="preserve">Use the supplied fictional case and keep its </w:t>
+      </w:r>
+      <w:r>
+        <w:rPr>
+          <w:b/>
+        </w:rPr>
+        <w:t>input</w:t>
+      </w:r>
+      <w:r>
+        <w:rPr>
+          <w:b w:val="0"/>
+        </w:rPr>
+        <w:t xml:space="preserve">s, intermediate steps, calculation or </w:t>
+      </w:r>
+      <w:r>
+        <w:rPr>
+          <w:b/>
+        </w:rPr>
+        <w:t>prediction</w:t>
+      </w:r>
+      <w:r>
+        <w:rPr>
+          <w:b w:val="0"/>
+        </w:rPr>
+        <w:t>, and limitation. Connect this record to last week’s record; a matching answer without a trace is insufficient.</w:t>
       </w:r>
     </w:p>
     <w:tbl>
@@ -1783,8 +2628,38 @@
       </w:r>
     </w:p>
     <w:p>
-      <w:r>
-        <w:t>For Python readiness before the Responsible Plant Classifier, retain a trace of the values, the predicted outputs and the changed-case explanation. Use actual Python 3 results to check the prediction after reasoning first.</w:t>
+      <w:pPr>
+        <w:spacing w:line="336" w:lineRule="auto" w:after="180"/>
+      </w:pPr>
+      <w:r>
+        <w:rPr>
+          <w:b w:val="0"/>
+        </w:rPr>
+        <w:t xml:space="preserve">For Python readiness before the Responsible Plant Classifier, retain a trace of the values, the predicted </w:t>
+      </w:r>
+      <w:r>
+        <w:rPr>
+          <w:b/>
+        </w:rPr>
+        <w:t>output</w:t>
+      </w:r>
+      <w:r>
+        <w:rPr>
+          <w:b w:val="0"/>
+        </w:rPr>
+        <w:t xml:space="preserve">s and the changed-case explanation. Use actual Python 3 results to check the </w:t>
+      </w:r>
+      <w:r>
+        <w:rPr>
+          <w:b/>
+        </w:rPr>
+        <w:t>prediction</w:t>
+      </w:r>
+      <w:r>
+        <w:rPr>
+          <w:b w:val="0"/>
+        </w:rPr>
+        <w:t xml:space="preserve"> after reasoning first.</w:t>
       </w:r>
     </w:p>
     <w:p>
@@ -1797,7 +2672,53 @@
     </w:p>
     <w:p>
       <w:r>
-        <w:t>For a function that only calculates from these integer arguments, repeat the first call after a different call. remaining(12, 4), remaining(10, 7), remaining(12, 4) should return 8, 3, 8. Store each result and compare it with a prediction. These examples create fresh local variables each time; do not assume every possible function is independent of earlier calls.</w:t>
+        <w:t>Use a genuinely new case for independent evidence. Previously discussed examples remain practice; use the separately named independent case before feedback.</w:t>
+      </w:r>
+    </w:p>
+    <w:p>
+      <w:pPr>
+        <w:spacing w:line="336" w:lineRule="auto" w:after="180"/>
+      </w:pPr>
+      <w:r>
+        <w:rPr>
+          <w:b w:val="0"/>
+        </w:rPr>
+        <w:t>For a function that only calculates from these integer arguments, repeat the first call after a different call. remaining(12, 4), remaining(10, 7), remaining(12, 4) should return 8, 3, 8.</w:t>
+      </w:r>
+    </w:p>
+    <w:p>
+      <w:pPr>
+        <w:spacing w:line="336" w:lineRule="auto" w:after="180"/>
+      </w:pPr>
+      <w:r>
+        <w:rPr>
+          <w:b w:val="0"/>
+        </w:rPr>
+        <w:t xml:space="preserve">Store each result and compare it with a </w:t>
+      </w:r>
+      <w:r>
+        <w:rPr>
+          <w:b/>
+        </w:rPr>
+        <w:t>prediction</w:t>
+      </w:r>
+      <w:r>
+        <w:rPr>
+          <w:b w:val="0"/>
+        </w:rPr>
+        <w:t xml:space="preserve">. These examples create fresh </w:t>
+      </w:r>
+      <w:r>
+        <w:rPr>
+          <w:b/>
+        </w:rPr>
+        <w:t>local variable</w:t>
+      </w:r>
+      <w:r>
+        <w:rPr>
+          <w:b w:val="0"/>
+        </w:rPr>
+        <w:t>s each time; do not assume every possible function is independent of earlier calls.</w:t>
       </w:r>
     </w:p>
     <w:p>
@@ -1834,7 +2755,13 @@
       </w:r>
     </w:p>
     <w:p>
-      <w:r>
+      <w:pPr>
+        <w:spacing w:line="336" w:lineRule="auto" w:after="180"/>
+      </w:pPr>
+      <w:r>
+        <w:rPr>
+          <w:b w:val="0"/>
+        </w:rPr>
         <w:t>A function body has spaces = capacity - used, then return spaces, then print("done"), all at the same indentation. What does answer = remaining(4, 4) store and display? Explain whether the final print can run.</w:t>
       </w:r>
     </w:p>
@@ -1872,6 +2799,11 @@
       </w:pPr>
       <w:r>
         <w:t>13. Study a complete case</w:t>
+      </w:r>
+    </w:p>
+    <w:p>
+      <w:r>
+        <w:t>Revisit the complete Return values and local state case for supported practice. Repeated examples do not become fresh assessments.</w:t>
       </w:r>
     </w:p>
     <w:p>
@@ -2007,8 +2939,26 @@
       </w:r>
     </w:p>
     <w:p>
-      <w:r>
-        <w:t>Follow the input through the stated procedure to its result. Cover the result first, predict it, then explain every intermediate step. The text/table accompanies the figure so the example can be read without colour.</w:t>
+      <w:pPr>
+        <w:spacing w:line="336" w:lineRule="auto" w:after="180"/>
+      </w:pPr>
+      <w:r>
+        <w:rPr>
+          <w:b w:val="0"/>
+        </w:rPr>
+        <w:t xml:space="preserve">Follow the </w:t>
+      </w:r>
+      <w:r>
+        <w:rPr>
+          <w:b/>
+        </w:rPr>
+        <w:t>input</w:t>
+      </w:r>
+      <w:r>
+        <w:rPr>
+          <w:b w:val="0"/>
+        </w:rPr>
+        <w:t xml:space="preserve"> through the stated procedure to its result. Cover the result first, predict it, then explain every intermediate step. The text/table accompanies the figure so the example can be read without colour.</w:t>
       </w:r>
     </w:p>
     <w:p>
@@ -2058,6 +3008,11 @@
       </w:r>
     </w:p>
     <w:p>
+      <w:r>
+        <w:t>Attempt the reserved new case before feedback. Record support; the earlier examples below remain additional practice.</w:t>
+      </w:r>
+    </w:p>
+    <w:p>
       <w:pPr>
         <w:pStyle w:val="Heading3"/>
       </w:pPr>
@@ -2066,8 +3021,27 @@
       </w:r>
     </w:p>
     <w:p>
-      <w:r>
-        <w:t>Trace both calls and the final expression. If return total is removed from the function, does this final print complete? Would a separate print(total) outside the function have access to its local variable?</w:t>
+      <w:pPr>
+        <w:spacing w:line="336" w:lineRule="auto" w:after="180"/>
+        <w:shd w:fill="F5F1FB"/>
+      </w:pPr>
+      <w:r>
+        <w:rPr>
+          <w:b w:val="0"/>
+        </w:rPr>
+        <w:t xml:space="preserve">Trace both calls and the final expression. If return total is removed from the function, does this final print complete? Would a separate print(total) outside the function have access to its </w:t>
+      </w:r>
+      <w:r>
+        <w:rPr>
+          <w:b/>
+        </w:rPr>
+        <w:t>local variable</w:t>
+      </w:r>
+      <w:r>
+        <w:rPr>
+          <w:b w:val="0"/>
+        </w:rPr>
+        <w:t>?</w:t>
       </w:r>
     </w:p>
     <w:p>
@@ -2134,7 +3108,13 @@
       </w:r>
     </w:p>
     <w:p>
-      <w:r>
+      <w:pPr>
+        <w:spacing w:line="336" w:lineRule="auto" w:after="180"/>
+      </w:pPr>
+      <w:r>
+        <w:rPr>
+          <w:b w:val="0"/>
+        </w:rPr>
         <w:t>Attempt this case before feedback. Record any help. Earlier examples below are further practice; a case already practised with feedback cannot establish fresh transfer.</w:t>
       </w:r>
     </w:p>
@@ -2147,8 +3127,49 @@
       </w:r>
     </w:p>
     <w:p>
-      <w:r>
-        <w:t>Each tray holds 5 counters. Define stock(trays, loose) to return the total using a local variable total. Assume nonnegative integer arguments. Store results for (2, 3), (0, 3) and (2, 0). Print the sum of the first two stored results. Predict that output and all three stored values. Call (2, 3) again to check fresh state.</w:t>
+      <w:pPr>
+        <w:spacing w:line="336" w:lineRule="auto" w:after="180"/>
+      </w:pPr>
+      <w:r>
+        <w:rPr>
+          <w:b w:val="0"/>
+        </w:rPr>
+        <w:t xml:space="preserve">Each tray holds 5 counters. Define stock(trays, loose) to return the total using a </w:t>
+      </w:r>
+      <w:r>
+        <w:rPr>
+          <w:b/>
+        </w:rPr>
+        <w:t>local variable</w:t>
+      </w:r>
+      <w:r>
+        <w:rPr>
+          <w:b w:val="0"/>
+        </w:rPr>
+        <w:t xml:space="preserve"> total. Assume nonnegative integer arguments. Store results for (2, 3), (0, 3) and (2, 0).</w:t>
+      </w:r>
+    </w:p>
+    <w:p>
+      <w:pPr>
+        <w:spacing w:line="336" w:lineRule="auto" w:after="180"/>
+      </w:pPr>
+      <w:r>
+        <w:rPr>
+          <w:b w:val="0"/>
+        </w:rPr>
+        <w:t xml:space="preserve">Print the sum of the first two stored results. Predict that </w:t>
+      </w:r>
+      <w:r>
+        <w:rPr>
+          <w:b/>
+        </w:rPr>
+        <w:t>output</w:t>
+      </w:r>
+      <w:r>
+        <w:rPr>
+          <w:b w:val="0"/>
+        </w:rPr>
+        <w:t xml:space="preserve"> and all three stored values. Call (2, 3) again to check fresh state.</w:t>
       </w:r>
     </w:p>
     <w:p>
@@ -2200,8 +3221,26 @@
       </w:r>
     </w:p>
     <w:p>
-      <w:r>
-        <w:t>Record support used: none, hint or teacher explanation. After feedback, a different case is needed to demonstrate independence.</w:t>
+      <w:pPr>
+        <w:spacing w:line="336" w:lineRule="auto" w:after="180"/>
+      </w:pPr>
+      <w:r>
+        <w:rPr>
+          <w:b w:val="0"/>
+        </w:rPr>
+        <w:t xml:space="preserve">Record support used: </w:t>
+      </w:r>
+      <w:r>
+        <w:rPr>
+          <w:b/>
+        </w:rPr>
+        <w:t>none</w:t>
+      </w:r>
+      <w:r>
+        <w:rPr>
+          <w:b w:val="0"/>
+        </w:rPr>
+        <w:t>, hint or teacher explanation. After feedback, a different case is needed to demonstrate independence.</w:t>
       </w:r>
     </w:p>
     <w:p>
@@ -2213,8 +3252,25 @@
       </w:r>
     </w:p>
     <w:p>
-      <w:r>
-        <w:t>Attempt the independent case before hints. Record whether you worked alone, used a hint or followed a model. After feedback, fix the first unsupported step and explain why it changed. A later check uses a changed case, not a copied answer.</w:t>
+      <w:pPr>
+        <w:spacing w:line="336" w:lineRule="auto" w:after="180"/>
+      </w:pPr>
+      <w:r>
+        <w:rPr>
+          <w:b w:val="0"/>
+        </w:rPr>
+        <w:t>Attempt the independent case before hints. Record whether you worked alone, used a hint or followed a model. After feedback, fix the first unsupported step and explain why it changed.</w:t>
+      </w:r>
+    </w:p>
+    <w:p>
+      <w:pPr>
+        <w:spacing w:line="336" w:lineRule="auto" w:after="180"/>
+      </w:pPr>
+      <w:r>
+        <w:rPr>
+          <w:b w:val="0"/>
+        </w:rPr>
+        <w:t>A later check uses a changed case, not a copied answer.</w:t>
       </w:r>
     </w:p>
     <w:p>
@@ -2227,7 +3283,42 @@
     </w:p>
     <w:p>
       <w:r>
-        <w:t>Start with this question: Return values survive their calls. A function returns a local calculation that the caller stores.</w:t>
+        <w:t>Use this map to navigate Return values and local state, connect the goals to tasks and keep one evidence record for each attempt.</w:t>
+      </w:r>
+    </w:p>
+    <w:p>
+      <w:pPr>
+        <w:spacing w:line="336" w:lineRule="auto" w:after="180"/>
+      </w:pPr>
+      <w:r>
+        <w:rPr>
+          <w:b w:val="0"/>
+        </w:rPr>
+        <w:t xml:space="preserve">Start with this question: </w:t>
+      </w:r>
+      <w:r>
+        <w:rPr>
+          <w:b/>
+        </w:rPr>
+        <w:t>Return value</w:t>
+      </w:r>
+      <w:r>
+        <w:rPr>
+          <w:b w:val="0"/>
+        </w:rPr>
+        <w:t xml:space="preserve">s survive their calls. A function returns a local calculation that the </w:t>
+      </w:r>
+      <w:r>
+        <w:rPr>
+          <w:b/>
+        </w:rPr>
+        <w:t>caller</w:t>
+      </w:r>
+      <w:r>
+        <w:rPr>
+          <w:b w:val="0"/>
+        </w:rPr>
+        <w:t xml:space="preserve"> stores.</w:t>
       </w:r>
     </w:p>
     <w:tbl>
@@ -2333,13 +3424,61 @@
       </w:tr>
     </w:tbl>
     <w:p>
-      <w:r>
-        <w:t>Remember → watch and explain → try with help → investigate → try independently → keep project evidence. Your teacher may spread this lesson across several classes.</w:t>
-      </w:r>
-    </w:p>
-    <w:p>
-      <w:r>
-        <w:t>Keep your first prediction. Compare it with what the evidence shows and explain any change.</w:t>
+      <w:pPr>
+        <w:spacing w:line="336" w:lineRule="auto" w:after="180"/>
+      </w:pPr>
+      <w:r>
+        <w:rPr>
+          <w:b w:val="0"/>
+        </w:rPr>
+        <w:t xml:space="preserve">Remember → watch and explain → try with help → investigate → try independently → keep project </w:t>
+      </w:r>
+      <w:r>
+        <w:rPr>
+          <w:b/>
+        </w:rPr>
+        <w:t>evidence</w:t>
+      </w:r>
+      <w:r>
+        <w:rPr>
+          <w:b w:val="0"/>
+        </w:rPr>
+        <w:t>. Your teacher may spread this lesson across several classes.</w:t>
+      </w:r>
+    </w:p>
+    <w:p>
+      <w:pPr>
+        <w:spacing w:line="336" w:lineRule="auto" w:after="180"/>
+      </w:pPr>
+      <w:r>
+        <w:rPr>
+          <w:b w:val="0"/>
+        </w:rPr>
+        <w:t xml:space="preserve">Keep your first </w:t>
+      </w:r>
+      <w:r>
+        <w:rPr>
+          <w:b/>
+        </w:rPr>
+        <w:t>prediction</w:t>
+      </w:r>
+      <w:r>
+        <w:rPr>
+          <w:b w:val="0"/>
+        </w:rPr>
+        <w:t xml:space="preserve">. Compare it with what the </w:t>
+      </w:r>
+      <w:r>
+        <w:rPr>
+          <w:b/>
+        </w:rPr>
+        <w:t>evidence</w:t>
+      </w:r>
+      <w:r>
+        <w:rPr>
+          <w:b w:val="0"/>
+        </w:rPr>
+        <w:t xml:space="preserve"> shows and explain any change.</w:t>
       </w:r>
     </w:p>
     <w:p>
@@ -2352,6 +3491,17 @@
     </w:p>
     <w:p>
       <w:r>
+        <w:t>Explain Return values and local state without notes, identify a remaining question and plan a later check with a changed case.</w:t>
+      </w:r>
+    </w:p>
+    <w:p>
+      <w:pPr>
+        <w:spacing w:line="336" w:lineRule="auto" w:after="180"/>
+      </w:pPr>
+      <w:r>
+        <w:rPr>
+          <w:b w:val="0"/>
+        </w:rPr>
         <w:t>Close your notes. Explain this goal in your own words: Use a returned value in a later calculation</w:t>
       </w:r>
     </w:p>
@@ -2389,13 +3539,61 @@
       </w:r>
     </w:p>
     <w:p>
-      <w:r>
-        <w:t>If you are unsure, return to the worked picture and explain one arrow. If you are ready, change an input or assumption and justify your prediction.</w:t>
-      </w:r>
-    </w:p>
-    <w:p>
-      <w:r>
-        <w:t>Save your workbook evidence. At the next review, try a different case before opening your old answer.</w:t>
+      <w:pPr>
+        <w:spacing w:line="336" w:lineRule="auto" w:after="180"/>
+      </w:pPr>
+      <w:r>
+        <w:rPr>
+          <w:b w:val="0"/>
+        </w:rPr>
+        <w:t xml:space="preserve">If you are unsure, return to the worked picture and explain one arrow. If you are ready, change an </w:t>
+      </w:r>
+      <w:r>
+        <w:rPr>
+          <w:b/>
+        </w:rPr>
+        <w:t>input</w:t>
+      </w:r>
+      <w:r>
+        <w:rPr>
+          <w:b w:val="0"/>
+        </w:rPr>
+        <w:t xml:space="preserve"> or assumption and justify your </w:t>
+      </w:r>
+      <w:r>
+        <w:rPr>
+          <w:b/>
+        </w:rPr>
+        <w:t>prediction</w:t>
+      </w:r>
+      <w:r>
+        <w:rPr>
+          <w:b w:val="0"/>
+        </w:rPr>
+        <w:t>.</w:t>
+      </w:r>
+    </w:p>
+    <w:p>
+      <w:pPr>
+        <w:spacing w:line="336" w:lineRule="auto" w:after="180"/>
+      </w:pPr>
+      <w:r>
+        <w:rPr>
+          <w:b w:val="0"/>
+        </w:rPr>
+        <w:t xml:space="preserve">Save your workbook </w:t>
+      </w:r>
+      <w:r>
+        <w:rPr>
+          <w:b/>
+        </w:rPr>
+        <w:t>evidence</w:t>
+      </w:r>
+      <w:r>
+        <w:rPr>
+          <w:b w:val="0"/>
+        </w:rPr>
+        <w:t>. At the next review, try a different case before opening your old answer.</w:t>
       </w:r>
     </w:p>
     <w:p>
@@ -2408,12 +3606,47 @@
     </w:p>
     <w:p>
       <w:r>
+        <w:t>Attempt supported questions before using hints or feedback. Review a missing building block, then keep the completed work.</w:t>
+      </w:r>
+    </w:p>
+    <w:p>
+      <w:pPr>
+        <w:spacing w:line="336" w:lineRule="auto" w:after="180"/>
+      </w:pPr>
+      <w:r>
+        <w:rPr>
+          <w:b w:val="0"/>
+        </w:rPr>
         <w:t>Use this supported practice once, in the browser or on paper. Keep the reserved independent assessment for a separate first attempt before teacher feedback.</w:t>
       </w:r>
     </w:p>
     <w:p>
-      <w:r>
-        <w:t>Return values survive their calls. A function returns a local calculation that the caller stores.</w:t>
+      <w:pPr>
+        <w:spacing w:line="336" w:lineRule="auto" w:after="180"/>
+      </w:pPr>
+      <w:r>
+        <w:rPr>
+          <w:b/>
+        </w:rPr>
+        <w:t>Return value</w:t>
+      </w:r>
+      <w:r>
+        <w:rPr>
+          <w:b w:val="0"/>
+        </w:rPr>
+        <w:t xml:space="preserve">s survive their calls. A function returns a local calculation that the </w:t>
+      </w:r>
+      <w:r>
+        <w:rPr>
+          <w:b/>
+        </w:rPr>
+        <w:t>caller</w:t>
+      </w:r>
+      <w:r>
+        <w:rPr>
+          <w:b w:val="0"/>
+        </w:rPr>
+        <w:t xml:space="preserve"> stores.</w:t>
       </w:r>
     </w:p>
     <w:p>
@@ -2425,22 +3658,61 @@
       </w:r>
     </w:p>
     <w:p>
-      <w:r>
+      <w:pPr>
+        <w:spacing w:line="336" w:lineRule="auto" w:after="180"/>
+      </w:pPr>
+      <w:r>
+        <w:rPr>
+          <w:b w:val="0"/>
+        </w:rPr>
         <w:t>Which labelled step matches this detail? The final print displays 7 5; the second call does not overwrite first.</w:t>
       </w:r>
     </w:p>
     <w:p>
-      <w:r>
-        <w:t>1. Read caller values</w:t>
-      </w:r>
-    </w:p>
-    <w:p>
-      <w:r>
+      <w:pPr>
+        <w:spacing w:line="336" w:lineRule="auto" w:after="180"/>
+        <w:shd w:fill="F4F9FC"/>
+      </w:pPr>
+      <w:r>
+        <w:rPr>
+          <w:b w:val="0"/>
+        </w:rPr>
+        <w:t xml:space="preserve">1. Read </w:t>
+      </w:r>
+      <w:r>
+        <w:rPr>
+          <w:b/>
+        </w:rPr>
+        <w:t>caller</w:t>
+      </w:r>
+      <w:r>
+        <w:rPr>
+          <w:b w:val="0"/>
+        </w:rPr>
+        <w:t xml:space="preserve"> values</w:t>
+      </w:r>
+    </w:p>
+    <w:p>
+      <w:pPr>
+        <w:spacing w:line="336" w:lineRule="auto" w:after="180"/>
+        <w:shd w:fill="F4F9FC"/>
+      </w:pPr>
+      <w:r>
+        <w:rPr>
+          <w:b w:val="0"/>
+        </w:rPr>
         <w:t>2. Trace first call</w:t>
       </w:r>
     </w:p>
     <w:p>
-      <w:r>
+      <w:pPr>
+        <w:spacing w:line="336" w:lineRule="auto" w:after="180"/>
+        <w:shd w:fill="F4F9FC"/>
+      </w:pPr>
+      <w:r>
+        <w:rPr>
+          <w:b w:val="0"/>
+        </w:rPr>
         <w:t>3. Trace second call</w:t>
       </w:r>
     </w:p>
@@ -2478,41 +3750,191 @@
       </w:r>
     </w:p>
     <w:p>
-      <w:r>
+      <w:pPr>
+        <w:pStyle w:val="Heading3"/>
+      </w:pPr>
+      <w:r>
+        <w:t>Hint · try first</w:t>
+      </w:r>
+    </w:p>
+    <w:p>
+      <w:pPr>
+        <w:spacing w:line="336" w:lineRule="auto" w:after="180"/>
+        <w:shd w:fill="F1F6F8"/>
+      </w:pPr>
+      <w:r>
+        <w:rPr>
+          <w:b w:val="0"/>
+        </w:rPr>
         <w:t>Hint if needed: Read the steps in the pictorial case. Match the supplied detail to the stage that performs or records it.</w:t>
       </w:r>
     </w:p>
     <w:p>
-      <w:r>
-        <w:t>After your attempt, compare with the supported explanation: Read caller values The final print displays 7 5; the second call does not overwrite first. Returning passes a value back to the caller. Local names belong to a function call; storing the returned value creates a separate caller binding.</w:t>
-      </w:r>
-    </w:p>
-    <w:p>
       <w:pPr>
         <w:pStyle w:val="Heading3"/>
       </w:pPr>
       <w:r>
+        <w:t>Feedback · compare after trying</w:t>
+      </w:r>
+    </w:p>
+    <w:p>
+      <w:pPr>
+        <w:spacing w:line="336" w:lineRule="auto" w:after="180"/>
+        <w:shd w:fill="F1F6FC"/>
+      </w:pPr>
+      <w:r>
+        <w:rPr>
+          <w:b w:val="0"/>
+        </w:rPr>
+        <w:t xml:space="preserve">After your attempt, compare with the supported explanation: Read </w:t>
+      </w:r>
+      <w:r>
+        <w:rPr>
+          <w:b/>
+        </w:rPr>
+        <w:t>caller</w:t>
+      </w:r>
+      <w:r>
+        <w:rPr>
+          <w:b w:val="0"/>
+        </w:rPr>
+        <w:t xml:space="preserve"> values The final print displays 7 5; the second call does not overwrite first. Returning passes a value back to the </w:t>
+      </w:r>
+      <w:r>
+        <w:rPr>
+          <w:b/>
+        </w:rPr>
+        <w:t>caller</w:t>
+      </w:r>
+      <w:r>
+        <w:rPr>
+          <w:b w:val="0"/>
+        </w:rPr>
+        <w:t>.</w:t>
+      </w:r>
+    </w:p>
+    <w:p>
+      <w:pPr>
+        <w:spacing w:line="336" w:lineRule="auto" w:after="180"/>
+        <w:shd w:fill="F1F6FC"/>
+      </w:pPr>
+      <w:r>
+        <w:rPr>
+          <w:b w:val="0"/>
+        </w:rPr>
+        <w:t xml:space="preserve">Local names belong to a function call; storing the returned value creates a separate </w:t>
+      </w:r>
+      <w:r>
+        <w:rPr>
+          <w:b/>
+        </w:rPr>
+        <w:t>caller</w:t>
+      </w:r>
+      <w:r>
+        <w:rPr>
+          <w:b w:val="0"/>
+        </w:rPr>
+        <w:t xml:space="preserve"> binding.</w:t>
+      </w:r>
+    </w:p>
+    <w:p>
+      <w:pPr>
+        <w:pStyle w:val="Heading3"/>
+      </w:pPr>
+      <w:r>
         <w:t>Practice 2: explain the deciding evidence</w:t>
       </w:r>
     </w:p>
     <w:p>
-      <w:r>
+      <w:pPr>
+        <w:pStyle w:val="Heading3"/>
+      </w:pPr>
+      <w:r>
+        <w:t>Changed case · predict first</w:t>
+      </w:r>
+    </w:p>
+    <w:p>
+      <w:pPr>
+        <w:spacing w:line="336" w:lineRule="auto" w:after="180"/>
+        <w:shd w:fill="F5F1FB"/>
+      </w:pPr>
+      <w:r>
+        <w:rPr>
+          <w:b w:val="0"/>
+        </w:rPr>
         <w:t>Changed-case practice: Add print(result) after the calls in a fresh script with no global result. Which conclusion is supported by the supplied facts?</w:t>
       </w:r>
     </w:p>
     <w:p>
-      <w:r>
-        <w:t>1. We can decide the result without examining the changed input or the procedure.</w:t>
-      </w:r>
-    </w:p>
-    <w:p>
-      <w:r>
-        <w:t>2. NameError occurs because that local name is not defined in the caller.</w:t>
-      </w:r>
-    </w:p>
-    <w:p>
-      <w:r>
-        <w:t>3. This one example guarantees correct results for every future input.</w:t>
+      <w:pPr>
+        <w:spacing w:line="336" w:lineRule="auto" w:after="180"/>
+        <w:shd w:fill="F4F9FC"/>
+      </w:pPr>
+      <w:r>
+        <w:rPr>
+          <w:b w:val="0"/>
+        </w:rPr>
+        <w:t xml:space="preserve">1. We can decide the result without examining the changed </w:t>
+      </w:r>
+      <w:r>
+        <w:rPr>
+          <w:b/>
+        </w:rPr>
+        <w:t>input</w:t>
+      </w:r>
+      <w:r>
+        <w:rPr>
+          <w:b w:val="0"/>
+        </w:rPr>
+        <w:t xml:space="preserve"> or the procedure.</w:t>
+      </w:r>
+    </w:p>
+    <w:p>
+      <w:pPr>
+        <w:spacing w:line="336" w:lineRule="auto" w:after="180"/>
+        <w:shd w:fill="F4F9FC"/>
+      </w:pPr>
+      <w:r>
+        <w:rPr>
+          <w:b w:val="0"/>
+        </w:rPr>
+        <w:t xml:space="preserve">2. NameError occurs because that local name is not defined in the </w:t>
+      </w:r>
+      <w:r>
+        <w:rPr>
+          <w:b/>
+        </w:rPr>
+        <w:t>caller</w:t>
+      </w:r>
+      <w:r>
+        <w:rPr>
+          <w:b w:val="0"/>
+        </w:rPr>
+        <w:t>.</w:t>
+      </w:r>
+    </w:p>
+    <w:p>
+      <w:pPr>
+        <w:spacing w:line="336" w:lineRule="auto" w:after="180"/>
+        <w:shd w:fill="F4F9FC"/>
+      </w:pPr>
+      <w:r>
+        <w:rPr>
+          <w:b w:val="0"/>
+        </w:rPr>
+        <w:t xml:space="preserve">3. This one example guarantees correct results for every future </w:t>
+      </w:r>
+      <w:r>
+        <w:rPr>
+          <w:b/>
+        </w:rPr>
+        <w:t>input</w:t>
+      </w:r>
+      <w:r>
+        <w:rPr>
+          <w:b w:val="0"/>
+        </w:rPr>
+        <w:t>.</w:t>
       </w:r>
     </w:p>
     <w:p>
@@ -2549,36 +3971,141 @@
       </w:r>
     </w:p>
     <w:p>
-      <w:r>
+      <w:pPr>
+        <w:pStyle w:val="Heading3"/>
+      </w:pPr>
+      <w:r>
+        <w:t>Hint · try first</w:t>
+      </w:r>
+    </w:p>
+    <w:p>
+      <w:pPr>
+        <w:spacing w:line="336" w:lineRule="auto" w:after="180"/>
+        <w:shd w:fill="F1F6F8"/>
+      </w:pPr>
+      <w:r>
+        <w:rPr>
+          <w:b w:val="0"/>
+        </w:rPr>
         <w:t>Hint if needed: Use the changed condition and the deciding step in the pictorial trace. The answer must say what follows from those facts.</w:t>
       </w:r>
     </w:p>
     <w:p>
-      <w:r>
-        <w:t>After your attempt, compare with the supported explanation: NameError occurs because that local name is not defined in the caller. A returned value and the function’s internal name are different things.</w:t>
-      </w:r>
-    </w:p>
-    <w:p>
       <w:pPr>
         <w:pStyle w:val="Heading3"/>
       </w:pPr>
       <w:r>
+        <w:t>Feedback · compare after trying</w:t>
+      </w:r>
+    </w:p>
+    <w:p>
+      <w:pPr>
+        <w:spacing w:line="336" w:lineRule="auto" w:after="180"/>
+        <w:shd w:fill="F1F6FC"/>
+      </w:pPr>
+      <w:r>
+        <w:rPr>
+          <w:b w:val="0"/>
+        </w:rPr>
+        <w:t xml:space="preserve">After your attempt, compare with the supported explanation: NameError occurs because that local name is not defined in the </w:t>
+      </w:r>
+      <w:r>
+        <w:rPr>
+          <w:b/>
+        </w:rPr>
+        <w:t>caller</w:t>
+      </w:r>
+      <w:r>
+        <w:rPr>
+          <w:b w:val="0"/>
+        </w:rPr>
+        <w:t>. A returned value and the function’s internal name are different things.</w:t>
+      </w:r>
+    </w:p>
+    <w:p>
+      <w:pPr>
+        <w:pStyle w:val="Heading3"/>
+      </w:pPr>
+      <w:r>
         <w:t>Repair a missing building block</w:t>
       </w:r>
     </w:p>
     <w:p>
-      <w:r>
-        <w:t>Review Functions and arguments (python-bridge/8). Goal: Distinguish a function definition from a function call. Short practice: Match every argument to a parameter for the two calls. Why do outputs differ, and what prints when both calls are removed?. Return to this week and explain what you changed.</w:t>
-      </w:r>
-    </w:p>
-    <w:p>
-      <w:r>
-        <w:t>Review Loops and trace tables (python-bridge/6). Goal: Trace variable values before and after each loop iteration. Short practice: List the four visited values and their running totals. Explain why 5 is absent and what prints for range(1,1).. Return to this week and explain what you changed.</w:t>
-      </w:r>
-    </w:p>
-    <w:p>
-      <w:r>
-        <w:t>Review Expressions and operator order (python-bridge/3). Goal: Evaluate numeric expressions using Python’s grouping rules. Short practice: Trace the operation order in both expressions. Identify which picture step changes with parentheses and predict both results when the multiplier becomes four.. Return to this week and explain what you changed.</w:t>
+      <w:pPr>
+        <w:spacing w:line="336" w:lineRule="auto" w:after="180"/>
+      </w:pPr>
+      <w:r>
+        <w:rPr>
+          <w:b w:val="0"/>
+        </w:rPr>
+        <w:t>Review Functions and arguments (python-bridge/8). Goal: Distinguish a function definition from a function call. Short practice: Match every argument to a parameter for the two calls.</w:t>
+      </w:r>
+    </w:p>
+    <w:p>
+      <w:pPr>
+        <w:spacing w:line="336" w:lineRule="auto" w:after="180"/>
+      </w:pPr>
+      <w:r>
+        <w:rPr>
+          <w:b w:val="0"/>
+        </w:rPr>
+        <w:t xml:space="preserve">Why do </w:t>
+      </w:r>
+      <w:r>
+        <w:rPr>
+          <w:b/>
+        </w:rPr>
+        <w:t>output</w:t>
+      </w:r>
+      <w:r>
+        <w:rPr>
+          <w:b w:val="0"/>
+        </w:rPr>
+        <w:t>s differ, and what prints when both calls are removed?. Return to this week and explain what you changed.</w:t>
+      </w:r>
+    </w:p>
+    <w:p>
+      <w:pPr>
+        <w:spacing w:line="336" w:lineRule="auto" w:after="180"/>
+      </w:pPr>
+      <w:r>
+        <w:rPr>
+          <w:b w:val="0"/>
+        </w:rPr>
+        <w:t>Review Loops and trace tables (python-bridge/6). Goal: Trace variable values before and after each loop iteration. Short practice: List the four visited values and their running totals.</w:t>
+      </w:r>
+    </w:p>
+    <w:p>
+      <w:pPr>
+        <w:spacing w:line="336" w:lineRule="auto" w:after="180"/>
+      </w:pPr>
+      <w:r>
+        <w:rPr>
+          <w:b w:val="0"/>
+        </w:rPr>
+        <w:t>Explain why 5 is absent and what prints for range(1,1).. Return to this week and explain what you changed.</w:t>
+      </w:r>
+    </w:p>
+    <w:p>
+      <w:pPr>
+        <w:spacing w:line="336" w:lineRule="auto" w:after="180"/>
+      </w:pPr>
+      <w:r>
+        <w:rPr>
+          <w:b w:val="0"/>
+        </w:rPr>
+        <w:t>Review Expressions and operator order (python-bridge/3). Goal: Evaluate numeric expressions using Python’s grouping rules. Short practice: Trace the operation order in both expressions.</w:t>
+      </w:r>
+    </w:p>
+    <w:p>
+      <w:pPr>
+        <w:spacing w:line="336" w:lineRule="auto" w:after="180"/>
+      </w:pPr>
+      <w:r>
+        <w:rPr>
+          <w:b w:val="0"/>
+        </w:rPr>
+        <w:t>Identify which picture step changes with parentheses and predict both results when the multiplier becomes four.. Return to this week and explain what you changed.</w:t>
       </w:r>
     </w:p>
     <w:p>
@@ -2590,8 +4117,61 @@
       </w:r>
     </w:p>
     <w:p>
-      <w:r>
-        <w:t>The browser lab lets you edit the supported Python examples already included in this lesson. Predict first, run, inspect the actual output or error, change one input, then run again. Keep code, predictions, actual results and a reasoned revision together. On paper, label your result as a trace rather than an execution.</w:t>
+      <w:pPr>
+        <w:spacing w:line="336" w:lineRule="auto" w:after="180"/>
+      </w:pPr>
+      <w:r>
+        <w:rPr>
+          <w:b w:val="0"/>
+        </w:rPr>
+        <w:t xml:space="preserve">The browser lab lets you edit the supported Python examples already included in this lesson. Predict first, run, inspect the actual </w:t>
+      </w:r>
+      <w:r>
+        <w:rPr>
+          <w:b/>
+        </w:rPr>
+        <w:t>output</w:t>
+      </w:r>
+      <w:r>
+        <w:rPr>
+          <w:b w:val="0"/>
+        </w:rPr>
+        <w:t xml:space="preserve"> or error, change one </w:t>
+      </w:r>
+      <w:r>
+        <w:rPr>
+          <w:b/>
+        </w:rPr>
+        <w:t>input</w:t>
+      </w:r>
+      <w:r>
+        <w:rPr>
+          <w:b w:val="0"/>
+        </w:rPr>
+        <w:t>, then run again.</w:t>
+      </w:r>
+    </w:p>
+    <w:p>
+      <w:pPr>
+        <w:spacing w:line="336" w:lineRule="auto" w:after="180"/>
+      </w:pPr>
+      <w:r>
+        <w:rPr>
+          <w:b w:val="0"/>
+        </w:rPr>
+        <w:t xml:space="preserve">Keep code, </w:t>
+      </w:r>
+      <w:r>
+        <w:rPr>
+          <w:b/>
+        </w:rPr>
+        <w:t>prediction</w:t>
+      </w:r>
+      <w:r>
+        <w:rPr>
+          <w:b w:val="0"/>
+        </w:rPr>
+        <w:t>s, actual results and a reasoned revision together. On paper, label your result as a trace rather than an execution.</w:t>
       </w:r>
     </w:p>
     <w:p>
@@ -2603,8 +4183,634 @@
       </w:r>
     </w:p>
     <w:p>
-      <w:r>
-        <w:t>Use Download completed work in the hosted lesson to export your answers, reflections, practice feedback and code-run evidence. Open the HTML copy to read or print it. Drafts stay in this browser when storage is available; clear drafts on a shared device.</w:t>
+      <w:pPr>
+        <w:spacing w:line="336" w:lineRule="auto" w:after="180"/>
+      </w:pPr>
+      <w:r>
+        <w:rPr>
+          <w:b w:val="0"/>
+        </w:rPr>
+        <w:t xml:space="preserve">Use Download completed work in the hosted lesson to export your answers, reflections, practice feedback and code-run </w:t>
+      </w:r>
+      <w:r>
+        <w:rPr>
+          <w:b/>
+        </w:rPr>
+        <w:t>evidence</w:t>
+      </w:r>
+      <w:r>
+        <w:rPr>
+          <w:b w:val="0"/>
+        </w:rPr>
+        <w:t>. Open the HTML copy to read or print it.</w:t>
+      </w:r>
+    </w:p>
+    <w:p>
+      <w:pPr>
+        <w:spacing w:line="336" w:lineRule="auto" w:after="180"/>
+      </w:pPr>
+      <w:r>
+        <w:rPr>
+          <w:b w:val="0"/>
+        </w:rPr>
+        <w:t>Drafts stay in this browser when storage is available; clear drafts on a shared device.</w:t>
+      </w:r>
+    </w:p>
+    <w:p>
+      <w:pPr>
+        <w:pStyle w:val="Heading1"/>
+      </w:pPr>
+      <w:r>
+        <w:t>18. Visual concept journey</w:t>
+      </w:r>
+    </w:p>
+    <w:p>
+      <w:r>
+        <w:t>Explain each Return values and local state graphic using its labels, deciding evidence and relevant limitation.</w:t>
+      </w:r>
+    </w:p>
+    <w:p>
+      <w:pPr>
+        <w:pStyle w:val="Heading3"/>
+      </w:pPr>
+      <w:r>
+        <w:t>01. Return values and local state: the case</w:t>
+      </w:r>
+    </w:p>
+    <w:p>
+      <w:r>
+        <w:drawing>
+          <wp:inline xmlns:a="http://schemas.openxmlformats.org/drawingml/2006/main" xmlns:pic="http://schemas.openxmlformats.org/drawingml/2006/picture">
+            <wp:extent cx="5486400" cy="2834640"/>
+            <wp:docPr id="2" name="Picture 2" descr="Return values survive their calls. A function returns a local calculation that the caller stores. Supplied facts: Python 3: def extra(a,b): result=a+b; return result. Then first=extra(2,5); second=extra(4,1); print(first,second)."/>
+            <wp:cNvGraphicFramePr>
+              <a:graphicFrameLocks noChangeAspect="1"/>
+            </wp:cNvGraphicFramePr>
+            <a:graphic>
+              <a:graphicData uri="http://schemas.openxmlformats.org/drawingml/2006/picture">
+                <pic:pic>
+                  <pic:nvPicPr>
+                    <pic:cNvPr id="0" name="academy-story-python-bridge-9-01.png"/>
+                    <pic:cNvPicPr/>
+                  </pic:nvPicPr>
+                  <pic:blipFill>
+                    <a:blip r:embed="rId10"/>
+                    <a:stretch>
+                      <a:fillRect/>
+                    </a:stretch>
+                  </pic:blipFill>
+                  <pic:spPr>
+                    <a:xfrm>
+                      <a:off x="0" y="0"/>
+                      <a:ext cx="5486400" cy="2834640"/>
+                    </a:xfrm>
+                    <a:prstGeom prst="rect"/>
+                  </pic:spPr>
+                </pic:pic>
+              </a:graphicData>
+            </a:graphic>
+          </wp:inline>
+        </w:drawing>
+      </w:r>
+    </w:p>
+    <w:p>
+      <w:pPr>
+        <w:spacing w:line="336" w:lineRule="auto" w:after="180"/>
+      </w:pPr>
+      <w:r>
+        <w:rPr>
+          <w:b/>
+        </w:rPr>
+        <w:t>Return value</w:t>
+      </w:r>
+      <w:r>
+        <w:rPr>
+          <w:b w:val="0"/>
+        </w:rPr>
+        <w:t xml:space="preserve">s survive their calls. A function returns a local calculation that the </w:t>
+      </w:r>
+      <w:r>
+        <w:rPr>
+          <w:b/>
+        </w:rPr>
+        <w:t>caller</w:t>
+      </w:r>
+      <w:r>
+        <w:rPr>
+          <w:b w:val="0"/>
+        </w:rPr>
+        <w:t xml:space="preserve"> stores. Supplied facts: Python 3: def extra(a,b): result=a+b; return result.</w:t>
+      </w:r>
+    </w:p>
+    <w:p>
+      <w:pPr>
+        <w:spacing w:line="336" w:lineRule="auto" w:after="180"/>
+      </w:pPr>
+      <w:r>
+        <w:rPr>
+          <w:b w:val="0"/>
+        </w:rPr>
+        <w:t>Then first=extra(2,5); second=extra(4,1); print(first,second).</w:t>
+      </w:r>
+    </w:p>
+    <w:p>
+      <w:pPr>
+        <w:spacing w:line="336" w:lineRule="auto" w:after="180"/>
+        <w:shd w:fill="F5F1FB"/>
+      </w:pPr>
+      <w:r>
+        <w:rPr>
+          <w:b w:val="0"/>
+        </w:rPr>
+        <w:t>Point to the given fact that matters most. Explain why it matters.</w:t>
+      </w:r>
+    </w:p>
+    <w:p>
+      <w:pPr>
+        <w:pStyle w:val="Heading3"/>
+      </w:pPr>
+      <w:r>
+        <w:t>02. Follow the deciding steps</w:t>
+      </w:r>
+    </w:p>
+    <w:p>
+      <w:r>
+        <w:drawing>
+          <wp:inline xmlns:a="http://schemas.openxmlformats.org/drawingml/2006/main" xmlns:pic="http://schemas.openxmlformats.org/drawingml/2006/picture">
+            <wp:extent cx="5486400" cy="3182112"/>
+            <wp:docPr id="3" name="Picture 3" descr="Trace first call: Its local result is 7; return assigns 7 to first. → Trace second call: Its new local result is 5; return assigns 5 to second. → Read caller values: The final print displays 7 5; the second call does not overwrite first."/>
+            <wp:cNvGraphicFramePr>
+              <a:graphicFrameLocks noChangeAspect="1"/>
+            </wp:cNvGraphicFramePr>
+            <a:graphic>
+              <a:graphicData uri="http://schemas.openxmlformats.org/drawingml/2006/picture">
+                <pic:pic>
+                  <pic:nvPicPr>
+                    <pic:cNvPr id="0" name="academy-story-python-bridge-9-02.png"/>
+                    <pic:cNvPicPr/>
+                  </pic:nvPicPr>
+                  <pic:blipFill>
+                    <a:blip r:embed="rId11"/>
+                    <a:stretch>
+                      <a:fillRect/>
+                    </a:stretch>
+                  </pic:blipFill>
+                  <pic:spPr>
+                    <a:xfrm>
+                      <a:off x="0" y="0"/>
+                      <a:ext cx="5486400" cy="3182112"/>
+                    </a:xfrm>
+                    <a:prstGeom prst="rect"/>
+                  </pic:spPr>
+                </pic:pic>
+              </a:graphicData>
+            </a:graphic>
+          </wp:inline>
+        </w:drawing>
+      </w:r>
+    </w:p>
+    <w:p>
+      <w:pPr>
+        <w:spacing w:line="336" w:lineRule="auto" w:after="180"/>
+      </w:pPr>
+      <w:r>
+        <w:rPr>
+          <w:b w:val="0"/>
+        </w:rPr>
+        <w:t xml:space="preserve">Trace first call: Its local result is 7; return assigns 7 to first. → Trace second call: Its new local result is 5; return assigns 5 to second. → Read </w:t>
+      </w:r>
+      <w:r>
+        <w:rPr>
+          <w:b/>
+        </w:rPr>
+        <w:t>caller</w:t>
+      </w:r>
+      <w:r>
+        <w:rPr>
+          <w:b w:val="0"/>
+        </w:rPr>
+        <w:t xml:space="preserve"> values: The final print displays 7 5; the second call does not overwrite first.</w:t>
+      </w:r>
+    </w:p>
+    <w:p>
+      <w:pPr>
+        <w:spacing w:line="336" w:lineRule="auto" w:after="180"/>
+        <w:shd w:fill="F5F1FB"/>
+      </w:pPr>
+      <w:r>
+        <w:rPr>
+          <w:b w:val="0"/>
+        </w:rPr>
+        <w:t xml:space="preserve">Point to each numbered stage and explain which recorded </w:t>
+      </w:r>
+      <w:r>
+        <w:rPr>
+          <w:b/>
+        </w:rPr>
+        <w:t>input</w:t>
+      </w:r>
+      <w:r>
+        <w:rPr>
+          <w:b w:val="0"/>
+        </w:rPr>
+        <w:t xml:space="preserve"> it uses.</w:t>
+      </w:r>
+    </w:p>
+    <w:p>
+      <w:pPr>
+        <w:pStyle w:val="Heading3"/>
+      </w:pPr>
+      <w:r>
+        <w:t>03. Two calls return two values</w:t>
+      </w:r>
+    </w:p>
+    <w:p>
+      <w:r>
+        <w:drawing>
+          <wp:inline xmlns:a="http://schemas.openxmlformats.org/drawingml/2006/main" xmlns:pic="http://schemas.openxmlformats.org/drawingml/2006/picture">
+            <wp:extent cx="5486400" cy="2834640"/>
+            <wp:docPr id="4" name="Picture 4" descr="Two calls return two values. remaining(12, 4) | spaces becomes 8 | first receives 8. remaining(10, 7) | spaces becomes 3 | second receives 3"/>
+            <wp:cNvGraphicFramePr>
+              <a:graphicFrameLocks noChangeAspect="1"/>
+            </wp:cNvGraphicFramePr>
+            <a:graphic>
+              <a:graphicData uri="http://schemas.openxmlformats.org/drawingml/2006/picture">
+                <pic:pic>
+                  <pic:nvPicPr>
+                    <pic:cNvPr id="0" name="academy-story-python-bridge-9-03.png"/>
+                    <pic:cNvPicPr/>
+                  </pic:nvPicPr>
+                  <pic:blipFill>
+                    <a:blip r:embed="rId12"/>
+                    <a:stretch>
+                      <a:fillRect/>
+                    </a:stretch>
+                  </pic:blipFill>
+                  <pic:spPr>
+                    <a:xfrm>
+                      <a:off x="0" y="0"/>
+                      <a:ext cx="5486400" cy="2834640"/>
+                    </a:xfrm>
+                    <a:prstGeom prst="rect"/>
+                  </pic:spPr>
+                </pic:pic>
+              </a:graphicData>
+            </a:graphic>
+          </wp:inline>
+        </w:drawing>
+      </w:r>
+    </w:p>
+    <w:p>
+      <w:pPr>
+        <w:spacing w:line="336" w:lineRule="auto" w:after="180"/>
+      </w:pPr>
+      <w:r>
+        <w:rPr>
+          <w:b w:val="0"/>
+        </w:rPr>
+        <w:t>Two calls return two values. remaining(12, 4) | spaces becomes 8 | first receives 8. remaining(10, 7) | spaces becomes 3 | second receives 3</w:t>
+      </w:r>
+    </w:p>
+    <w:p>
+      <w:pPr>
+        <w:spacing w:line="336" w:lineRule="auto" w:after="180"/>
+        <w:shd w:fill="F5F1FB"/>
+      </w:pPr>
+      <w:r>
+        <w:rPr>
+          <w:b w:val="0"/>
+        </w:rPr>
+        <w:t>Read the labels and values. Explain the relationship the model shows.</w:t>
+      </w:r>
+    </w:p>
+    <w:p>
+      <w:pPr>
+        <w:pStyle w:val="Heading3"/>
+      </w:pPr>
+      <w:r>
+        <w:t>04. Change one thing. Trace what follows.</w:t>
+      </w:r>
+    </w:p>
+    <w:p>
+      <w:r>
+        <w:drawing>
+          <wp:inline xmlns:a="http://schemas.openxmlformats.org/drawingml/2006/main" xmlns:pic="http://schemas.openxmlformats.org/drawingml/2006/picture">
+            <wp:extent cx="5486400" cy="3026664"/>
+            <wp:docPr id="5" name="Picture 5" descr="Original case: The final print displays 7 5; the second call does not overwrite first. Changed condition: Add print(result) after the calls in a fresh script with no global result. Expected result: NameError occurs because that local name is not defined in the caller. Reason: A returned value and the function’s internal name are different things."/>
+            <wp:cNvGraphicFramePr>
+              <a:graphicFrameLocks noChangeAspect="1"/>
+            </wp:cNvGraphicFramePr>
+            <a:graphic>
+              <a:graphicData uri="http://schemas.openxmlformats.org/drawingml/2006/picture">
+                <pic:pic>
+                  <pic:nvPicPr>
+                    <pic:cNvPr id="0" name="academy-story-python-bridge-9-04.png"/>
+                    <pic:cNvPicPr/>
+                  </pic:nvPicPr>
+                  <pic:blipFill>
+                    <a:blip r:embed="rId13"/>
+                    <a:stretch>
+                      <a:fillRect/>
+                    </a:stretch>
+                  </pic:blipFill>
+                  <pic:spPr>
+                    <a:xfrm>
+                      <a:off x="0" y="0"/>
+                      <a:ext cx="5486400" cy="3026664"/>
+                    </a:xfrm>
+                    <a:prstGeom prst="rect"/>
+                  </pic:spPr>
+                </pic:pic>
+              </a:graphicData>
+            </a:graphic>
+          </wp:inline>
+        </w:drawing>
+      </w:r>
+    </w:p>
+    <w:p>
+      <w:pPr>
+        <w:spacing w:line="336" w:lineRule="auto" w:after="180"/>
+      </w:pPr>
+      <w:r>
+        <w:rPr>
+          <w:b w:val="0"/>
+        </w:rPr>
+        <w:t>Original case: The final print displays 7 5; the second call does not overwrite first. Changed condition: Add print(result) after the calls in a fresh script with no global result.</w:t>
+      </w:r>
+    </w:p>
+    <w:p>
+      <w:pPr>
+        <w:spacing w:line="336" w:lineRule="auto" w:after="180"/>
+      </w:pPr>
+      <w:r>
+        <w:rPr>
+          <w:b w:val="0"/>
+        </w:rPr>
+        <w:t xml:space="preserve">Expected result: NameError occurs because that local name is not defined in the </w:t>
+      </w:r>
+      <w:r>
+        <w:rPr>
+          <w:b/>
+        </w:rPr>
+        <w:t>caller</w:t>
+      </w:r>
+      <w:r>
+        <w:rPr>
+          <w:b w:val="0"/>
+        </w:rPr>
+        <w:t>. Reason: A returned value and the function’s internal name are different things.</w:t>
+      </w:r>
+    </w:p>
+    <w:p>
+      <w:pPr>
+        <w:spacing w:line="336" w:lineRule="auto" w:after="180"/>
+        <w:shd w:fill="F5F1FB"/>
+      </w:pPr>
+      <w:r>
+        <w:rPr>
+          <w:b w:val="0"/>
+        </w:rPr>
+        <w:t>Predict before checking the worked changed-case result. Name what changed and what the supplied facts allow you to conclude.</w:t>
+      </w:r>
+    </w:p>
+    <w:p>
+      <w:pPr>
+        <w:pStyle w:val="Heading3"/>
+      </w:pPr>
+      <w:r>
+        <w:t>05. Connect the explanation to its limit</w:t>
+      </w:r>
+    </w:p>
+    <w:p>
+      <w:r>
+        <w:drawing>
+          <wp:inline xmlns:a="http://schemas.openxmlformats.org/drawingml/2006/main" xmlns:pic="http://schemas.openxmlformats.org/drawingml/2006/picture">
+            <wp:extent cx="5486400" cy="2834640"/>
+            <wp:docPr id="6" name="Picture 6" descr="Returning passes a value back to the caller. Local names belong to a function call; storing the returned value creates a separate caller binding. Limit: The example uses immutable integers; shared mutable objects require additional reasoning about references."/>
+            <wp:cNvGraphicFramePr>
+              <a:graphicFrameLocks noChangeAspect="1"/>
+            </wp:cNvGraphicFramePr>
+            <a:graphic>
+              <a:graphicData uri="http://schemas.openxmlformats.org/drawingml/2006/picture">
+                <pic:pic>
+                  <pic:nvPicPr>
+                    <pic:cNvPr id="0" name="academy-story-python-bridge-9-05.png"/>
+                    <pic:cNvPicPr/>
+                  </pic:nvPicPr>
+                  <pic:blipFill>
+                    <a:blip r:embed="rId14"/>
+                    <a:stretch>
+                      <a:fillRect/>
+                    </a:stretch>
+                  </pic:blipFill>
+                  <pic:spPr>
+                    <a:xfrm>
+                      <a:off x="0" y="0"/>
+                      <a:ext cx="5486400" cy="2834640"/>
+                    </a:xfrm>
+                    <a:prstGeom prst="rect"/>
+                  </pic:spPr>
+                </pic:pic>
+              </a:graphicData>
+            </a:graphic>
+          </wp:inline>
+        </w:drawing>
+      </w:r>
+    </w:p>
+    <w:p>
+      <w:pPr>
+        <w:spacing w:line="336" w:lineRule="auto" w:after="180"/>
+      </w:pPr>
+      <w:r>
+        <w:rPr>
+          <w:b w:val="0"/>
+        </w:rPr>
+        <w:t xml:space="preserve">Returning passes a value back to the </w:t>
+      </w:r>
+      <w:r>
+        <w:rPr>
+          <w:b/>
+        </w:rPr>
+        <w:t>caller</w:t>
+      </w:r>
+      <w:r>
+        <w:rPr>
+          <w:b w:val="0"/>
+        </w:rPr>
+        <w:t xml:space="preserve">. Local names belong to a function call; storing the returned value creates a separate </w:t>
+      </w:r>
+      <w:r>
+        <w:rPr>
+          <w:b/>
+        </w:rPr>
+        <w:t>caller</w:t>
+      </w:r>
+      <w:r>
+        <w:rPr>
+          <w:b w:val="0"/>
+        </w:rPr>
+        <w:t xml:space="preserve"> binding.</w:t>
+      </w:r>
+    </w:p>
+    <w:p>
+      <w:pPr>
+        <w:spacing w:line="336" w:lineRule="auto" w:after="180"/>
+      </w:pPr>
+      <w:r>
+        <w:rPr>
+          <w:b w:val="0"/>
+        </w:rPr>
+        <w:t>Limit: The example uses immutable integers; shared mutable objects require additional reasoning about references.</w:t>
+      </w:r>
+    </w:p>
+    <w:p>
+      <w:pPr>
+        <w:spacing w:line="336" w:lineRule="auto" w:after="180"/>
+        <w:shd w:fill="F5F1FB"/>
+      </w:pPr>
+      <w:r>
+        <w:rPr>
+          <w:b w:val="0"/>
+        </w:rPr>
+        <w:t>Explain the case, then point to a limit on the claim.</w:t>
+      </w:r>
+    </w:p>
+    <w:p>
+      <w:pPr>
+        <w:pStyle w:val="Heading3"/>
+      </w:pPr>
+      <w:r>
+        <w:t>06. Make the idea visible in your project</w:t>
+      </w:r>
+    </w:p>
+    <w:p>
+      <w:r>
+        <w:drawing>
+          <wp:inline xmlns:a="http://schemas.openxmlformats.org/drawingml/2006/main" xmlns:pic="http://schemas.openxmlformats.org/drawingml/2006/picture">
+            <wp:extent cx="5486400" cy="3681984"/>
+            <wp:docPr id="7" name="Picture 7" descr="For Python readiness before the Responsible Plant Classifier, retain a trace of the values, the predicted outputs and the changed-case explanation. Use actual Python 3 results to check the prediction after reasoning first. Draw your input, deciding step, result and limit. Supported question: Trace the two returned values and explain why first stays seven. What happens if the caller tries to print result directly?"/>
+            <wp:cNvGraphicFramePr>
+              <a:graphicFrameLocks noChangeAspect="1"/>
+            </wp:cNvGraphicFramePr>
+            <a:graphic>
+              <a:graphicData uri="http://schemas.openxmlformats.org/drawingml/2006/picture">
+                <pic:pic>
+                  <pic:nvPicPr>
+                    <pic:cNvPr id="0" name="academy-story-python-bridge-9-06.png"/>
+                    <pic:cNvPicPr/>
+                  </pic:nvPicPr>
+                  <pic:blipFill>
+                    <a:blip r:embed="rId15"/>
+                    <a:stretch>
+                      <a:fillRect/>
+                    </a:stretch>
+                  </pic:blipFill>
+                  <pic:spPr>
+                    <a:xfrm>
+                      <a:off x="0" y="0"/>
+                      <a:ext cx="5486400" cy="3681984"/>
+                    </a:xfrm>
+                    <a:prstGeom prst="rect"/>
+                  </pic:spPr>
+                </pic:pic>
+              </a:graphicData>
+            </a:graphic>
+          </wp:inline>
+        </w:drawing>
+      </w:r>
+    </w:p>
+    <w:p>
+      <w:pPr>
+        <w:spacing w:line="336" w:lineRule="auto" w:after="180"/>
+      </w:pPr>
+      <w:r>
+        <w:rPr>
+          <w:b w:val="0"/>
+        </w:rPr>
+        <w:t xml:space="preserve">For Python readiness before the Responsible Plant Classifier, retain a trace of the values, the predicted </w:t>
+      </w:r>
+      <w:r>
+        <w:rPr>
+          <w:b/>
+        </w:rPr>
+        <w:t>output</w:t>
+      </w:r>
+      <w:r>
+        <w:rPr>
+          <w:b w:val="0"/>
+        </w:rPr>
+        <w:t xml:space="preserve">s and the changed-case explanation. Use actual Python 3 results to check the </w:t>
+      </w:r>
+      <w:r>
+        <w:rPr>
+          <w:b/>
+        </w:rPr>
+        <w:t>prediction</w:t>
+      </w:r>
+      <w:r>
+        <w:rPr>
+          <w:b w:val="0"/>
+        </w:rPr>
+        <w:t xml:space="preserve"> after reasoning first.</w:t>
+      </w:r>
+    </w:p>
+    <w:p>
+      <w:pPr>
+        <w:spacing w:line="336" w:lineRule="auto" w:after="180"/>
+      </w:pPr>
+      <w:r>
+        <w:rPr>
+          <w:b w:val="0"/>
+        </w:rPr>
+        <w:t xml:space="preserve">Draw your </w:t>
+      </w:r>
+      <w:r>
+        <w:rPr>
+          <w:b/>
+        </w:rPr>
+        <w:t>input</w:t>
+      </w:r>
+      <w:r>
+        <w:rPr>
+          <w:b w:val="0"/>
+        </w:rPr>
+        <w:t xml:space="preserve">, deciding step, result and limit. Supported question: Trace the two returned values and explain why first stays seven. What happens if the </w:t>
+      </w:r>
+      <w:r>
+        <w:rPr>
+          <w:b/>
+        </w:rPr>
+        <w:t>caller</w:t>
+      </w:r>
+      <w:r>
+        <w:rPr>
+          <w:b w:val="0"/>
+        </w:rPr>
+        <w:t xml:space="preserve"> tries to print result directly?</w:t>
+      </w:r>
+    </w:p>
+    <w:p>
+      <w:pPr>
+        <w:spacing w:line="336" w:lineRule="auto" w:after="180"/>
+        <w:shd w:fill="F5F1FB"/>
+      </w:pPr>
+      <w:r>
+        <w:rPr>
+          <w:b w:val="0"/>
+        </w:rPr>
+        <w:t xml:space="preserve">Draw your project trace and justify the deciding step using </w:t>
+      </w:r>
+      <w:r>
+        <w:rPr>
+          <w:b/>
+        </w:rPr>
+        <w:t>evidence</w:t>
+      </w:r>
+      <w:r>
+        <w:rPr>
+          <w:b w:val="0"/>
+        </w:rPr>
+        <w:t>.</w:t>
       </w:r>
     </w:p>
     <w:sectPr>

--- a/downloads/student/bridge-week-09.docx
+++ b/downloads/student/bridge-week-09.docx
@@ -25,12 +25,17 @@
         <w:pStyle w:val="Heading1"/>
       </w:pPr>
       <w:r>
-        <w:t>Before you start</w:t>
-      </w:r>
-    </w:p>
-    <w:p>
-      <w:r>
-        <w:t>A function show_remaining(capacity, used) prints capacity - used. What does calling it with (9, 4) display? Does defining it alone display that result?</w:t>
+        <w:t>Return the data. Store it in the caller. Trace the scope.</w:t>
+      </w:r>
+    </w:p>
+    <w:p>
+      <w:r>
+        <w:t>Use returned values without confusing display, missing returns and local names.</w:t>
+      </w:r>
+    </w:p>
+    <w:p>
+      <w:r>
+        <w:t>Two-cupboard return → extra-call trace → six return/scope cases → selected missing-return test → portfolio record.</w:t>
       </w:r>
     </w:p>
     <w:p>
@@ -38,20 +43,20 @@
         <w:pStyle w:val="Heading1"/>
       </w:pPr>
       <w:r>
-        <w:t>01. Your mission</w:t>
-      </w:r>
-    </w:p>
-    <w:p>
-      <w:r>
-        <w:t>Start with the target: Use a returned value in a later calculation. Try the recall before opening notes.</w:t>
-      </w:r>
-    </w:p>
-    <w:p>
-      <w:pPr>
-        <w:pStyle w:val="Heading3"/>
-      </w:pPr>
-      <w:r>
-        <w:t>Your learning target</w:t>
+        <w:t>01. Which value returns, and which name belongs only to the call?</w:t>
+      </w:r>
+    </w:p>
+    <w:p>
+      <w:r>
+        <w:t>Keep displayed output, returned data and caller bindings separate.</w:t>
+      </w:r>
+    </w:p>
+    <w:p>
+      <w:pPr>
+        <w:pStyle w:val="Heading2"/>
+      </w:pPr>
+      <w:r>
+        <w:t>Your learning goals</w:t>
       </w:r>
     </w:p>
     <w:p>
@@ -101,99 +106,121 @@
     </w:p>
     <w:p>
       <w:pPr>
+        <w:pStyle w:val="Heading2"/>
+      </w:pPr>
+      <w:r>
+        <w:t>Recall before notes</w:t>
+      </w:r>
+    </w:p>
+    <w:p>
+      <w:pPr>
+        <w:pStyle w:val="ListBullet"/>
+      </w:pPr>
+      <w:r>
+        <w:t>Close your notes first. A rough first answer helps us choose the right starting point; it is not a score for your ability.</w:t>
+      </w:r>
+    </w:p>
+    <w:p>
+      <w:pPr>
+        <w:pStyle w:val="ListBullet"/>
+      </w:pPr>
+      <w:r>
+        <w:t>Without opening the old lesson, explain one key idea from Functions and arguments. Give an example and a mistake that the idea helps you avoid.</w:t>
+      </w:r>
+    </w:p>
+    <w:p>
+      <w:pPr>
+        <w:pStyle w:val="ListBullet"/>
+      </w:pPr>
+      <w:r>
+        <w:t>Without opening the old lesson, explain one key idea from Loops and trace tables. Give an example and a mistake that the idea helps you avoid.</w:t>
+      </w:r>
+    </w:p>
+    <w:p>
+      <w:pPr>
+        <w:pStyle w:val="ListBullet"/>
+      </w:pPr>
+      <w:r>
+        <w:t>Without opening the old lesson, explain one key idea from Expressions and operator order. Give an example and a mistake that the idea helps you avoid.</w:t>
+      </w:r>
+    </w:p>
+    <w:p>
+      <w:pPr>
+        <w:pStyle w:val="ListBullet"/>
+      </w:pPr>
+      <w:r>
+        <w:t>After trying, check the relevant lesson or ask your teacher. Change the part of your explanation that the evidence shows was wrong.</w:t>
+      </w:r>
+    </w:p>
+    <w:p>
+      <w:pPr>
+        <w:pStyle w:val="ListBullet"/>
+      </w:pPr>
+      <w:r>
+        <w:t>This week you will practise:</w:t>
+      </w:r>
+    </w:p>
+    <w:p>
+      <w:pPr>
+        <w:pStyle w:val="ListBullet"/>
+      </w:pPr>
+      <w:r>
+        <w:t>Use a returned value in a later calculation</w:t>
+      </w:r>
+    </w:p>
+    <w:p>
+      <w:pPr>
+        <w:pStyle w:val="ListBullet"/>
+      </w:pPr>
+      <w:r>
+        <w:t>Trace local variables separately for each function call</w:t>
+      </w:r>
+    </w:p>
+    <w:p>
+      <w:pPr>
+        <w:pStyle w:val="ListBullet"/>
+      </w:pPr>
+      <w:r>
+        <w:t>Detect a missing return and test repeated calls</w:t>
+      </w:r>
+    </w:p>
+    <w:p>
+      <w:pPr>
+        <w:pStyle w:val="ListBullet"/>
+      </w:pPr>
+      <w:r>
+        <w:t>A function show_remaining(capacity, used) prints capacity - used. What does calling it with (9, 4) display? Does defining it alone display that result?</w:t>
+      </w:r>
+    </w:p>
+    <w:p>
+      <w:pPr>
         <w:pStyle w:val="Heading3"/>
       </w:pPr>
       <w:r>
-        <w:t>Remember before reading</w:t>
-      </w:r>
-    </w:p>
-    <w:p>
-      <w:pPr>
-        <w:spacing w:line="336" w:lineRule="auto" w:after="180"/>
-      </w:pPr>
-      <w:r>
-        <w:rPr>
-          <w:b w:val="0"/>
-        </w:rPr>
-        <w:t>Close your notes first. A rough first answer helps us choose the right starting point; it is not a score for your ability.</w:t>
-      </w:r>
-    </w:p>
-    <w:p>
-      <w:pPr>
-        <w:spacing w:line="336" w:lineRule="auto" w:after="180"/>
-      </w:pPr>
-      <w:r>
-        <w:rPr>
-          <w:b w:val="0"/>
-        </w:rPr>
-        <w:t>Without opening the old lesson, explain one key idea from Functions and arguments. Give an example and a mistake that the idea helps you avoid.</w:t>
-      </w:r>
-    </w:p>
-    <w:p>
-      <w:pPr>
-        <w:spacing w:line="336" w:lineRule="auto" w:after="180"/>
-      </w:pPr>
-      <w:r>
-        <w:rPr>
-          <w:b w:val="0"/>
-        </w:rPr>
-        <w:t>Without opening the old lesson, explain one key idea from Loops and trace tables. Give an example and a mistake that the idea helps you avoid.</w:t>
-      </w:r>
-    </w:p>
-    <w:p>
-      <w:pPr>
-        <w:spacing w:line="336" w:lineRule="auto" w:after="180"/>
-      </w:pPr>
-      <w:r>
-        <w:rPr>
-          <w:b w:val="0"/>
-        </w:rPr>
-        <w:t>Without opening the old lesson, explain one key idea from Expressions and operator order. Give an example and a mistake that the idea helps you avoid.</w:t>
-      </w:r>
-    </w:p>
-    <w:p>
-      <w:pPr>
-        <w:spacing w:line="336" w:lineRule="auto" w:after="180"/>
-      </w:pPr>
-      <w:r>
-        <w:rPr>
-          <w:b w:val="0"/>
-        </w:rPr>
-        <w:t xml:space="preserve">After trying, check the relevant lesson or ask your teacher. Change the part of your explanation that the </w:t>
-      </w:r>
-      <w:r>
-        <w:rPr>
-          <w:b/>
-        </w:rPr>
-        <w:t>evidence</w:t>
-      </w:r>
-      <w:r>
-        <w:rPr>
-          <w:b w:val="0"/>
-        </w:rPr>
-        <w:t xml:space="preserve"> shows was wrong.</w:t>
-      </w:r>
-    </w:p>
-    <w:p>
-      <w:pPr>
-        <w:spacing w:line="336" w:lineRule="auto" w:after="180"/>
-      </w:pPr>
-      <w:r>
-        <w:rPr>
-          <w:b w:val="0"/>
-        </w:rPr>
-        <w:t>This week you will practise:</w:t>
-      </w:r>
-    </w:p>
-    <w:p>
-      <w:pPr>
-        <w:spacing w:line="336" w:lineRule="auto" w:after="180"/>
-      </w:pPr>
-      <w:r>
-        <w:rPr>
-          <w:b w:val="0"/>
-        </w:rPr>
-        <w:t>Use a returned value in a later calculation</w:t>
+        <w:t>My starting explanation</w:t>
+      </w:r>
+    </w:p>
+    <w:p>
+      <w:r>
+        <w:t>________________________________________________________________</w:t>
+      </w:r>
+    </w:p>
+    <w:p>
+      <w:r>
+        <w:t>________________________________________________________________</w:t>
+      </w:r>
+    </w:p>
+    <w:p>
+      <w:r>
+        <w:t>________________________________________________________________</w:t>
+      </w:r>
+    </w:p>
+    <w:p>
+      <w:pPr>
+        <w:pStyle w:val="Heading2"/>
+      </w:pPr>
+      <w:r>
+        <w:t>Your end goal</w:t>
       </w:r>
     </w:p>
     <w:p>
@@ -210,13 +237,74 @@
         <w:rPr>
           <w:b/>
         </w:rPr>
-        <w:t>local variable</w:t>
+        <w:t>return value</w:t>
       </w:r>
       <w:r>
         <w:rPr>
           <w:b w:val="0"/>
         </w:rPr>
-        <w:t>s separately for each function call</w:t>
+        <w:t>s and local state and explain the changed program before running it.</w:t>
+      </w:r>
+    </w:p>
+    <w:p>
+      <w:pPr>
+        <w:pStyle w:val="Heading2"/>
+      </w:pPr>
+      <w:r>
+        <w:t>Earlier wording, alternatives and picture transcripts · reference / check after trying</w:t>
+      </w:r>
+    </w:p>
+    <w:p>
+      <w:pPr>
+        <w:pStyle w:val="Heading3"/>
+      </w:pPr>
+      <w:r>
+        <w:t>Your learning target</w:t>
+      </w:r>
+    </w:p>
+    <w:p>
+      <w:pPr>
+        <w:pStyle w:val="Heading3"/>
+      </w:pPr>
+      <w:r>
+        <w:t>Remember before reading</w:t>
+      </w:r>
+    </w:p>
+    <w:p>
+      <w:pPr>
+        <w:pStyle w:val="Heading3"/>
+      </w:pPr>
+      <w:r>
+        <w:t>Retrieve what you already know</w:t>
+      </w:r>
+    </w:p>
+    <w:p>
+      <w:pPr>
+        <w:pStyle w:val="Heading3"/>
+      </w:pPr>
+      <w:r>
+        <w:t>This week’s end goal</w:t>
+      </w:r>
+    </w:p>
+    <w:p>
+      <w:pPr>
+        <w:pStyle w:val="Heading1"/>
+      </w:pPr>
+      <w:r>
+        <w:t>02. Add spare spaces using returned values</w:t>
+      </w:r>
+    </w:p>
+    <w:p>
+      <w:r>
+        <w:t>The caller can store a result without copying a number from the screen.</w:t>
+      </w:r>
+    </w:p>
+    <w:p>
+      <w:pPr>
+        <w:pStyle w:val="Heading2"/>
+      </w:pPr>
+      <w:r>
+        <w:t>Read the two-cupboard task</w:t>
       </w:r>
     </w:p>
     <w:p>
@@ -227,58 +315,26 @@
         <w:rPr>
           <w:b w:val="0"/>
         </w:rPr>
-        <w:t>Detect a missing return and test repeated calls</w:t>
-      </w:r>
-    </w:p>
-    <w:p>
-      <w:pPr>
-        <w:pStyle w:val="Heading3"/>
-      </w:pPr>
-      <w:r>
-        <w:t>Retrieve what you already know</w:t>
+        <w:t>Two fictional cupboards have spare spaces. We want to add their spare spaces without copying numbers from the screen. Last week a function printed each answer.</w:t>
       </w:r>
     </w:p>
     <w:p>
       <w:pPr>
         <w:spacing w:line="336" w:lineRule="auto" w:after="180"/>
-        <w:shd w:fill="F5F1FB"/>
       </w:pPr>
       <w:r>
         <w:rPr>
           <w:b w:val="0"/>
         </w:rPr>
-        <w:t>A function show_remaining(capacity, used) prints capacity - used. What does calling it with (9, 4) display? Does defining it alone display that result?</w:t>
-      </w:r>
-    </w:p>
-    <w:p>
-      <w:pPr>
-        <w:pStyle w:val="Heading3"/>
-      </w:pPr>
-      <w:r>
-        <w:t>My starting explanation</w:t>
-      </w:r>
-    </w:p>
-    <w:p>
-      <w:r>
-        <w:t>________________________________________________________________</w:t>
-      </w:r>
-    </w:p>
-    <w:p>
-      <w:r>
-        <w:t>________________________________________________________________</w:t>
-      </w:r>
-    </w:p>
-    <w:p>
-      <w:r>
-        <w:t>________________________________________________________________</w:t>
-      </w:r>
-    </w:p>
-    <w:p>
-      <w:pPr>
-        <w:pStyle w:val="Heading3"/>
-      </w:pPr>
-      <w:r>
-        <w:t>This week’s end goal</w:t>
+        <w:t>This week a function returns its answer so the calling code can store it, combine it or choose to print it.</w:t>
+      </w:r>
+    </w:p>
+    <w:p>
+      <w:pPr>
+        <w:pStyle w:val="Heading2"/>
+      </w:pPr>
+      <w:r>
+        <w:t>State assumptions and saved-script behavior</w:t>
       </w:r>
     </w:p>
     <w:p>
@@ -289,7 +345,18 @@
         <w:rPr>
           <w:b w:val="0"/>
         </w:rPr>
-        <w:t xml:space="preserve">Trace </w:t>
+        <w:t>Assume nonnegative integer counts and used no greater than capacity. This calculation does not validate those assumptions.</w:t>
+      </w:r>
+    </w:p>
+    <w:p>
+      <w:pPr>
+        <w:spacing w:line="336" w:lineRule="auto" w:after="180"/>
+      </w:pPr>
+      <w:r>
+        <w:rPr>
+          <w:b w:val="0"/>
+        </w:rPr>
+        <w:t xml:space="preserve">Work in a Python script so a call does not automatically display its </w:t>
       </w:r>
       <w:r>
         <w:rPr>
@@ -301,7 +368,38 @@
         <w:rPr>
           <w:b w:val="0"/>
         </w:rPr>
-        <w:t>s and local state and explain the changed program before running it.</w:t>
+        <w:t xml:space="preserve"> as it might in an interactive console.</w:t>
+      </w:r>
+    </w:p>
+    <w:p>
+      <w:pPr>
+        <w:pStyle w:val="Heading2"/>
+      </w:pPr>
+      <w:r>
+        <w:t>Your first explanation</w:t>
+      </w:r>
+    </w:p>
+    <w:p>
+      <w:pPr>
+        <w:pStyle w:val="Heading3"/>
+      </w:pPr>
+      <w:r>
+        <w:t>List the given facts and one fact that is not supplied.</w:t>
+      </w:r>
+    </w:p>
+    <w:p>
+      <w:r>
+        <w:t>________________________________________________________________</w:t>
+      </w:r>
+    </w:p>
+    <w:p>
+      <w:r>
+        <w:t>________________________________________________________________</w:t>
+      </w:r>
+    </w:p>
+    <w:p>
+      <w:r>
+        <w:t>________________________________________________________________</w:t>
       </w:r>
     </w:p>
     <w:p>
@@ -309,104 +407,20 @@
         <w:pStyle w:val="Heading1"/>
       </w:pPr>
       <w:r>
-        <w:t>02. Notice the evidence</w:t>
-      </w:r>
-    </w:p>
-    <w:p>
-      <w:r>
-        <w:t>Investigate the supplied Return values and local state case. Separate observations, given facts and assumptions before choosing an explanation.</w:t>
-      </w:r>
-    </w:p>
-    <w:p>
-      <w:pPr>
-        <w:spacing w:line="336" w:lineRule="auto" w:after="180"/>
-      </w:pPr>
-      <w:r>
-        <w:rPr>
-          <w:b w:val="0"/>
-        </w:rPr>
-        <w:t>Two fictional cupboards have spare spaces. We want to add their spare spaces without copying numbers from the screen. Last week a function printed each answer.</w:t>
-      </w:r>
-    </w:p>
-    <w:p>
-      <w:pPr>
-        <w:spacing w:line="336" w:lineRule="auto" w:after="180"/>
-      </w:pPr>
-      <w:r>
-        <w:rPr>
-          <w:b w:val="0"/>
-        </w:rPr>
-        <w:t>This week a function returns its answer so the calling code can store it, combine it or choose to print it.</w:t>
-      </w:r>
-    </w:p>
-    <w:p>
-      <w:pPr>
-        <w:spacing w:line="336" w:lineRule="auto" w:after="180"/>
-      </w:pPr>
-      <w:r>
-        <w:rPr>
-          <w:b w:val="0"/>
-        </w:rPr>
-        <w:t>Assume nonnegative integer counts and used no greater than capacity. This calculation does not validate those assumptions.</w:t>
-      </w:r>
-    </w:p>
-    <w:p>
-      <w:pPr>
-        <w:spacing w:line="336" w:lineRule="auto" w:after="180"/>
-      </w:pPr>
-      <w:r>
-        <w:rPr>
-          <w:b w:val="0"/>
-        </w:rPr>
-        <w:t xml:space="preserve">Work in a Python script so a call does not automatically display its </w:t>
-      </w:r>
-      <w:r>
-        <w:rPr>
-          <w:b/>
-        </w:rPr>
-        <w:t>return value</w:t>
-      </w:r>
-      <w:r>
-        <w:rPr>
-          <w:b w:val="0"/>
-        </w:rPr>
-        <w:t xml:space="preserve"> as it might in an interactive console.</w:t>
-      </w:r>
-    </w:p>
-    <w:p>
-      <w:pPr>
-        <w:pStyle w:val="Heading3"/>
-      </w:pPr>
-      <w:r>
-        <w:t>List the given facts and one fact that is not supplied.</w:t>
-      </w:r>
-    </w:p>
-    <w:p>
-      <w:r>
-        <w:t>________________________________________________________________</w:t>
-      </w:r>
-    </w:p>
-    <w:p>
-      <w:r>
-        <w:t>________________________________________________________________</w:t>
-      </w:r>
-    </w:p>
-    <w:p>
-      <w:r>
-        <w:t>________________________________________________________________</w:t>
-      </w:r>
-    </w:p>
-    <w:p>
-      <w:pPr>
-        <w:pStyle w:val="Heading1"/>
-      </w:pPr>
-      <w:r>
-        <w:t>03. See how it works</w:t>
-      </w:r>
-    </w:p>
-    <w:p>
-      <w:r>
-        <w:t>Follow the mechanism for Return values and local state. Connect each labelled input, deciding step and result.</w:t>
+        <w:t>03. Return hands back data; the caller chooses how to use it</w:t>
+      </w:r>
+    </w:p>
+    <w:p>
+      <w:r>
+        <w:t>A caller assignment stores the returned value under a different name.</w:t>
+      </w:r>
+    </w:p>
+    <w:p>
+      <w:pPr>
+        <w:pStyle w:val="Heading2"/>
+      </w:pPr>
+      <w:r>
+        <w:t>Complete return-and-combine program</w:t>
       </w:r>
     </w:p>
     <w:p>
@@ -427,6 +441,14 @@
         <w:t>second = remaining(10, 7)</w:t>
         <w:br/>
         <w:t>print(first + second)</w:t>
+      </w:r>
+    </w:p>
+    <w:p>
+      <w:pPr>
+        <w:pStyle w:val="Heading2"/>
+      </w:pPr>
+      <w:r>
+        <w:t>Trace the two local calculations</w:t>
       </w:r>
     </w:p>
     <w:p>
@@ -555,6 +577,197 @@
     </w:p>
     <w:p>
       <w:pPr>
+        <w:pStyle w:val="Heading2"/>
+      </w:pPr>
+      <w:r>
+        <w:t>Separate return, assignment and display</w:t>
+      </w:r>
+    </w:p>
+    <w:tbl>
+      <w:tblPr>
+        <w:tblStyle w:val="LightShading-Accent1"/>
+        <w:tblW w:type="auto" w:w="0"/>
+        <w:tblLook w:firstColumn="1" w:firstRow="1" w:lastColumn="0" w:lastRow="0" w:noHBand="0" w:noVBand="1" w:val="04A0"/>
+      </w:tblPr>
+      <w:tblGrid>
+        <w:gridCol w:w="3408"/>
+        <w:gridCol w:w="3408"/>
+        <w:gridCol w:w="3408"/>
+      </w:tblGrid>
+      <w:tr>
+        <w:trPr>
+          <w:tblHeader/>
+        </w:trPr>
+        <w:tc>
+          <w:tcPr>
+            <w:tcW w:type="dxa" w:w="3408"/>
+          </w:tcPr>
+          <w:p>
+            <w:r>
+              <w:t>Execution event</w:t>
+            </w:r>
+          </w:p>
+        </w:tc>
+        <w:tc>
+          <w:tcPr>
+            <w:tcW w:type="dxa" w:w="3408"/>
+          </w:tcPr>
+          <w:p>
+            <w:r>
+              <w:t>Returned value</w:t>
+            </w:r>
+          </w:p>
+        </w:tc>
+        <w:tc>
+          <w:tcPr>
+            <w:tcW w:type="dxa" w:w="3408"/>
+          </w:tcPr>
+          <w:p>
+            <w:r>
+              <w:t>Caller binding / displayed output</w:t>
+            </w:r>
+          </w:p>
+        </w:tc>
+      </w:tr>
+      <w:tr>
+        <w:tc>
+          <w:tcPr>
+            <w:tcW w:type="dxa" w:w="3408"/>
+          </w:tcPr>
+          <w:p>
+            <w:r>
+              <w:t>remaining(12,4) computes local spaces</w:t>
+            </w:r>
+          </w:p>
+        </w:tc>
+        <w:tc>
+          <w:tcPr>
+            <w:tcW w:type="dxa" w:w="3408"/>
+          </w:tcPr>
+          <w:p>
+            <w:r>
+              <w:t>8</w:t>
+            </w:r>
+          </w:p>
+        </w:tc>
+        <w:tc>
+          <w:tcPr>
+            <w:tcW w:type="dxa" w:w="3408"/>
+          </w:tcPr>
+          <w:p>
+            <w:r>
+              <w:t>Assignment binds first=8; no output</w:t>
+            </w:r>
+          </w:p>
+        </w:tc>
+      </w:tr>
+      <w:tr>
+        <w:tc>
+          <w:tcPr>
+            <w:tcW w:type="dxa" w:w="3408"/>
+          </w:tcPr>
+          <w:p>
+            <w:r>
+              <w:t>remaining(10,7) computes its own spaces</w:t>
+            </w:r>
+          </w:p>
+        </w:tc>
+        <w:tc>
+          <w:tcPr>
+            <w:tcW w:type="dxa" w:w="3408"/>
+          </w:tcPr>
+          <w:p>
+            <w:r>
+              <w:t>3</w:t>
+            </w:r>
+          </w:p>
+        </w:tc>
+        <w:tc>
+          <w:tcPr>
+            <w:tcW w:type="dxa" w:w="3408"/>
+          </w:tcPr>
+          <w:p>
+            <w:r>
+              <w:t>Assignment binds second=3; first still 8</w:t>
+            </w:r>
+          </w:p>
+        </w:tc>
+      </w:tr>
+      <w:tr>
+        <w:tc>
+          <w:tcPr>
+            <w:tcW w:type="dxa" w:w="3408"/>
+          </w:tcPr>
+          <w:p>
+            <w:r>
+              <w:t>print(first+second)</w:t>
+            </w:r>
+          </w:p>
+        </w:tc>
+        <w:tc>
+          <w:tcPr>
+            <w:tcW w:type="dxa" w:w="3408"/>
+          </w:tcPr>
+          <w:p>
+            <w:r>
+              <w:t>No new function result needed</w:t>
+            </w:r>
+          </w:p>
+        </w:tc>
+        <w:tc>
+          <w:tcPr>
+            <w:tcW w:type="dxa" w:w="3408"/>
+          </w:tcPr>
+          <w:p>
+            <w:r>
+              <w:t>Display 11</w:t>
+            </w:r>
+          </w:p>
+        </w:tc>
+      </w:tr>
+      <w:tr>
+        <w:tc>
+          <w:tcPr>
+            <w:tcW w:type="dxa" w:w="3408"/>
+          </w:tcPr>
+          <w:p>
+            <w:r>
+              <w:t>Remove outer print only</w:t>
+            </w:r>
+          </w:p>
+        </w:tc>
+        <w:tc>
+          <w:tcPr>
+            <w:tcW w:type="dxa" w:w="3408"/>
+          </w:tcPr>
+          <w:p>
+            <w:r>
+              <w:t>Return values still stored</w:t>
+            </w:r>
+          </w:p>
+        </w:tc>
+        <w:tc>
+          <w:tcPr>
+            <w:tcW w:type="dxa" w:w="3408"/>
+          </w:tcPr>
+          <w:p>
+            <w:r>
+              <w:t>No output from this script</w:t>
+            </w:r>
+          </w:p>
+        </w:tc>
+      </w:tr>
+    </w:tbl>
+    <w:p>
+      <w:pPr>
+        <w:pStyle w:val="Heading2"/>
+      </w:pPr>
+      <w:r>
+        <w:t>Read execution after return</w:t>
+      </w:r>
+    </w:p>
+    <w:p>
+      <w:pPr>
         <w:spacing w:line="336" w:lineRule="auto" w:after="180"/>
       </w:pPr>
       <w:r>
@@ -577,6 +790,30 @@
     </w:p>
     <w:p>
       <w:pPr>
+        <w:pStyle w:val="Heading2"/>
+      </w:pPr>
+      <w:r>
+        <w:t>Explain the deciding step</w:t>
+      </w:r>
+    </w:p>
+    <w:p>
+      <w:pPr>
+        <w:pStyle w:val="ListBullet"/>
+      </w:pPr>
+      <w:r>
+        <w:t>Point to the input, the deciding step and the result in this week’s visual. Explain the same step in ordinary words. A picture helps when you can say what each part represents.</w:t>
+      </w:r>
+    </w:p>
+    <w:p>
+      <w:pPr>
+        <w:pStyle w:val="Heading2"/>
+      </w:pPr>
+      <w:r>
+        <w:t>Earlier wording, alternatives and picture transcripts · reference / check after trying</w:t>
+      </w:r>
+    </w:p>
+    <w:p>
+      <w:pPr>
         <w:pStyle w:val="Heading3"/>
       </w:pPr>
       <w:r>
@@ -585,13 +822,1205 @@
     </w:p>
     <w:p>
       <w:pPr>
+        <w:pStyle w:val="Heading1"/>
+      </w:pPr>
+      <w:r>
+        <w:t>04. Compare returned data with a function that only prints</w:t>
+      </w:r>
+    </w:p>
+    <w:p>
+      <w:r>
+        <w:t>A visible number does not establish what the call returned.</w:t>
+      </w:r>
+    </w:p>
+    <w:p>
+      <w:pPr>
+        <w:pStyle w:val="Heading2"/>
+      </w:pPr>
+      <w:r>
+        <w:t>Predict the supported change</w:t>
+      </w:r>
+    </w:p>
+    <w:p>
+      <w:pPr>
+        <w:pStyle w:val="ListBullet"/>
+      </w:pPr>
+      <w:r>
+        <w:t>Using the correct definition, store a = remaining(8, 3), b = remaining(8, 8), c = remaining(8, 3). State a, b and c. In a fresh script, explain why print(spaces) outside the function fails.</w:t>
+      </w:r>
+    </w:p>
+    <w:p>
+      <w:pPr>
+        <w:pStyle w:val="Heading3"/>
+      </w:pPr>
+      <w:r>
+        <w:t>Keep the procedure fixed. Explain what changed in the inputs and result.</w:t>
+      </w:r>
+    </w:p>
+    <w:p>
+      <w:r>
+        <w:t>________________________________________________________________</w:t>
+      </w:r>
+    </w:p>
+    <w:p>
+      <w:r>
+        <w:t>________________________________________________________________</w:t>
+      </w:r>
+    </w:p>
+    <w:p>
+      <w:r>
+        <w:t>________________________________________________________________</w:t>
+      </w:r>
+    </w:p>
+    <w:p>
+      <w:r>
+        <w:t>________________________________________________________________</w:t>
+      </w:r>
+    </w:p>
+    <w:p>
+      <w:r>
+        <w:t>________________________________________________________________</w:t>
+      </w:r>
+    </w:p>
+    <w:p>
+      <w:pPr>
+        <w:pStyle w:val="Heading2"/>
+      </w:pPr>
+      <w:r>
+        <w:t>Predict the pictured variant</w:t>
+      </w:r>
+    </w:p>
+    <w:p>
+      <w:pPr>
+        <w:pStyle w:val="ListBullet"/>
+      </w:pPr>
+      <w:r>
+        <w:t>Change: Add print(result) after the calls in a fresh script with no global result.</w:t>
+      </w:r>
+    </w:p>
+    <w:p>
+      <w:pPr>
+        <w:pStyle w:val="Heading2"/>
+      </w:pPr>
+      <w:r>
+        <w:t>Check after predicting · reference / check after trying</w:t>
+      </w:r>
+    </w:p>
+    <w:p>
+      <w:pPr>
         <w:spacing w:line="336" w:lineRule="auto" w:after="180"/>
       </w:pPr>
+      <w:r>
+        <w:rPr>
+          <w:b/>
+        </w:rPr>
+        <w:t>Prediction</w:t>
+      </w:r>
       <w:r>
         <w:rPr>
           <w:b w:val="0"/>
         </w:rPr>
-        <w:t xml:space="preserve">Point to the </w:t>
+        <w:t xml:space="preserve">: NameError occurs because that local name is not defined in the </w:t>
+      </w:r>
+      <w:r>
+        <w:rPr>
+          <w:b/>
+        </w:rPr>
+        <w:t>caller</w:t>
+      </w:r>
+      <w:r>
+        <w:rPr>
+          <w:b w:val="0"/>
+        </w:rPr>
+        <w:t>.</w:t>
+      </w:r>
+    </w:p>
+    <w:p>
+      <w:pPr>
+        <w:spacing w:line="336" w:lineRule="auto" w:after="180"/>
+      </w:pPr>
+      <w:r>
+        <w:rPr>
+          <w:b w:val="0"/>
+        </w:rPr>
+        <w:t>Reason: A returned value and the function’s internal name are different things.</w:t>
+      </w:r>
+    </w:p>
+    <w:p>
+      <w:pPr>
+        <w:pStyle w:val="Heading2"/>
+      </w:pPr>
+      <w:r>
+        <w:t>Earlier wording, alternatives and picture transcripts · reference / check after trying</w:t>
+      </w:r>
+    </w:p>
+    <w:p>
+      <w:pPr>
+        <w:pStyle w:val="Heading3"/>
+      </w:pPr>
+      <w:r>
+        <w:t>Compare a familiar case with a changed case</w:t>
+      </w:r>
+    </w:p>
+    <w:p>
+      <w:pPr>
+        <w:pStyle w:val="Heading3"/>
+      </w:pPr>
+      <w:r>
+        <w:t>Change one thing in the pictured case</w:t>
+      </w:r>
+    </w:p>
+    <w:p>
+      <w:pPr>
+        <w:pStyle w:val="Heading1"/>
+      </w:pPr>
+      <w:r>
+        <w:t>06. Trace a local result through two independent calls</w:t>
+      </w:r>
+    </w:p>
+    <w:p>
+      <w:r>
+        <w:t>An outside print cannot read the function’s local name in this fresh script.</w:t>
+      </w:r>
+    </w:p>
+    <w:p>
+      <w:pPr>
+        <w:pStyle w:val="Heading2"/>
+      </w:pPr>
+      <w:r>
+        <w:t>Read the complete extra-call pair and scope</w:t>
+      </w:r>
+    </w:p>
+    <w:p>
+      <w:pPr>
+        <w:spacing w:line="336" w:lineRule="auto" w:after="180"/>
+      </w:pPr>
+      <w:r>
+        <w:rPr>
+          <w:b/>
+        </w:rPr>
+        <w:t>Return value</w:t>
+      </w:r>
+      <w:r>
+        <w:rPr>
+          <w:b w:val="0"/>
+        </w:rPr>
+        <w:t xml:space="preserve">s survive their calls. A function returns a local calculation that the </w:t>
+      </w:r>
+      <w:r>
+        <w:rPr>
+          <w:b/>
+        </w:rPr>
+        <w:t>caller</w:t>
+      </w:r>
+      <w:r>
+        <w:rPr>
+          <w:b w:val="0"/>
+        </w:rPr>
+        <w:t xml:space="preserve"> stores.</w:t>
+      </w:r>
+    </w:p>
+    <w:p>
+      <w:pPr>
+        <w:spacing w:line="336" w:lineRule="auto" w:after="180"/>
+      </w:pPr>
+      <w:r>
+        <w:rPr>
+          <w:b w:val="0"/>
+        </w:rPr>
+        <w:t>Python 3: def extra(a,b): result=a+b; return result. Then first=extra(2,5); second=extra(4,1); print(first,second).</w:t>
+      </w:r>
+    </w:p>
+    <w:p>
+      <w:pPr>
+        <w:spacing w:line="336" w:lineRule="auto" w:after="180"/>
+      </w:pPr>
+      <w:r>
+        <w:rPr>
+          <w:b w:val="0"/>
+        </w:rPr>
+        <w:t>Keep the scripts separate. Main remaining returns 8 and 3 to first/second, then prints 11. The pictured extra returns 7 and 5, then prints 7 5. W2 stores remaining results 5,0,5 in a/b/c. Each script starts from its own complete definition and calls. In the picture return passes 7 back; the caller’s first=extra(...) assignment binds first. A later local result does not overwrite that stored integer.</w:t>
+      </w:r>
+    </w:p>
+    <w:p>
+      <w:pPr>
+        <w:spacing w:line="336" w:lineRule="auto" w:after="180"/>
+      </w:pPr>
+      <w:r>
+        <w:rPr>
+          <w:b w:val="0"/>
+        </w:rPr>
+        <w:t>This lesson uses immutable numbers; shared mutable objects need separate reference reasoning.</w:t>
+      </w:r>
+    </w:p>
+    <w:p>
+      <w:pPr>
+        <w:pStyle w:val="Heading2"/>
+      </w:pPr>
+      <w:r>
+        <w:t>Trace the labelled local/caller steps</w:t>
+      </w:r>
+    </w:p>
+    <w:p>
+      <w:r>
+        <w:drawing>
+          <wp:inline xmlns:a="http://schemas.openxmlformats.org/drawingml/2006/main" xmlns:pic="http://schemas.openxmlformats.org/drawingml/2006/picture">
+            <wp:extent cx="5486400" cy="3182112"/>
+            <wp:docPr id="1" name="Picture 1" descr="Trace first call: Its local result is 7; return assigns 7 to first. → Trace second call: Its new local result is 5; return assigns 5 to second. → Read caller values: The final print displays 7 5; the second call does not overwrite first."/>
+            <wp:cNvGraphicFramePr>
+              <a:graphicFrameLocks noChangeAspect="1"/>
+            </wp:cNvGraphicFramePr>
+            <a:graphic>
+              <a:graphicData uri="http://schemas.openxmlformats.org/drawingml/2006/picture">
+                <pic:pic>
+                  <pic:nvPicPr>
+                    <pic:cNvPr id="0" name="academy-story-python-bridge-9-02.png"/>
+                    <pic:cNvPicPr/>
+                  </pic:nvPicPr>
+                  <pic:blipFill>
+                    <a:blip r:embed="rId9"/>
+                    <a:stretch>
+                      <a:fillRect/>
+                    </a:stretch>
+                  </pic:blipFill>
+                  <pic:spPr>
+                    <a:xfrm>
+                      <a:off x="0" y="0"/>
+                      <a:ext cx="5486400" cy="3182112"/>
+                    </a:xfrm>
+                    <a:prstGeom prst="rect"/>
+                  </pic:spPr>
+                </pic:pic>
+              </a:graphicData>
+            </a:graphic>
+          </wp:inline>
+        </w:drawing>
+      </w:r>
+    </w:p>
+    <w:p>
+      <w:pPr>
+        <w:pStyle w:val="Heading3"/>
+      </w:pPr>
+      <w:r>
+        <w:t>Read the picture one step at a time</w:t>
+      </w:r>
+    </w:p>
+    <w:tbl>
+      <w:tblPr>
+        <w:tblStyle w:val="LightShading-Accent1"/>
+        <w:tblW w:type="auto" w:w="0"/>
+        <w:tblLook w:firstColumn="1" w:firstRow="1" w:lastColumn="0" w:lastRow="0" w:noHBand="0" w:noVBand="1" w:val="04A0"/>
+      </w:tblPr>
+      <w:tblGrid>
+        <w:gridCol w:w="5112"/>
+        <w:gridCol w:w="5112"/>
+      </w:tblGrid>
+      <w:tr>
+        <w:trPr>
+          <w:tblHeader/>
+        </w:trPr>
+        <w:tc>
+          <w:tcPr>
+            <w:tcW w:type="dxa" w:w="5112"/>
+          </w:tcPr>
+          <w:p>
+            <w:r>
+              <w:t>Step</w:t>
+            </w:r>
+          </w:p>
+        </w:tc>
+        <w:tc>
+          <w:tcPr>
+            <w:tcW w:type="dxa" w:w="5112"/>
+          </w:tcPr>
+          <w:p>
+            <w:r>
+              <w:t>What happens and why</w:t>
+            </w:r>
+          </w:p>
+        </w:tc>
+      </w:tr>
+      <w:tr>
+        <w:tc>
+          <w:tcPr>
+            <w:tcW w:type="dxa" w:w="5112"/>
+          </w:tcPr>
+          <w:p>
+            <w:r>
+              <w:t>1. Trace first call</w:t>
+            </w:r>
+          </w:p>
+        </w:tc>
+        <w:tc>
+          <w:tcPr>
+            <w:tcW w:type="dxa" w:w="5112"/>
+          </w:tcPr>
+          <w:p>
+            <w:r>
+              <w:t>Its local result is 7; return assigns 7 to first.</w:t>
+            </w:r>
+          </w:p>
+        </w:tc>
+      </w:tr>
+      <w:tr>
+        <w:tc>
+          <w:tcPr>
+            <w:tcW w:type="dxa" w:w="5112"/>
+          </w:tcPr>
+          <w:p>
+            <w:r>
+              <w:t>2. Trace second call</w:t>
+            </w:r>
+          </w:p>
+        </w:tc>
+        <w:tc>
+          <w:tcPr>
+            <w:tcW w:type="dxa" w:w="5112"/>
+          </w:tcPr>
+          <w:p>
+            <w:r>
+              <w:t>Its new local result is 5; return assigns 5 to second.</w:t>
+            </w:r>
+          </w:p>
+        </w:tc>
+      </w:tr>
+      <w:tr>
+        <w:tc>
+          <w:tcPr>
+            <w:tcW w:type="dxa" w:w="5112"/>
+          </w:tcPr>
+          <w:p>
+            <w:r>
+              <w:t>3. Read caller values</w:t>
+            </w:r>
+          </w:p>
+        </w:tc>
+        <w:tc>
+          <w:tcPr>
+            <w:tcW w:type="dxa" w:w="5112"/>
+          </w:tcPr>
+          <w:p>
+            <w:r>
+              <w:t>The final print displays 7 5; the second call does not overwrite first.</w:t>
+            </w:r>
+          </w:p>
+        </w:tc>
+      </w:tr>
+    </w:tbl>
+    <w:p>
+      <w:r>
+        <w:t>Match each pictured step to the supplied facts. This is a worked teaching case, not an independent assessment.</w:t>
+      </w:r>
+    </w:p>
+    <w:p>
+      <w:pPr>
+        <w:spacing w:line="336" w:lineRule="auto" w:after="180"/>
+      </w:pPr>
+      <w:r>
+        <w:rPr>
+          <w:b w:val="0"/>
+        </w:rPr>
+        <w:t xml:space="preserve">Returning passes a value back to the </w:t>
+      </w:r>
+      <w:r>
+        <w:rPr>
+          <w:b/>
+        </w:rPr>
+        <w:t>caller</w:t>
+      </w:r>
+      <w:r>
+        <w:rPr>
+          <w:b w:val="0"/>
+        </w:rPr>
+        <w:t xml:space="preserve">. Local names belong to a function call; storing the returned value creates a separate </w:t>
+      </w:r>
+      <w:r>
+        <w:rPr>
+          <w:b/>
+        </w:rPr>
+        <w:t>caller</w:t>
+      </w:r>
+      <w:r>
+        <w:rPr>
+          <w:b w:val="0"/>
+        </w:rPr>
+        <w:t xml:space="preserve"> binding.</w:t>
+      </w:r>
+    </w:p>
+    <w:p>
+      <w:pPr>
+        <w:pStyle w:val="Heading2"/>
+      </w:pPr>
+      <w:r>
+        <w:t>Complete two-call program</w:t>
+      </w:r>
+    </w:p>
+    <w:p>
+      <w:r>
+        <w:rPr>
+          <w:rFonts w:ascii="Courier New" w:hAnsi="Courier New"/>
+          <w:sz w:val="18"/>
+        </w:rPr>
+        <w:t>def extra(a, b):</w:t>
+        <w:br/>
+        <w:t xml:space="preserve">    result = a + b</w:t>
+        <w:br/>
+        <w:t xml:space="preserve">    return result</w:t>
+        <w:br/>
+        <w:br/>
+        <w:t>first = extra(2, 5)</w:t>
+        <w:br/>
+        <w:t>second = extra(4, 1)</w:t>
+        <w:br/>
+        <w:t>print(first, second)</w:t>
+        <w:br/>
+      </w:r>
+    </w:p>
+    <w:p>
+      <w:pPr>
+        <w:pStyle w:val="Heading2"/>
+      </w:pPr>
+      <w:r>
+        <w:t>Predict outside access to result</w:t>
+      </w:r>
+    </w:p>
+    <w:p>
+      <w:pPr>
+        <w:pStyle w:val="ListBullet"/>
+      </w:pPr>
+      <w:r>
+        <w:t>Change one thing: Add print(result) after the calls in a fresh script with no global result. Predict the result before checking the explanation. What remains the same?</w:t>
+      </w:r>
+    </w:p>
+    <w:p>
+      <w:pPr>
+        <w:pStyle w:val="Heading2"/>
+      </w:pPr>
+      <w:r>
+        <w:t>Check after predicting · reference / check after trying</w:t>
+      </w:r>
+    </w:p>
+    <w:p>
+      <w:r>
+        <w:drawing>
+          <wp:inline xmlns:a="http://schemas.openxmlformats.org/drawingml/2006/main" xmlns:pic="http://schemas.openxmlformats.org/drawingml/2006/picture">
+            <wp:extent cx="5486400" cy="3026664"/>
+            <wp:docPr id="2" name="Picture 2" descr="Original case: The final print displays 7 5; the second call does not overwrite first. Changed condition: Add print(result) after the calls in a fresh script with no global result. Expected result: NameError occurs because that local name is not defined in the caller. Reason: A returned value and the function’s internal name are different things."/>
+            <wp:cNvGraphicFramePr>
+              <a:graphicFrameLocks noChangeAspect="1"/>
+            </wp:cNvGraphicFramePr>
+            <a:graphic>
+              <a:graphicData uri="http://schemas.openxmlformats.org/drawingml/2006/picture">
+                <pic:pic>
+                  <pic:nvPicPr>
+                    <pic:cNvPr id="0" name="academy-story-python-bridge-9-04.png"/>
+                    <pic:cNvPicPr/>
+                  </pic:nvPicPr>
+                  <pic:blipFill>
+                    <a:blip r:embed="rId10"/>
+                    <a:stretch>
+                      <a:fillRect/>
+                    </a:stretch>
+                  </pic:blipFill>
+                  <pic:spPr>
+                    <a:xfrm>
+                      <a:off x="0" y="0"/>
+                      <a:ext cx="5486400" cy="3026664"/>
+                    </a:xfrm>
+                    <a:prstGeom prst="rect"/>
+                  </pic:spPr>
+                </pic:pic>
+              </a:graphicData>
+            </a:graphic>
+          </wp:inline>
+        </w:drawing>
+      </w:r>
+    </w:p>
+    <w:p>
+      <w:pPr>
+        <w:pStyle w:val="Heading2"/>
+      </w:pPr>
+      <w:r>
+        <w:t>State immutable-value limits</w:t>
+      </w:r>
+    </w:p>
+    <w:p>
+      <w:pPr>
+        <w:pStyle w:val="ListBullet"/>
+      </w:pPr>
+      <w:r>
+        <w:t>The example uses immutable integers; shared mutable objects require additional reasoning about references.</w:t>
+      </w:r>
+    </w:p>
+    <w:p>
+      <w:pPr>
+        <w:pStyle w:val="ListBullet"/>
+      </w:pPr>
+      <w:r>
+        <w:t>Read the labelled picture: Trace the two returned values and explain why first stays seven. What happens if the caller tries to print result directly?</w:t>
+      </w:r>
+    </w:p>
+    <w:p>
+      <w:pPr>
+        <w:pStyle w:val="Heading2"/>
+      </w:pPr>
+      <w:r>
+        <w:t>Reference · Main spaces/caller trace · reference / check after trying</w:t>
+      </w:r>
+    </w:p>
+    <w:tbl>
+      <w:tblPr>
+        <w:tblStyle w:val="LightShading-Accent1"/>
+        <w:tblW w:type="auto" w:w="0"/>
+        <w:tblLook w:firstColumn="1" w:firstRow="1" w:lastColumn="0" w:lastRow="0" w:noHBand="0" w:noVBand="1" w:val="04A0"/>
+      </w:tblPr>
+      <w:tblGrid>
+        <w:gridCol w:w="3408"/>
+        <w:gridCol w:w="3408"/>
+        <w:gridCol w:w="3408"/>
+      </w:tblGrid>
+      <w:tr>
+        <w:trPr>
+          <w:tblHeader/>
+        </w:trPr>
+        <w:tc>
+          <w:tcPr>
+            <w:tcW w:type="dxa" w:w="3408"/>
+          </w:tcPr>
+          <w:p>
+            <w:r>
+              <w:t>Point in execution</w:t>
+            </w:r>
+          </w:p>
+        </w:tc>
+        <w:tc>
+          <w:tcPr>
+            <w:tcW w:type="dxa" w:w="3408"/>
+          </w:tcPr>
+          <w:p>
+            <w:r>
+              <w:t>Local spaces</w:t>
+            </w:r>
+          </w:p>
+        </w:tc>
+        <w:tc>
+          <w:tcPr>
+            <w:tcW w:type="dxa" w:w="3408"/>
+          </w:tcPr>
+          <w:p>
+            <w:r>
+              <w:t>Caller values</w:t>
+            </w:r>
+          </w:p>
+        </w:tc>
+      </w:tr>
+      <w:tr>
+        <w:tc>
+          <w:tcPr>
+            <w:tcW w:type="dxa" w:w="3408"/>
+          </w:tcPr>
+          <w:p>
+            <w:r>
+              <w:t>First call before return</w:t>
+            </w:r>
+          </w:p>
+        </w:tc>
+        <w:tc>
+          <w:tcPr>
+            <w:tcW w:type="dxa" w:w="3408"/>
+          </w:tcPr>
+          <w:p>
+            <w:r>
+              <w:t>8</w:t>
+            </w:r>
+          </w:p>
+        </w:tc>
+        <w:tc>
+          <w:tcPr>
+            <w:tcW w:type="dxa" w:w="3408"/>
+          </w:tcPr>
+          <w:p>
+            <w:r>
+              <w:t>first not assigned yet</w:t>
+            </w:r>
+          </w:p>
+        </w:tc>
+      </w:tr>
+      <w:tr>
+        <w:tc>
+          <w:tcPr>
+            <w:tcW w:type="dxa" w:w="3408"/>
+          </w:tcPr>
+          <w:p>
+            <w:r>
+              <w:t>Second call before return</w:t>
+            </w:r>
+          </w:p>
+        </w:tc>
+        <w:tc>
+          <w:tcPr>
+            <w:tcW w:type="dxa" w:w="3408"/>
+          </w:tcPr>
+          <w:p>
+            <w:r>
+              <w:t>3</w:t>
+            </w:r>
+          </w:p>
+        </w:tc>
+        <w:tc>
+          <w:tcPr>
+            <w:tcW w:type="dxa" w:w="3408"/>
+          </w:tcPr>
+          <w:p>
+            <w:r>
+              <w:t>first is still 8</w:t>
+            </w:r>
+          </w:p>
+        </w:tc>
+      </w:tr>
+      <w:tr>
+        <w:tc>
+          <w:tcPr>
+            <w:tcW w:type="dxa" w:w="3408"/>
+          </w:tcPr>
+          <w:p>
+            <w:r>
+              <w:t>After both calls</w:t>
+            </w:r>
+          </w:p>
+        </w:tc>
+        <w:tc>
+          <w:tcPr>
+            <w:tcW w:type="dxa" w:w="3408"/>
+          </w:tcPr>
+          <w:p>
+            <w:r>
+              <w:t>Not accessible by this local name</w:t>
+            </w:r>
+          </w:p>
+        </w:tc>
+        <w:tc>
+          <w:tcPr>
+            <w:tcW w:type="dxa" w:w="3408"/>
+          </w:tcPr>
+          <w:p>
+            <w:r>
+              <w:t>first is 8 and second is 3</w:t>
+            </w:r>
+          </w:p>
+        </w:tc>
+      </w:tr>
+    </w:tbl>
+    <w:p>
+      <w:pPr>
+        <w:spacing w:line="336" w:lineRule="auto" w:after="180"/>
+      </w:pPr>
+      <w:r>
+        <w:rPr>
+          <w:b w:val="0"/>
+        </w:rPr>
+        <w:t>capacity, used and spaces belong to the current call. The second call gets new parameter values and calculates its own spaces; it does not overwrite first.</w:t>
+      </w:r>
+    </w:p>
+    <w:p>
+      <w:pPr>
+        <w:spacing w:line="336" w:lineRule="auto" w:after="180"/>
+      </w:pPr>
+      <w:r>
+        <w:rPr>
+          <w:b w:val="0"/>
+        </w:rPr>
+        <w:t>In a fresh script with no outside variable called spaces, adding print(spaces) after the calls raises NameError. Use the returned value stored in first or second instead.</w:t>
+      </w:r>
+    </w:p>
+    <w:p>
+      <w:pPr>
+        <w:pStyle w:val="Heading3"/>
+      </w:pPr>
+      <w:r>
+        <w:t>Change the calls to remaining(9, 9) and remaining(9, 0). What values are stored and what does their sum print? What happens if only the final print statement is removed?</w:t>
+      </w:r>
+    </w:p>
+    <w:p>
+      <w:r>
+        <w:t>________________________________________________________________</w:t>
+      </w:r>
+    </w:p>
+    <w:p>
+      <w:r>
+        <w:t>________________________________________________________________</w:t>
+      </w:r>
+    </w:p>
+    <w:p>
+      <w:r>
+        <w:t>________________________________________________________________</w:t>
+      </w:r>
+    </w:p>
+    <w:p>
+      <w:r>
+        <w:t>________________________________________________________________</w:t>
+      </w:r>
+    </w:p>
+    <w:p>
+      <w:r>
+        <w:t>________________________________________________________________</w:t>
+      </w:r>
+    </w:p>
+    <w:p>
+      <w:pPr>
+        <w:pStyle w:val="Heading2"/>
+      </w:pPr>
+      <w:r>
+        <w:t>Earlier wording, alternatives and picture transcripts · reference / check after trying</w:t>
+      </w:r>
+    </w:p>
+    <w:p>
+      <w:pPr>
+        <w:pStyle w:val="Heading3"/>
+      </w:pPr>
+      <w:r>
+        <w:t>Learn from the worked case</w:t>
+      </w:r>
+    </w:p>
+    <w:p>
+      <w:pPr>
+        <w:spacing w:line="336" w:lineRule="auto" w:after="180"/>
+      </w:pPr>
+      <w:r>
+        <w:rPr>
+          <w:b w:val="0"/>
+        </w:rPr>
+        <w:t>Cover the result before checking it. Say what is given, choose the procedure, and follow one step at a time. Then uncover the result and explain your first mismatch. Ask why a step is allowed, not only what number it produces.</w:t>
+      </w:r>
+    </w:p>
+    <w:p>
+      <w:pPr>
+        <w:pStyle w:val="Heading3"/>
+      </w:pPr>
+      <w:r>
+        <w:t>A pictorial worked case: Return values and local state</w:t>
+      </w:r>
+    </w:p>
+    <w:p>
+      <w:pPr>
+        <w:pStyle w:val="Heading3"/>
+      </w:pPr>
+      <w:r>
+        <w:t>The facts we will use</w:t>
+      </w:r>
+    </w:p>
+    <w:p>
+      <w:r>
+        <w:drawing>
+          <wp:inline xmlns:a="http://schemas.openxmlformats.org/drawingml/2006/main" xmlns:pic="http://schemas.openxmlformats.org/drawingml/2006/picture">
+            <wp:extent cx="5486400" cy="5185229"/>
+            <wp:docPr id="3" name="Picture 3" descr="Return values and local state. Trace first call: Its local result is 7; return assigns 7 to first.. Trace second call: Its new local result is 5; return assigns 5 to second.. Read caller values: The final print displays 7 5; the second call does not overwrite first."/>
+            <wp:cNvGraphicFramePr>
+              <a:graphicFrameLocks noChangeAspect="1"/>
+            </wp:cNvGraphicFramePr>
+            <a:graphic>
+              <a:graphicData uri="http://schemas.openxmlformats.org/drawingml/2006/picture">
+                <pic:pic>
+                  <pic:nvPicPr>
+                    <pic:cNvPr id="0" name="academy-visual-python-bridge-9.png"/>
+                    <pic:cNvPicPr/>
+                  </pic:nvPicPr>
+                  <pic:blipFill>
+                    <a:blip r:embed="rId11"/>
+                    <a:stretch>
+                      <a:fillRect/>
+                    </a:stretch>
+                  </pic:blipFill>
+                  <pic:spPr>
+                    <a:xfrm>
+                      <a:off x="0" y="0"/>
+                      <a:ext cx="5486400" cy="5185229"/>
+                    </a:xfrm>
+                    <a:prstGeom prst="rect"/>
+                  </pic:spPr>
+                </pic:pic>
+              </a:graphicData>
+            </a:graphic>
+          </wp:inline>
+        </w:drawing>
+      </w:r>
+    </w:p>
+    <w:p>
+      <w:pPr>
+        <w:pStyle w:val="Heading3"/>
+      </w:pPr>
+      <w:r>
+        <w:t>Why this result follows</w:t>
+      </w:r>
+    </w:p>
+    <w:p>
+      <w:pPr>
+        <w:pStyle w:val="Heading3"/>
+      </w:pPr>
+      <w:r>
+        <w:t>What this example does not establish</w:t>
+      </w:r>
+    </w:p>
+    <w:p>
+      <w:pPr>
+        <w:pStyle w:val="Heading1"/>
+      </w:pPr>
+      <w:r>
+        <w:t>07. Find print used where the caller needs a return</w:t>
+      </w:r>
+    </w:p>
+    <w:p>
+      <w:r>
+        <w:t>None is neither a measured zero nor the displayed number.</w:t>
+      </w:r>
+    </w:p>
+    <w:p>
+      <w:pPr>
+        <w:pStyle w:val="Heading2"/>
+      </w:pPr>
+      <w:r>
+        <w:t>Read the complete faulty print-only function</w:t>
+      </w:r>
+    </w:p>
+    <w:p>
+      <w:r>
+        <w:rPr>
+          <w:rFonts w:ascii="Courier New" w:hAnsi="Courier New"/>
+          <w:sz w:val="18"/>
+        </w:rPr>
+        <w:t>def remaining(capacity, used):</w:t>
+        <w:br/>
+        <w:t xml:space="preserve">    spaces = capacity - used</w:t>
+        <w:br/>
+        <w:t xml:space="preserve">    print(spaces)</w:t>
+        <w:br/>
+        <w:br/>
+        <w:t>answer = remaining(12, 4)</w:t>
+        <w:br/>
+        <w:t>print(answer)</w:t>
+      </w:r>
+    </w:p>
+    <w:p>
+      <w:pPr>
+        <w:pStyle w:val="Heading2"/>
+      </w:pPr>
+      <w:r>
+        <w:t>Trace display 8 then stored None</w:t>
+      </w:r>
+    </w:p>
+    <w:p>
+      <w:pPr>
+        <w:spacing w:line="336" w:lineRule="auto" w:after="180"/>
+      </w:pPr>
+      <w:r>
+        <w:rPr>
+          <w:b w:val="0"/>
+        </w:rPr>
+        <w:t xml:space="preserve">This faulty version displays 8 and then </w:t>
+      </w:r>
+      <w:r>
+        <w:rPr>
+          <w:b/>
+        </w:rPr>
+        <w:t>None</w:t>
+      </w:r>
+      <w:r>
+        <w:rPr>
+          <w:b w:val="0"/>
+        </w:rPr>
+        <w:t xml:space="preserve">. It reaches the end of its body without a return statement, so the call returns </w:t>
+      </w:r>
+      <w:r>
+        <w:rPr>
+          <w:b/>
+        </w:rPr>
+        <w:t>None</w:t>
+      </w:r>
+      <w:r>
+        <w:rPr>
+          <w:b w:val="0"/>
+        </w:rPr>
+        <w:t xml:space="preserve">. Printing 8 inside the function does not make 8 its </w:t>
+      </w:r>
+      <w:r>
+        <w:rPr>
+          <w:b/>
+        </w:rPr>
+        <w:t>return value</w:t>
+      </w:r>
+      <w:r>
+        <w:rPr>
+          <w:b w:val="0"/>
+        </w:rPr>
+        <w:t xml:space="preserve">. </w:t>
+      </w:r>
+      <w:r>
+        <w:rPr>
+          <w:b/>
+        </w:rPr>
+        <w:t>None</w:t>
+      </w:r>
+      <w:r>
+        <w:rPr>
+          <w:b w:val="0"/>
+        </w:rPr>
+        <w:t xml:space="preserve"> is not zero.</w:t>
+      </w:r>
+    </w:p>
+    <w:p>
+      <w:pPr>
+        <w:spacing w:line="336" w:lineRule="auto" w:after="180"/>
+      </w:pPr>
+      <w:r>
+        <w:rPr>
+          <w:b w:val="0"/>
+        </w:rPr>
+        <w:t>Trying answer + 1 raises TypeError in this example.</w:t>
+      </w:r>
+    </w:p>
+    <w:p>
+      <w:pPr>
+        <w:pStyle w:val="Heading2"/>
+      </w:pPr>
+      <w:r>
+        <w:t>Repair return and keep the caller’s print</w:t>
+      </w:r>
+    </w:p>
+    <w:p>
+      <w:pPr>
+        <w:spacing w:line="336" w:lineRule="auto" w:after="180"/>
+      </w:pPr>
+      <w:r>
+        <w:rPr>
+          <w:b w:val="0"/>
+        </w:rPr>
+        <w:t xml:space="preserve">Replace print(spaces) inside the function with return spaces. Keep print(answer) in the </w:t>
+      </w:r>
+      <w:r>
+        <w:rPr>
+          <w:b/>
+        </w:rPr>
+        <w:t>caller</w:t>
+      </w:r>
+      <w:r>
+        <w:rPr>
+          <w:b w:val="0"/>
+        </w:rPr>
+        <w:t xml:space="preserve">. The repaired script prints 8 once, and the </w:t>
+      </w:r>
+      <w:r>
+        <w:rPr>
+          <w:b/>
+        </w:rPr>
+        <w:t>caller</w:t>
+      </w:r>
+      <w:r>
+        <w:rPr>
+          <w:b w:val="0"/>
+        </w:rPr>
+        <w:t xml:space="preserve"> can calculate answer + 1.</w:t>
+      </w:r>
+    </w:p>
+    <w:p>
+      <w:pPr>
+        <w:spacing w:line="336" w:lineRule="auto" w:after="180"/>
+      </w:pPr>
+      <w:r>
+        <w:rPr>
+          <w:b w:val="0"/>
+        </w:rPr>
+        <w:t>Test the stored value as well as what appears on screen.</w:t>
+      </w:r>
+    </w:p>
+    <w:p>
+      <w:pPr>
+        <w:pStyle w:val="Heading2"/>
+      </w:pPr>
+      <w:r>
+        <w:t>Explain the failed addition and corrected result</w:t>
+      </w:r>
+    </w:p>
+    <w:p>
+      <w:pPr>
+        <w:pStyle w:val="ListBullet"/>
+      </w:pPr>
+      <w:r>
+        <w:t>Use the faulty printing version with answer = remaining(11, 2). State the displayed number and the value stored in answer. Explain why print(answer + 1) fails, then repair the function and predict the repaired output.</w:t>
+      </w:r>
+    </w:p>
+    <w:p>
+      <w:pPr>
+        <w:pStyle w:val="Heading3"/>
+      </w:pPr>
+      <w:r>
+        <w:t>State one repair and the checks you would rerun.</w:t>
+      </w:r>
+    </w:p>
+    <w:p>
+      <w:r>
+        <w:t>________________________________________________________________</w:t>
+      </w:r>
+    </w:p>
+    <w:p>
+      <w:r>
+        <w:t>________________________________________________________________</w:t>
+      </w:r>
+    </w:p>
+    <w:p>
+      <w:r>
+        <w:t>________________________________________________________________</w:t>
+      </w:r>
+    </w:p>
+    <w:p>
+      <w:r>
+        <w:t>________________________________________________________________</w:t>
+      </w:r>
+    </w:p>
+    <w:p>
+      <w:r>
+        <w:t>________________________________________________________________</w:t>
+      </w:r>
+    </w:p>
+    <w:p>
+      <w:r>
+        <w:t>________________________________________________________________</w:t>
+      </w:r>
+    </w:p>
+    <w:p>
+      <w:pPr>
+        <w:pStyle w:val="Heading2"/>
+      </w:pPr>
+      <w:r>
+        <w:t>Earlier wording, alternatives and picture transcripts · reference / check after trying</w:t>
+      </w:r>
+    </w:p>
+    <w:p>
+      <w:pPr>
+        <w:pStyle w:val="Heading3"/>
+      </w:pPr>
+      <w:r>
+        <w:t>Locate the earliest unsupported step</w:t>
+      </w:r>
+    </w:p>
+    <w:p>
+      <w:pPr>
+        <w:pStyle w:val="Heading1"/>
+      </w:pPr>
+      <w:r>
+        <w:t>08. Practise separate returned results with less help</w:t>
+      </w:r>
+    </w:p>
+    <w:p>
+      <w:r>
+        <w:t>Keep the local name and caller variable labels explicit.</w:t>
+      </w:r>
+    </w:p>
+    <w:p>
+      <w:pPr>
+        <w:pStyle w:val="Heading2"/>
+      </w:pPr>
+      <w:r>
+        <w:t>Explain the procedure</w:t>
+      </w:r>
+    </w:p>
+    <w:p>
+      <w:pPr>
+        <w:pStyle w:val="ListBullet"/>
+      </w:pPr>
+      <w:r>
+        <w:t>Using the correct worked definition, execute result = remaining(15, 6), then doubled = result * 2. State both stored values and what the script displays before a print statement is added.</w:t>
+      </w:r>
+    </w:p>
+    <w:p>
+      <w:pPr>
+        <w:pStyle w:val="Heading3"/>
+      </w:pPr>
+      <w:r>
+        <w:t>Change the calls to remaining(9, 9) and remaining(9, 0). What values are stored and what does their sum print? What happens if only the final print statement is removed?</w:t>
+      </w:r>
+    </w:p>
+    <w:p>
+      <w:r>
+        <w:t>________________________________________________________________</w:t>
+      </w:r>
+    </w:p>
+    <w:p>
+      <w:r>
+        <w:t>________________________________________________________________</w:t>
+      </w:r>
+    </w:p>
+    <w:p>
+      <w:r>
+        <w:t>________________________________________________________________</w:t>
+      </w:r>
+    </w:p>
+    <w:p>
+      <w:r>
+        <w:t>________________________________________________________________</w:t>
+      </w:r>
+    </w:p>
+    <w:p>
+      <w:r>
+        <w:t>________________________________________________________________</w:t>
+      </w:r>
+    </w:p>
+    <w:p>
+      <w:pPr>
+        <w:pStyle w:val="Heading3"/>
+      </w:pPr>
+      <w:r>
+        <w:t>Explain your prediction to a partner before comparing results.</w:t>
+      </w:r>
+    </w:p>
+    <w:p>
+      <w:r>
+        <w:t>________________________________________________________________</w:t>
+      </w:r>
+    </w:p>
+    <w:p>
+      <w:r>
+        <w:t>________________________________________________________________</w:t>
+      </w:r>
+    </w:p>
+    <w:p>
+      <w:r>
+        <w:t>________________________________________________________________</w:t>
+      </w:r>
+    </w:p>
+    <w:p>
+      <w:r>
+        <w:t>________________________________________________________________</w:t>
+      </w:r>
+    </w:p>
+    <w:p>
+      <w:pPr>
+        <w:pStyle w:val="Heading2"/>
+      </w:pPr>
+      <w:r>
+        <w:t>Complete W2 separate-call trace</w:t>
+      </w:r>
+    </w:p>
+    <w:p>
+      <w:pPr>
+        <w:spacing w:line="336" w:lineRule="auto" w:after="180"/>
+      </w:pPr>
+      <w:r>
+        <w:rPr>
+          <w:b w:val="0"/>
+        </w:rPr>
+        <w:t>Use workbook W2 for the connected example “</w:t>
+      </w:r>
+      <w:r>
+        <w:rPr>
+          <w:b/>
+        </w:rPr>
+        <w:t>Return value</w:t>
+      </w:r>
+      <w:r>
+        <w:rPr>
+          <w:b w:val="0"/>
+        </w:rPr>
+        <w:t xml:space="preserve">s and local state”. First fill the </w:t>
       </w:r>
       <w:r>
         <w:rPr>
@@ -603,7 +2032,216 @@
         <w:rPr>
           <w:b w:val="0"/>
         </w:rPr>
-        <w:t>, the deciding step and the result in this week’s visual. Explain the same step in ordinary words. A picture helps when you can say what each part represents.</w:t>
+        <w:t xml:space="preserve"> and rule boxes. Try the middle steps before asking for a hint. After a hint, try the next step yourself.</w:t>
+      </w:r>
+    </w:p>
+    <w:tbl>
+      <w:tblPr>
+        <w:tblStyle w:val="LightShading-Accent1"/>
+        <w:tblW w:type="auto" w:w="0"/>
+        <w:tblLook w:firstColumn="1" w:firstRow="1" w:lastColumn="0" w:lastRow="0" w:noHBand="0" w:noVBand="1" w:val="04A0"/>
+      </w:tblPr>
+      <w:tblGrid>
+        <w:gridCol w:w="3408"/>
+        <w:gridCol w:w="3408"/>
+        <w:gridCol w:w="3408"/>
+      </w:tblGrid>
+      <w:tr>
+        <w:trPr>
+          <w:tblHeader/>
+        </w:trPr>
+        <w:tc>
+          <w:tcPr>
+            <w:tcW w:type="dxa" w:w="3408"/>
+          </w:tcPr>
+          <w:p>
+            <w:r>
+              <w:t>Plan</w:t>
+            </w:r>
+          </w:p>
+        </w:tc>
+        <w:tc>
+          <w:tcPr>
+            <w:tcW w:type="dxa" w:w="3408"/>
+          </w:tcPr>
+          <w:p>
+            <w:r>
+              <w:t>Do</w:t>
+            </w:r>
+          </w:p>
+        </w:tc>
+        <w:tc>
+          <w:tcPr>
+            <w:tcW w:type="dxa" w:w="3408"/>
+          </w:tcPr>
+          <w:p>
+            <w:r>
+              <w:t>Check</w:t>
+            </w:r>
+          </w:p>
+        </w:tc>
+      </w:tr>
+      <w:tr>
+        <w:tc>
+          <w:tcPr>
+            <w:tcW w:type="dxa" w:w="3408"/>
+          </w:tcPr>
+          <w:p>
+            <w:r>
+              <w:t>What is given? Which rule or procedure applies?</w:t>
+            </w:r>
+          </w:p>
+        </w:tc>
+        <w:tc>
+          <w:tcPr>
+            <w:tcW w:type="dxa" w:w="3408"/>
+          </w:tcPr>
+          <w:p>
+            <w:r>
+              <w:t>Record each intermediate step.</w:t>
+            </w:r>
+          </w:p>
+        </w:tc>
+        <w:tc>
+          <w:tcPr>
+            <w:tcW w:type="dxa" w:w="3408"/>
+          </w:tcPr>
+          <w:p>
+            <w:r>
+              <w:t>Does the result follow? What remains unknown?</w:t>
+            </w:r>
+          </w:p>
+        </w:tc>
+      </w:tr>
+    </w:tbl>
+    <w:p>
+      <w:pPr>
+        <w:pStyle w:val="Heading2"/>
+      </w:pPr>
+      <w:r>
+        <w:t>Audit printing-equals-return reasoning</w:t>
+      </w:r>
+    </w:p>
+    <w:p>
+      <w:pPr>
+        <w:pStyle w:val="ListBullet"/>
+      </w:pPr>
+      <w:r>
+        <w:t>Use the worked case for Return values and local state. Proposed explanation: “Printing a value returns that value”. Decide whether this explanation is supported. Point to the step or supplied fact that decides; explain your repair if needed.</w:t>
+      </w:r>
+    </w:p>
+    <w:p>
+      <w:pPr>
+        <w:pStyle w:val="ListBullet"/>
+      </w:pPr>
+      <w:r>
+        <w:t>Answer on your own before discussion. If you are unsure, say which step you need help with.</w:t>
+      </w:r>
+    </w:p>
+    <w:p>
+      <w:pPr>
+        <w:pStyle w:val="Heading2"/>
+      </w:pPr>
+      <w:r>
+        <w:t>Explain the pictured local-name boundary</w:t>
+      </w:r>
+    </w:p>
+    <w:p>
+      <w:pPr>
+        <w:pStyle w:val="ListBullet"/>
+      </w:pPr>
+      <w:r>
+        <w:t>Trace the two returned values and explain why first stays seven. What happens if the caller tries to print result directly?</w:t>
+      </w:r>
+    </w:p>
+    <w:p>
+      <w:pPr>
+        <w:pStyle w:val="Heading3"/>
+      </w:pPr>
+      <w:r>
+        <w:t>My explanation using a pictured step and the given facts</w:t>
+      </w:r>
+    </w:p>
+    <w:p>
+      <w:r>
+        <w:t>________________________________________________________________</w:t>
+      </w:r>
+    </w:p>
+    <w:p>
+      <w:r>
+        <w:t>________________________________________________________________</w:t>
+      </w:r>
+    </w:p>
+    <w:p>
+      <w:r>
+        <w:t>________________________________________________________________</w:t>
+      </w:r>
+    </w:p>
+    <w:p>
+      <w:r>
+        <w:t>________________________________________________________________</w:t>
+      </w:r>
+    </w:p>
+    <w:p>
+      <w:pPr>
+        <w:pStyle w:val="Heading2"/>
+      </w:pPr>
+      <w:r>
+        <w:t>Reserve selected work</w:t>
+      </w:r>
+    </w:p>
+    <w:p>
+      <w:pPr>
+        <w:spacing w:line="336" w:lineRule="auto" w:after="180"/>
+      </w:pPr>
+      <w:r>
+        <w:rPr>
+          <w:b w:val="0"/>
+        </w:rPr>
+        <w:t>This is supported practice. Keep the separately named independent case for an attempt before feedback.</w:t>
+      </w:r>
+    </w:p>
+    <w:p>
+      <w:pPr>
+        <w:pStyle w:val="Heading2"/>
+      </w:pPr>
+      <w:r>
+        <w:t>Earlier wording, alternatives and picture transcripts · reference / check after trying</w:t>
+      </w:r>
+    </w:p>
+    <w:p>
+      <w:pPr>
+        <w:pStyle w:val="Heading3"/>
+      </w:pPr>
+      <w:r>
+        <w:t>Practise with less help: Trace separate calls</w:t>
+      </w:r>
+    </w:p>
+    <w:p>
+      <w:pPr>
+        <w:spacing w:line="336" w:lineRule="auto" w:after="180"/>
+      </w:pPr>
+      <w:r>
+        <w:rPr>
+          <w:b w:val="0"/>
+        </w:rPr>
+        <w:t>Explain your trace to a partner. Your partner points to one step to check. Swap roles on the next case. Each person writes their own explanation.</w:t>
+      </w:r>
+    </w:p>
+    <w:p>
+      <w:pPr>
+        <w:pStyle w:val="Heading3"/>
+      </w:pPr>
+      <w:r>
+        <w:t>Check your reasoning</w:t>
+      </w:r>
+    </w:p>
+    <w:p>
+      <w:pPr>
+        <w:pStyle w:val="Heading3"/>
+      </w:pPr>
+      <w:r>
+        <w:t>Explain the picture</w:t>
       </w:r>
     </w:p>
     <w:p>
@@ -611,20 +2249,243 @@
         <w:pStyle w:val="Heading1"/>
       </w:pPr>
       <w:r>
-        <w:t>04. Compare the cases</w:t>
-      </w:r>
-    </w:p>
-    <w:p>
-      <w:r>
-        <w:t>Compare the supplied cases for Return values and local state. Identify the detail that changes the conclusion.</w:t>
-      </w:r>
-    </w:p>
-    <w:p>
-      <w:pPr>
-        <w:pStyle w:val="Heading3"/>
-      </w:pPr>
-      <w:r>
-        <w:t>Compare a familiar case with a changed case</w:t>
+        <w:t>09. Test six complete return and local-scope cases</w:t>
+      </w:r>
+    </w:p>
+    <w:p>
+      <w:r>
+        <w:t>Record any output before failure as well as statements never reached.</w:t>
+      </w:r>
+    </w:p>
+    <w:p>
+      <w:pPr>
+        <w:pStyle w:val="Heading2"/>
+      </w:pPr>
+      <w:r>
+        <w:t>All supplied event and failure cases</w:t>
+      </w:r>
+    </w:p>
+    <w:tbl>
+      <w:tblPr>
+        <w:tblStyle w:val="LightShading-Accent1"/>
+        <w:tblW w:type="auto" w:w="0"/>
+        <w:tblLook w:firstColumn="1" w:firstRow="1" w:lastColumn="0" w:lastRow="0" w:noHBand="0" w:noVBand="1" w:val="04A0"/>
+      </w:tblPr>
+      <w:tblGrid>
+        <w:gridCol w:w="5112"/>
+        <w:gridCol w:w="5112"/>
+      </w:tblGrid>
+      <w:tr>
+        <w:trPr>
+          <w:tblHeader/>
+        </w:trPr>
+        <w:tc>
+          <w:tcPr>
+            <w:tcW w:type="dxa" w:w="5112"/>
+          </w:tcPr>
+          <w:p>
+            <w:r>
+              <w:t>Complete case</w:t>
+            </w:r>
+          </w:p>
+        </w:tc>
+        <w:tc>
+          <w:tcPr>
+            <w:tcW w:type="dxa" w:w="5112"/>
+          </w:tcPr>
+          <w:p>
+            <w:r>
+              <w:t>Expected caller/output behavior</w:t>
+            </w:r>
+          </w:p>
+        </w:tc>
+      </w:tr>
+      <w:tr>
+        <w:tc>
+          <w:tcPr>
+            <w:tcW w:type="dxa" w:w="5112"/>
+          </w:tcPr>
+          <w:p>
+            <w:r>
+              <w:t>A · Correct W2 calls remaining(8,3),(8,8),(8,3)</w:t>
+            </w:r>
+          </w:p>
+        </w:tc>
+        <w:tc>
+          <w:tcPr>
+            <w:tcW w:type="dxa" w:w="5112"/>
+          </w:tcPr>
+          <w:p>
+            <w:r>
+              <w:t>Store 5,0,5; final print shows 5 0 5</w:t>
+            </w:r>
+          </w:p>
+        </w:tc>
+      </w:tr>
+      <w:tr>
+        <w:tc>
+          <w:tcPr>
+            <w:tcW w:type="dxa" w:w="5112"/>
+          </w:tcPr>
+          <w:p>
+            <w:r>
+              <w:t>B · Add print(spaces) after correct W2 in a fresh script</w:t>
+            </w:r>
+          </w:p>
+        </w:tc>
+        <w:tc>
+          <w:tcPr>
+            <w:tcW w:type="dxa" w:w="5112"/>
+          </w:tcPr>
+          <w:p>
+            <w:r>
+              <w:t>First display 5 0 5, then NameError; local spaces not a caller name</w:t>
+            </w:r>
+          </w:p>
+        </w:tc>
+      </w:tr>
+      <w:tr>
+        <w:tc>
+          <w:tcPr>
+            <w:tcW w:type="dxa" w:w="5112"/>
+          </w:tcPr>
+          <w:p>
+            <w:r>
+              <w:t>C · Supplied faulty print-only remaining(12,4)</w:t>
+            </w:r>
+          </w:p>
+        </w:tc>
+        <w:tc>
+          <w:tcPr>
+            <w:tcW w:type="dxa" w:w="5112"/>
+          </w:tcPr>
+          <w:p>
+            <w:r>
+              <w:t>Body prints 8; caller receives None and prints None</w:t>
+            </w:r>
+          </w:p>
+        </w:tc>
+      </w:tr>
+      <w:tr>
+        <w:tc>
+          <w:tcPr>
+            <w:tcW w:type="dxa" w:w="5112"/>
+          </w:tcPr>
+          <w:p>
+            <w:r>
+              <w:t>D · Faulty call result answer, then print(answer+1)</w:t>
+            </w:r>
+          </w:p>
+        </w:tc>
+        <w:tc>
+          <w:tcPr>
+            <w:tcW w:type="dxa" w:w="5112"/>
+          </w:tcPr>
+          <w:p>
+            <w:r>
+              <w:t>TypeError during addition; no sum printed</w:t>
+            </w:r>
+          </w:p>
+        </w:tc>
+      </w:tr>
+      <w:tr>
+        <w:tc>
+          <w:tcPr>
+            <w:tcW w:type="dxa" w:w="5112"/>
+          </w:tcPr>
+          <w:p>
+            <w:r>
+              <w:t>E · Correct main script with final outer print removed</w:t>
+            </w:r>
+          </w:p>
+        </w:tc>
+        <w:tc>
+          <w:tcPr>
+            <w:tcW w:type="dxa" w:w="5112"/>
+          </w:tcPr>
+          <w:p>
+            <w:r>
+              <w:t>Calls compute and return values; no displayed output</w:t>
+            </w:r>
+          </w:p>
+        </w:tc>
+      </w:tr>
+      <w:tr>
+        <w:tc>
+          <w:tcPr>
+            <w:tcW w:type="dxa" w:w="5112"/>
+          </w:tcPr>
+          <w:p>
+            <w:r>
+              <w:t>F · Put print("after") immediately after an executed return inside a function</w:t>
+            </w:r>
+          </w:p>
+        </w:tc>
+        <w:tc>
+          <w:tcPr>
+            <w:tcW w:type="dxa" w:w="5112"/>
+          </w:tcPr>
+          <w:p>
+            <w:r>
+              <w:t>That body statement is not reached; outer calls may still display their results</w:t>
+            </w:r>
+          </w:p>
+        </w:tc>
+      </w:tr>
+    </w:tbl>
+    <w:p>
+      <w:pPr>
+        <w:pStyle w:val="Heading2"/>
+      </w:pPr>
+      <w:r>
+        <w:t>Complete repeated-call W2 script</w:t>
+      </w:r>
+    </w:p>
+    <w:p>
+      <w:r>
+        <w:rPr>
+          <w:rFonts w:ascii="Courier New" w:hAnsi="Courier New"/>
+          <w:sz w:val="18"/>
+        </w:rPr>
+        <w:t>def remaining(capacity, used):</w:t>
+        <w:br/>
+        <w:t xml:space="preserve">    spaces = capacity - used</w:t>
+        <w:br/>
+        <w:t xml:space="preserve">    return spaces</w:t>
+        <w:br/>
+        <w:br/>
+        <w:t>a = remaining(8, 3)</w:t>
+        <w:br/>
+        <w:t>b = remaining(8, 8)</w:t>
+        <w:br/>
+        <w:t>c = remaining(8, 3)</w:t>
+        <w:br/>
+        <w:t>print(a, b, c)</w:t>
+        <w:br/>
+      </w:r>
+    </w:p>
+    <w:p>
+      <w:pPr>
+        <w:pStyle w:val="Heading2"/>
+      </w:pPr>
+      <w:r>
+        <w:t>Predict, trace or run and repair the return boundary</w:t>
+      </w:r>
+    </w:p>
+    <w:p>
+      <w:pPr>
+        <w:pStyle w:val="ListNumber"/>
+      </w:pPr>
+      <w:r>
+        <w:t>Predict A and trace each local call before running the complete W2 script. For B, append only the outside local-name access and preserve the valid output before its error. For C/D, use the supplied faulty definition in a fresh file, separating what it displays from the None it returns. Repair one statement, then test both the stored value and the caller’s arithmetic, including legitimate zero. E/F probe output placement and return’s control flow. State whether each record is predicted, paper-traced or executed. The capacity example still assumes valid supplied counts; return does not validate inputs or train a model. Keep the selected twice-script task unused until the independent attempt.</w:t>
+      </w:r>
+    </w:p>
+    <w:p>
+      <w:pPr>
+        <w:pStyle w:val="Heading2"/>
+      </w:pPr>
+      <w:r>
+        <w:t>Keep the evidence record</w:t>
       </w:r>
     </w:p>
     <w:p>
@@ -638,65 +2499,216 @@
         <w:t>Using the correct definition, store a = remaining(8, 3), b = remaining(8, 8), c = remaining(8, 3). State a, b and c. In a fresh script, explain why print(spaces) outside the function fails.</w:t>
       </w:r>
     </w:p>
-    <w:p>
-      <w:pPr>
-        <w:pStyle w:val="Heading3"/>
-      </w:pPr>
-      <w:r>
-        <w:t>Keep the procedure fixed. Explain what changed in the inputs and result.</w:t>
-      </w:r>
-    </w:p>
-    <w:p>
-      <w:r>
-        <w:t>________________________________________________________________</w:t>
-      </w:r>
-    </w:p>
-    <w:p>
-      <w:r>
-        <w:t>________________________________________________________________</w:t>
-      </w:r>
-    </w:p>
-    <w:p>
-      <w:r>
-        <w:t>________________________________________________________________</w:t>
-      </w:r>
-    </w:p>
-    <w:p>
-      <w:r>
-        <w:t>________________________________________________________________</w:t>
-      </w:r>
-    </w:p>
-    <w:p>
-      <w:r>
-        <w:t>________________________________________________________________</w:t>
-      </w:r>
-    </w:p>
-    <w:p>
-      <w:pPr>
-        <w:pStyle w:val="Heading3"/>
-      </w:pPr>
-      <w:r>
-        <w:t>Change one thing in the pictured case</w:t>
-      </w:r>
-    </w:p>
-    <w:p>
-      <w:pPr>
-        <w:pStyle w:val="Heading3"/>
-      </w:pPr>
-      <w:r>
-        <w:t>Change one thing</w:t>
-      </w:r>
-    </w:p>
+    <w:tbl>
+      <w:tblPr>
+        <w:tblStyle w:val="LightShading-Accent1"/>
+        <w:tblW w:type="auto" w:w="0"/>
+        <w:tblLook w:firstColumn="1" w:firstRow="1" w:lastColumn="0" w:lastRow="0" w:noHBand="0" w:noVBand="1" w:val="04A0"/>
+      </w:tblPr>
+      <w:tblGrid>
+        <w:gridCol w:w="5112"/>
+        <w:gridCol w:w="5112"/>
+      </w:tblGrid>
+      <w:tr>
+        <w:trPr>
+          <w:tblHeader/>
+        </w:trPr>
+        <w:tc>
+          <w:tcPr>
+            <w:tcW w:type="dxa" w:w="5112"/>
+          </w:tcPr>
+          <w:p>
+            <w:r>
+              <w:t>Record</w:t>
+            </w:r>
+          </w:p>
+        </w:tc>
+        <w:tc>
+          <w:tcPr>
+            <w:tcW w:type="dxa" w:w="5112"/>
+          </w:tcPr>
+          <w:p>
+            <w:r>
+              <w:t>Your evidence</w:t>
+            </w:r>
+          </w:p>
+        </w:tc>
+      </w:tr>
+      <w:tr>
+        <w:tc>
+          <w:tcPr>
+            <w:tcW w:type="dxa" w:w="5112"/>
+          </w:tcPr>
+          <w:p>
+            <w:r>
+              <w:t>Given input and fixed rule</w:t>
+            </w:r>
+          </w:p>
+        </w:tc>
+        <w:tc>
+          <w:tcPr>
+            <w:tcW w:type="dxa" w:w="5112"/>
+          </w:tcPr>
+          <w:p>
+            <w:r/>
+          </w:p>
+        </w:tc>
+      </w:tr>
+      <w:tr>
+        <w:tc>
+          <w:tcPr>
+            <w:tcW w:type="dxa" w:w="5112"/>
+          </w:tcPr>
+          <w:p>
+            <w:r>
+              <w:t>Prediction before checking</w:t>
+            </w:r>
+          </w:p>
+        </w:tc>
+        <w:tc>
+          <w:tcPr>
+            <w:tcW w:type="dxa" w:w="5112"/>
+          </w:tcPr>
+          <w:p>
+            <w:r/>
+          </w:p>
+        </w:tc>
+      </w:tr>
+      <w:tr>
+        <w:tc>
+          <w:tcPr>
+            <w:tcW w:type="dxa" w:w="5112"/>
+          </w:tcPr>
+          <w:p>
+            <w:r>
+              <w:t>Actual result, or “not run”</w:t>
+            </w:r>
+          </w:p>
+        </w:tc>
+        <w:tc>
+          <w:tcPr>
+            <w:tcW w:type="dxa" w:w="5112"/>
+          </w:tcPr>
+          <w:p>
+            <w:r/>
+          </w:p>
+        </w:tc>
+      </w:tr>
+      <w:tr>
+        <w:tc>
+          <w:tcPr>
+            <w:tcW w:type="dxa" w:w="5112"/>
+          </w:tcPr>
+          <w:p>
+            <w:r>
+              <w:t>First mismatch and one explanation</w:t>
+            </w:r>
+          </w:p>
+        </w:tc>
+        <w:tc>
+          <w:tcPr>
+            <w:tcW w:type="dxa" w:w="5112"/>
+          </w:tcPr>
+          <w:p>
+            <w:r/>
+          </w:p>
+        </w:tc>
+      </w:tr>
+      <w:tr>
+        <w:tc>
+          <w:tcPr>
+            <w:tcW w:type="dxa" w:w="5112"/>
+          </w:tcPr>
+          <w:p>
+            <w:r>
+              <w:t>Boundary or missing input and expected response</w:t>
+            </w:r>
+          </w:p>
+        </w:tc>
+        <w:tc>
+          <w:tcPr>
+            <w:tcW w:type="dxa" w:w="5112"/>
+          </w:tcPr>
+          <w:p>
+            <w:r/>
+          </w:p>
+        </w:tc>
+      </w:tr>
+    </w:tbl>
     <w:p>
       <w:pPr>
         <w:spacing w:line="336" w:lineRule="auto" w:after="180"/>
-        <w:shd w:fill="F5F1FB"/>
       </w:pPr>
       <w:r>
         <w:rPr>
           <w:b w:val="0"/>
         </w:rPr>
-        <w:t>Change: Add print(result) after the calls in a fresh script with no global result.</w:t>
+        <w:t>On paper, trace the supplied procedure. If code is provided, predict before running it in a local practice file. Never write an expected answer as though it were an observed run.</w:t>
+      </w:r>
+    </w:p>
+    <w:p>
+      <w:pPr>
+        <w:spacing w:line="336" w:lineRule="auto" w:after="180"/>
+      </w:pPr>
+      <w:r>
+        <w:rPr>
+          <w:b w:val="0"/>
+        </w:rPr>
+        <w:t>Before trying: what do I expect, and why? While trying: which step could first go wrong? Afterwards: what did I actually observe, and what should change? Keep “not run” if you only traced the procedure.</w:t>
+      </w:r>
+    </w:p>
+    <w:p>
+      <w:pPr>
+        <w:pStyle w:val="Heading2"/>
+      </w:pPr>
+      <w:r>
+        <w:t>Reference · Original correct and faulty programs · reference / check after trying</w:t>
+      </w:r>
+    </w:p>
+    <w:p>
+      <w:r>
+        <w:rPr>
+          <w:rFonts w:ascii="Courier New" w:hAnsi="Courier New"/>
+          <w:sz w:val="18"/>
+        </w:rPr>
+        <w:t>def remaining(capacity, used):</w:t>
+        <w:br/>
+        <w:t xml:space="preserve">    spaces = capacity - used</w:t>
+        <w:br/>
+        <w:t xml:space="preserve">    return spaces</w:t>
+        <w:br/>
+        <w:br/>
+        <w:t>first = remaining(12, 4)</w:t>
+        <w:br/>
+        <w:t>second = remaining(10, 7)</w:t>
+        <w:br/>
+        <w:t>print(first + second)</w:t>
+      </w:r>
+    </w:p>
+    <w:p>
+      <w:r>
+        <w:rPr>
+          <w:rFonts w:ascii="Courier New" w:hAnsi="Courier New"/>
+          <w:sz w:val="18"/>
+        </w:rPr>
+        <w:t>def remaining(capacity, used):</w:t>
+        <w:br/>
+        <w:t xml:space="preserve">    spaces = capacity - used</w:t>
+        <w:br/>
+        <w:t xml:space="preserve">    print(spaces)</w:t>
+        <w:br/>
+        <w:br/>
+        <w:t>answer = remaining(12, 4)</w:t>
+        <w:br/>
+        <w:t>print(answer)</w:t>
+      </w:r>
+    </w:p>
+    <w:p>
+      <w:pPr>
+        <w:pStyle w:val="Heading2"/>
+      </w:pPr>
+      <w:r>
+        <w:t>Earlier wording, alternatives and picture transcripts · reference / check after trying</w:t>
       </w:r>
     </w:p>
     <w:p>
@@ -704,31 +2716,704 @@
         <w:pStyle w:val="Heading3"/>
       </w:pPr>
       <w:r>
-        <w:t>Predicted result</w:t>
+        <w:t>Predict, investigate and preserve the evidence</w:t>
+      </w:r>
+    </w:p>
+    <w:p>
+      <w:pPr>
+        <w:pStyle w:val="Heading3"/>
+      </w:pPr>
+      <w:r>
+        <w:t>Plan → try → check</w:t>
+      </w:r>
+    </w:p>
+    <w:p>
+      <w:pPr>
+        <w:pStyle w:val="Heading1"/>
+      </w:pPr>
+      <w:r>
+        <w:t>14. Try alone: trace selected returns and missing-return behavior</w:t>
+      </w:r>
+    </w:p>
+    <w:p>
+      <w:r>
+        <w:t>Separate successful output, argument-evaluation failure and local-scope failure.</w:t>
+      </w:r>
+    </w:p>
+    <w:p>
+      <w:pPr>
+        <w:pStyle w:val="Heading2"/>
+      </w:pPr>
+      <w:r>
+        <w:t>Selected complete task and scope</w:t>
       </w:r>
     </w:p>
     <w:p>
       <w:pPr>
         <w:spacing w:line="336" w:lineRule="auto" w:after="180"/>
-        <w:shd w:fill="F1F6FC"/>
-      </w:pPr>
+      </w:pPr>
+      <w:r>
+        <w:rPr>
+          <w:b w:val="0"/>
+        </w:rPr>
+        <w:t xml:space="preserve">Trace both calls and the final expression. If return total is removed from the function, does this final print complete? Would a separate print(total) outside the function have access to its </w:t>
+      </w:r>
       <w:r>
         <w:rPr>
           <w:b/>
         </w:rPr>
-        <w:t>Prediction</w:t>
+        <w:t>local variable</w:t>
       </w:r>
       <w:r>
         <w:rPr>
           <w:b w:val="0"/>
         </w:rPr>
-        <w:t xml:space="preserve">: NameError occurs because that local name is not defined in the </w:t>
+        <w:t>?</w:t>
+      </w:r>
+    </w:p>
+    <w:p>
+      <w:r>
+        <w:rPr>
+          <w:rFonts w:ascii="Courier New" w:hAnsi="Courier New"/>
+          <w:sz w:val="18"/>
+        </w:rPr>
+        <w:t>def twice(n):</w:t>
+        <w:br/>
+        <w:t xml:space="preserve">    total = 2 * n</w:t>
+        <w:br/>
+        <w:t xml:space="preserve">    return total</w:t>
+        <w:br/>
+        <w:t>first = twice(3)</w:t>
+        <w:br/>
+        <w:t>second = twice(5)</w:t>
+        <w:br/>
+        <w:t>print(first, second, first + second)</w:t>
+        <w:br/>
+      </w:r>
+    </w:p>
+    <w:p>
+      <w:pPr>
+        <w:spacing w:line="336" w:lineRule="auto" w:after="180"/>
+      </w:pPr>
+      <w:r>
+        <w:rPr>
+          <w:b w:val="0"/>
+        </w:rPr>
+        <w:t>Trace this selected definition and both caller assignments from a fresh script. Removing return is a separate changed program: evaluate all arguments to the final print before assuming any line is displayed. A separate outside local-name access is another distinct test, not part of the original successful run.</w:t>
+      </w:r>
+    </w:p>
+    <w:p>
+      <w:pPr>
+        <w:pStyle w:val="Heading2"/>
+      </w:pPr>
+      <w:r>
+        <w:t>Your response and help record</w:t>
+      </w:r>
+    </w:p>
+    <w:p>
+      <w:pPr>
+        <w:pStyle w:val="Heading3"/>
+      </w:pPr>
+      <w:r>
+        <w:t>My independent explanation, trace and limits</w:t>
+      </w:r>
+    </w:p>
+    <w:p>
+      <w:r>
+        <w:t>________________________________________________________________</w:t>
+      </w:r>
+    </w:p>
+    <w:p>
+      <w:r>
+        <w:t>________________________________________________________________</w:t>
+      </w:r>
+    </w:p>
+    <w:p>
+      <w:r>
+        <w:t>________________________________________________________________</w:t>
+      </w:r>
+    </w:p>
+    <w:p>
+      <w:r>
+        <w:t>________________________________________________________________</w:t>
+      </w:r>
+    </w:p>
+    <w:p>
+      <w:r>
+        <w:t>________________________________________________________________</w:t>
+      </w:r>
+    </w:p>
+    <w:p>
+      <w:r>
+        <w:t>________________________________________________________________</w:t>
+      </w:r>
+    </w:p>
+    <w:p>
+      <w:r>
+        <w:t>________________________________________________________________</w:t>
+      </w:r>
+    </w:p>
+    <w:p>
+      <w:pPr>
+        <w:spacing w:line="336" w:lineRule="auto" w:after="180"/>
+      </w:pPr>
+      <w:r>
+        <w:rPr>
+          <w:b w:val="0"/>
+        </w:rPr>
+        <w:t>Attempt this case before feedback. Record any help. Earlier examples below are further practice; a case already practised with feedback cannot establish fresh transfer.</w:t>
+      </w:r>
+    </w:p>
+    <w:p>
+      <w:pPr>
+        <w:pStyle w:val="Heading2"/>
+      </w:pPr>
+      <w:r>
+        <w:t>Use feedback afterwards</w:t>
+      </w:r>
+    </w:p>
+    <w:p>
+      <w:pPr>
+        <w:spacing w:line="336" w:lineRule="auto" w:after="180"/>
+      </w:pPr>
+      <w:r>
+        <w:rPr>
+          <w:b w:val="0"/>
+        </w:rPr>
+        <w:t>Attempt the independent case before hints. Record whether you worked alone, used a hint or followed a model. After feedback, fix the first unsupported step and explain why it changed.</w:t>
+      </w:r>
+    </w:p>
+    <w:p>
+      <w:pPr>
+        <w:spacing w:line="336" w:lineRule="auto" w:after="180"/>
+      </w:pPr>
+      <w:r>
+        <w:rPr>
+          <w:b w:val="0"/>
+        </w:rPr>
+        <w:t>A later check uses a changed case, not a copied answer.</w:t>
+      </w:r>
+    </w:p>
+    <w:p>
+      <w:pPr>
+        <w:pStyle w:val="Heading2"/>
+      </w:pPr>
+      <w:r>
+        <w:t>Additional practice · Earlier return transfer · reference / check after trying</w:t>
+      </w:r>
+    </w:p>
+    <w:p>
+      <w:pPr>
+        <w:spacing w:line="336" w:lineRule="auto" w:after="180"/>
+      </w:pPr>
+      <w:r>
+        <w:rPr>
+          <w:b w:val="0"/>
+        </w:rPr>
+        <w:t xml:space="preserve">Each tray holds 5 counters. Define stock(trays, loose) to return the total using a </w:t>
       </w:r>
       <w:r>
         <w:rPr>
           <w:b/>
         </w:rPr>
-        <w:t>caller</w:t>
+        <w:t>local variable</w:t>
+      </w:r>
+      <w:r>
+        <w:rPr>
+          <w:b w:val="0"/>
+        </w:rPr>
+        <w:t xml:space="preserve"> total. Assume nonnegative integer arguments. Store results for (2, 3), (0, 3) and (2, 0).</w:t>
+      </w:r>
+    </w:p>
+    <w:p>
+      <w:pPr>
+        <w:spacing w:line="336" w:lineRule="auto" w:after="180"/>
+      </w:pPr>
+      <w:r>
+        <w:rPr>
+          <w:b w:val="0"/>
+        </w:rPr>
+        <w:t xml:space="preserve">Print the sum of the first two stored results. Predict that </w:t>
+      </w:r>
+      <w:r>
+        <w:rPr>
+          <w:b/>
+        </w:rPr>
+        <w:t>output</w:t>
+      </w:r>
+      <w:r>
+        <w:rPr>
+          <w:b w:val="0"/>
+        </w:rPr>
+        <w:t xml:space="preserve"> and all three stored values. Call (2, 3) again to check fresh state.</w:t>
+      </w:r>
+    </w:p>
+    <w:p>
+      <w:pPr>
+        <w:pStyle w:val="Heading3"/>
+      </w:pPr>
+      <w:r>
+        <w:t>My independent procedure, result and limitation</w:t>
+      </w:r>
+    </w:p>
+    <w:p>
+      <w:r>
+        <w:t>________________________________________________________________</w:t>
+      </w:r>
+    </w:p>
+    <w:p>
+      <w:r>
+        <w:t>________________________________________________________________</w:t>
+      </w:r>
+    </w:p>
+    <w:p>
+      <w:r>
+        <w:t>________________________________________________________________</w:t>
+      </w:r>
+    </w:p>
+    <w:p>
+      <w:r>
+        <w:t>________________________________________________________________</w:t>
+      </w:r>
+    </w:p>
+    <w:p>
+      <w:r>
+        <w:t>________________________________________________________________</w:t>
+      </w:r>
+    </w:p>
+    <w:p>
+      <w:r>
+        <w:t>________________________________________________________________</w:t>
+      </w:r>
+    </w:p>
+    <w:p>
+      <w:r>
+        <w:t>________________________________________________________________</w:t>
+      </w:r>
+    </w:p>
+    <w:p>
+      <w:r>
+        <w:t>________________________________________________________________</w:t>
+      </w:r>
+    </w:p>
+    <w:p>
+      <w:pPr>
+        <w:spacing w:line="336" w:lineRule="auto" w:after="180"/>
+      </w:pPr>
+      <w:r>
+        <w:rPr>
+          <w:b w:val="0"/>
+        </w:rPr>
+        <w:t xml:space="preserve">Record support used: </w:t>
+      </w:r>
+      <w:r>
+        <w:rPr>
+          <w:b/>
+        </w:rPr>
+        <w:t>none</w:t>
+      </w:r>
+      <w:r>
+        <w:rPr>
+          <w:b w:val="0"/>
+        </w:rPr>
+        <w:t>, hint or teacher explanation. After feedback, a different case is needed to demonstrate independence.</w:t>
+      </w:r>
+    </w:p>
+    <w:p>
+      <w:pPr>
+        <w:pStyle w:val="Heading2"/>
+      </w:pPr>
+      <w:r>
+        <w:t>Earlier wording, alternatives and picture transcripts · reference / check after trying</w:t>
+      </w:r>
+    </w:p>
+    <w:p>
+      <w:pPr>
+        <w:pStyle w:val="Heading3"/>
+      </w:pPr>
+      <w:r>
+        <w:t>Independent case: Use returns and keep local state local</w:t>
+      </w:r>
+    </w:p>
+    <w:p>
+      <w:pPr>
+        <w:pStyle w:val="Heading3"/>
+      </w:pPr>
+      <w:r>
+        <w:t>Attempt this without hints</w:t>
+      </w:r>
+    </w:p>
+    <w:p>
+      <w:pPr>
+        <w:pStyle w:val="Heading3"/>
+      </w:pPr>
+      <w:r>
+        <w:t>Use feedback to improve</w:t>
+      </w:r>
+    </w:p>
+    <w:p>
+      <w:pPr>
+        <w:pStyle w:val="Heading1"/>
+      </w:pPr>
+      <w:r>
+        <w:t>11. Keep local calculations and caller results on the portfolio trace</w:t>
+      </w:r>
+    </w:p>
+    <w:p>
+      <w:r>
+        <w:t>A displayed value and stored return may disagree in a faulty program.</w:t>
+      </w:r>
+    </w:p>
+    <w:p>
+      <w:pPr>
+        <w:pStyle w:val="Heading2"/>
+      </w:pPr>
+      <w:r>
+        <w:t>This week’s contribution</w:t>
+      </w:r>
+    </w:p>
+    <w:p>
+      <w:pPr>
+        <w:spacing w:line="336" w:lineRule="auto" w:after="180"/>
+      </w:pPr>
+      <w:r>
+        <w:rPr>
+          <w:b w:val="0"/>
+        </w:rPr>
+        <w:t xml:space="preserve">Add a labelled </w:t>
+      </w:r>
+      <w:r>
+        <w:rPr>
+          <w:b/>
+        </w:rPr>
+        <w:t>return value</w:t>
+      </w:r>
+      <w:r>
+        <w:rPr>
+          <w:b w:val="0"/>
+        </w:rPr>
+        <w:t xml:space="preserve">s and local state </w:t>
+      </w:r>
+      <w:r>
+        <w:rPr>
+          <w:b/>
+        </w:rPr>
+        <w:t>evidence</w:t>
+      </w:r>
+      <w:r>
+        <w:rPr>
+          <w:b w:val="0"/>
+        </w:rPr>
+        <w:t xml:space="preserve"> sheet to Python readiness portfolio. Show how you can use a returned value in a later calculation.</w:t>
+      </w:r>
+    </w:p>
+    <w:p>
+      <w:pPr>
+        <w:spacing w:line="336" w:lineRule="auto" w:after="180"/>
+      </w:pPr>
+      <w:r>
+        <w:rPr>
+          <w:b w:val="0"/>
+        </w:rPr>
+        <w:t xml:space="preserve">Use the supplied fictional case and keep its </w:t>
+      </w:r>
+      <w:r>
+        <w:rPr>
+          <w:b/>
+        </w:rPr>
+        <w:t>input</w:t>
+      </w:r>
+      <w:r>
+        <w:rPr>
+          <w:b w:val="0"/>
+        </w:rPr>
+        <w:t xml:space="preserve">s, intermediate steps, calculation or </w:t>
+      </w:r>
+      <w:r>
+        <w:rPr>
+          <w:b/>
+        </w:rPr>
+        <w:t>prediction</w:t>
+      </w:r>
+      <w:r>
+        <w:rPr>
+          <w:b w:val="0"/>
+        </w:rPr>
+        <w:t>, and limitation. Connect this record to last week’s record; a matching answer without a trace is insufficient.</w:t>
+      </w:r>
+    </w:p>
+    <w:p>
+      <w:pPr>
+        <w:pStyle w:val="Heading2"/>
+      </w:pPr>
+      <w:r>
+        <w:t>Project checkpoint and evidence</w:t>
+      </w:r>
+    </w:p>
+    <w:tbl>
+      <w:tblPr>
+        <w:tblStyle w:val="LightShading-Accent1"/>
+        <w:tblW w:type="auto" w:w="0"/>
+        <w:tblLook w:firstColumn="1" w:firstRow="1" w:lastColumn="0" w:lastRow="0" w:noHBand="0" w:noVBand="1" w:val="04A0"/>
+      </w:tblPr>
+      <w:tblGrid>
+        <w:gridCol w:w="5112"/>
+        <w:gridCol w:w="5112"/>
+      </w:tblGrid>
+      <w:tr>
+        <w:trPr>
+          <w:tblHeader/>
+        </w:trPr>
+        <w:tc>
+          <w:tcPr>
+            <w:tcW w:type="dxa" w:w="5112"/>
+          </w:tcPr>
+          <w:p>
+            <w:r>
+              <w:t>Project evidence</w:t>
+            </w:r>
+          </w:p>
+        </w:tc>
+        <w:tc>
+          <w:tcPr>
+            <w:tcW w:type="dxa" w:w="5112"/>
+          </w:tcPr>
+          <w:p>
+            <w:r>
+              <w:t>Record</w:t>
+            </w:r>
+          </w:p>
+        </w:tc>
+      </w:tr>
+      <w:tr>
+        <w:tc>
+          <w:tcPr>
+            <w:tcW w:type="dxa" w:w="5112"/>
+          </w:tcPr>
+          <w:p>
+            <w:r>
+              <w:t>Component and version</w:t>
+            </w:r>
+          </w:p>
+        </w:tc>
+        <w:tc>
+          <w:tcPr>
+            <w:tcW w:type="dxa" w:w="5112"/>
+          </w:tcPr>
+          <w:p>
+            <w:r/>
+          </w:p>
+        </w:tc>
+      </w:tr>
+      <w:tr>
+        <w:tc>
+          <w:tcPr>
+            <w:tcW w:type="dxa" w:w="5112"/>
+          </w:tcPr>
+          <w:p>
+            <w:r>
+              <w:t>Inputs permitted at prediction time</w:t>
+            </w:r>
+          </w:p>
+        </w:tc>
+        <w:tc>
+          <w:tcPr>
+            <w:tcW w:type="dxa" w:w="5112"/>
+          </w:tcPr>
+          <w:p>
+            <w:r/>
+          </w:p>
+        </w:tc>
+      </w:tr>
+      <w:tr>
+        <w:tc>
+          <w:tcPr>
+            <w:tcW w:type="dxa" w:w="5112"/>
+          </w:tcPr>
+          <w:p>
+            <w:r>
+              <w:t>Trace and comparison with earlier work</w:t>
+            </w:r>
+          </w:p>
+        </w:tc>
+        <w:tc>
+          <w:tcPr>
+            <w:tcW w:type="dxa" w:w="5112"/>
+          </w:tcPr>
+          <w:p>
+            <w:r/>
+          </w:p>
+        </w:tc>
+      </w:tr>
+      <w:tr>
+        <w:tc>
+          <w:tcPr>
+            <w:tcW w:type="dxa" w:w="5112"/>
+          </w:tcPr>
+          <w:p>
+            <w:r>
+              <w:t>Failure, limit and human review</w:t>
+            </w:r>
+          </w:p>
+        </w:tc>
+        <w:tc>
+          <w:tcPr>
+            <w:tcW w:type="dxa" w:w="5112"/>
+          </w:tcPr>
+          <w:p>
+            <w:r/>
+          </w:p>
+        </w:tc>
+      </w:tr>
+    </w:tbl>
+    <w:p>
+      <w:pPr>
+        <w:spacing w:line="336" w:lineRule="auto" w:after="180"/>
+      </w:pPr>
+      <w:r>
+        <w:rPr>
+          <w:b w:val="0"/>
+        </w:rPr>
+        <w:t xml:space="preserve">For Python readiness before the Responsible Plant Classifier, retain a trace of the values, the predicted </w:t>
+      </w:r>
+      <w:r>
+        <w:rPr>
+          <w:b/>
+        </w:rPr>
+        <w:t>output</w:t>
+      </w:r>
+      <w:r>
+        <w:rPr>
+          <w:b w:val="0"/>
+        </w:rPr>
+        <w:t xml:space="preserve">s and the changed-case explanation. Use actual Python 3 results to check the </w:t>
+      </w:r>
+      <w:r>
+        <w:rPr>
+          <w:b/>
+        </w:rPr>
+        <w:t>prediction</w:t>
+      </w:r>
+      <w:r>
+        <w:rPr>
+          <w:b w:val="0"/>
+        </w:rPr>
+        <w:t xml:space="preserve"> after reasoning first.</w:t>
+      </w:r>
+    </w:p>
+    <w:p>
+      <w:pPr>
+        <w:pStyle w:val="Heading2"/>
+      </w:pPr>
+      <w:r>
+        <w:t>Earlier wording, alternatives and picture transcripts · reference / check after trying</w:t>
+      </w:r>
+    </w:p>
+    <w:p>
+      <w:pPr>
+        <w:pStyle w:val="Heading3"/>
+      </w:pPr>
+      <w:r>
+        <w:t>Evidence for your project</w:t>
+      </w:r>
+    </w:p>
+    <w:p>
+      <w:pPr>
+        <w:pStyle w:val="Heading1"/>
+      </w:pPr>
+      <w:r>
+        <w:t>16. Finish: say what returned, what was stored and what was displayed</w:t>
+      </w:r>
+    </w:p>
+    <w:p>
+      <w:r>
+        <w:t>Local computation and caller binding are different parts of the trace.</w:t>
+      </w:r>
+    </w:p>
+    <w:p>
+      <w:pPr>
+        <w:pStyle w:val="Heading2"/>
+      </w:pPr>
+      <w:r>
+        <w:t>Explain without notes</w:t>
+      </w:r>
+    </w:p>
+    <w:p>
+      <w:pPr>
+        <w:pStyle w:val="ListBullet"/>
+      </w:pPr>
+      <w:r>
+        <w:t>Close your notes. Explain this goal in your own words: Use a returned value in a later calculation</w:t>
+      </w:r>
+    </w:p>
+    <w:p>
+      <w:pPr>
+        <w:pStyle w:val="Heading3"/>
+      </w:pPr>
+      <w:r>
+        <w:t>My deciding step, evidence and one remaining question</w:t>
+      </w:r>
+    </w:p>
+    <w:p>
+      <w:r>
+        <w:t>________________________________________________________________</w:t>
+      </w:r>
+    </w:p>
+    <w:p>
+      <w:r>
+        <w:t>________________________________________________________________</w:t>
+      </w:r>
+    </w:p>
+    <w:p>
+      <w:r>
+        <w:t>________________________________________________________________</w:t>
+      </w:r>
+    </w:p>
+    <w:p>
+      <w:r>
+        <w:t>________________________________________________________________</w:t>
+      </w:r>
+    </w:p>
+    <w:p>
+      <w:r>
+        <w:t>________________________________________________________________</w:t>
+      </w:r>
+    </w:p>
+    <w:p>
+      <w:pPr>
+        <w:pStyle w:val="Heading2"/>
+      </w:pPr>
+      <w:r>
+        <w:t>Plan a changed-case return</w:t>
+      </w:r>
+    </w:p>
+    <w:p>
+      <w:pPr>
+        <w:spacing w:line="336" w:lineRule="auto" w:after="180"/>
+      </w:pPr>
+      <w:r>
+        <w:rPr>
+          <w:b w:val="0"/>
+        </w:rPr>
+        <w:t xml:space="preserve">If you are unsure, return to the worked picture and explain one arrow. If you are ready, change an </w:t>
+      </w:r>
+      <w:r>
+        <w:rPr>
+          <w:b/>
+        </w:rPr>
+        <w:t>input</w:t>
+      </w:r>
+      <w:r>
+        <w:rPr>
+          <w:b w:val="0"/>
+        </w:rPr>
+        <w:t xml:space="preserve"> or assumption and justify your </w:t>
+      </w:r>
+      <w:r>
+        <w:rPr>
+          <w:b/>
+        </w:rPr>
+        <w:t>prediction</w:t>
       </w:r>
       <w:r>
         <w:rPr>
@@ -739,22 +3424,25 @@
     </w:p>
     <w:p>
       <w:pPr>
-        <w:pStyle w:val="Heading3"/>
-      </w:pPr>
-      <w:r>
-        <w:t>Why the result follows</w:t>
-      </w:r>
-    </w:p>
-    <w:p>
-      <w:pPr>
         <w:spacing w:line="336" w:lineRule="auto" w:after="180"/>
-        <w:shd w:fill="F1F6FC"/>
       </w:pPr>
       <w:r>
         <w:rPr>
           <w:b w:val="0"/>
         </w:rPr>
-        <w:t>Reason: A returned value and the function’s internal name are different things.</w:t>
+        <w:t xml:space="preserve">Save your workbook </w:t>
+      </w:r>
+      <w:r>
+        <w:rPr>
+          <w:b/>
+        </w:rPr>
+        <w:t>evidence</w:t>
+      </w:r>
+      <w:r>
+        <w:rPr>
+          <w:b w:val="0"/>
+        </w:rPr>
+        <w:t>. At the next review, try a different case before opening your old answer.</w:t>
       </w:r>
     </w:p>
     <w:p>
@@ -762,12 +3450,28 @@
         <w:pStyle w:val="Heading1"/>
       </w:pPr>
       <w:r>
-        <w:t>05. Words that unlock the idea</w:t>
-      </w:r>
-    </w:p>
-    <w:p>
-      <w:r>
-        <w:t>Use the vocabulary of Return values and local state to explain a concrete decision, rather than only memorising definitions.</w:t>
+        <w:t>Reference bank and extra practice</w:t>
+      </w:r>
+    </w:p>
+    <w:p>
+      <w:pPr>
+        <w:pStyle w:val="Heading1"/>
+      </w:pPr>
+      <w:r>
+        <w:t>05. Reference · The words used in this procedure</w:t>
+      </w:r>
+    </w:p>
+    <w:p>
+      <w:r>
+        <w:t>Explain each term using a particular code line.</w:t>
+      </w:r>
+    </w:p>
+    <w:p>
+      <w:pPr>
+        <w:pStyle w:val="Heading2"/>
+      </w:pPr>
+      <w:r>
+        <w:t>Vocabulary and response</w:t>
       </w:r>
     </w:p>
     <w:tbl>
@@ -944,187 +3648,85 @@
         <w:pStyle w:val="Heading1"/>
       </w:pPr>
       <w:r>
-        <w:t>06. Follow a worked example</w:t>
-      </w:r>
-    </w:p>
-    <w:p>
-      <w:r>
-        <w:t>Follow the worked trace for Return values and local state, predict a step, then compare with its explanation.</w:t>
-      </w:r>
-    </w:p>
-    <w:tbl>
-      <w:tblPr>
-        <w:tblStyle w:val="LightShading-Accent1"/>
-        <w:tblW w:type="auto" w:w="0"/>
-        <w:tblLook w:firstColumn="1" w:firstRow="1" w:lastColumn="0" w:lastRow="0" w:noHBand="0" w:noVBand="1" w:val="04A0"/>
-      </w:tblPr>
-      <w:tblGrid>
-        <w:gridCol w:w="3408"/>
-        <w:gridCol w:w="3408"/>
-        <w:gridCol w:w="3408"/>
-      </w:tblGrid>
-      <w:tr>
-        <w:trPr>
-          <w:tblHeader/>
-        </w:trPr>
-        <w:tc>
-          <w:tcPr>
-            <w:tcW w:type="dxa" w:w="3408"/>
-          </w:tcPr>
-          <w:p>
-            <w:r>
-              <w:t>Point in execution</w:t>
-            </w:r>
-          </w:p>
-        </w:tc>
-        <w:tc>
-          <w:tcPr>
-            <w:tcW w:type="dxa" w:w="3408"/>
-          </w:tcPr>
-          <w:p>
-            <w:r>
-              <w:t>Local spaces</w:t>
-            </w:r>
-          </w:p>
-        </w:tc>
-        <w:tc>
-          <w:tcPr>
-            <w:tcW w:type="dxa" w:w="3408"/>
-          </w:tcPr>
-          <w:p>
-            <w:r>
-              <w:t>Caller values</w:t>
-            </w:r>
-          </w:p>
-        </w:tc>
-      </w:tr>
-      <w:tr>
-        <w:tc>
-          <w:tcPr>
-            <w:tcW w:type="dxa" w:w="3408"/>
-          </w:tcPr>
-          <w:p>
-            <w:r>
-              <w:t>First call before return</w:t>
-            </w:r>
-          </w:p>
-        </w:tc>
-        <w:tc>
-          <w:tcPr>
-            <w:tcW w:type="dxa" w:w="3408"/>
-          </w:tcPr>
-          <w:p>
-            <w:r>
-              <w:t>8</w:t>
-            </w:r>
-          </w:p>
-        </w:tc>
-        <w:tc>
-          <w:tcPr>
-            <w:tcW w:type="dxa" w:w="3408"/>
-          </w:tcPr>
-          <w:p>
-            <w:r>
-              <w:t>first not assigned yet</w:t>
-            </w:r>
-          </w:p>
-        </w:tc>
-      </w:tr>
-      <w:tr>
-        <w:tc>
-          <w:tcPr>
-            <w:tcW w:type="dxa" w:w="3408"/>
-          </w:tcPr>
-          <w:p>
-            <w:r>
-              <w:t>Second call before return</w:t>
-            </w:r>
-          </w:p>
-        </w:tc>
-        <w:tc>
-          <w:tcPr>
-            <w:tcW w:type="dxa" w:w="3408"/>
-          </w:tcPr>
-          <w:p>
-            <w:r>
-              <w:t>3</w:t>
-            </w:r>
-          </w:p>
-        </w:tc>
-        <w:tc>
-          <w:tcPr>
-            <w:tcW w:type="dxa" w:w="3408"/>
-          </w:tcPr>
-          <w:p>
-            <w:r>
-              <w:t>first is still 8</w:t>
-            </w:r>
-          </w:p>
-        </w:tc>
-      </w:tr>
-      <w:tr>
-        <w:tc>
-          <w:tcPr>
-            <w:tcW w:type="dxa" w:w="3408"/>
-          </w:tcPr>
-          <w:p>
-            <w:r>
-              <w:t>After both calls</w:t>
-            </w:r>
-          </w:p>
-        </w:tc>
-        <w:tc>
-          <w:tcPr>
-            <w:tcW w:type="dxa" w:w="3408"/>
-          </w:tcPr>
-          <w:p>
-            <w:r>
-              <w:t>Not accessible by this local name</w:t>
-            </w:r>
-          </w:p>
-        </w:tc>
-        <w:tc>
-          <w:tcPr>
-            <w:tcW w:type="dxa" w:w="3408"/>
-          </w:tcPr>
-          <w:p>
-            <w:r>
-              <w:t>first is 8 and second is 3</w:t>
-            </w:r>
-          </w:p>
-        </w:tc>
-      </w:tr>
-    </w:tbl>
+        <w:t>10. Extra challenge · Explain, apply and challenge</w:t>
+      </w:r>
+    </w:p>
+    <w:p>
+      <w:r>
+        <w:t>Choose the next useful task after supported practice.</w:t>
+      </w:r>
+    </w:p>
+    <w:p>
+      <w:pPr>
+        <w:pStyle w:val="Heading2"/>
+      </w:pPr>
+      <w:r>
+        <w:t>Choose a challenge</w:t>
+      </w:r>
+    </w:p>
+    <w:p>
+      <w:pPr>
+        <w:pStyle w:val="ListBullet"/>
+      </w:pPr>
+      <w:r>
+        <w:t>Using the correct worked definition, execute result = remaining(15, 6), then doubled = result * 2. State both stored values and what the script displays before a print statement is added.</w:t>
+      </w:r>
+    </w:p>
+    <w:p>
+      <w:pPr>
+        <w:pStyle w:val="ListBullet"/>
+      </w:pPr>
+      <w:r>
+        <w:t>Use the faulty printing version with answer = remaining(11, 2). State the displayed number and the value stored in answer. Explain why print(answer + 1) fails, then repair the function and predict the repaired output.</w:t>
+      </w:r>
+    </w:p>
+    <w:p>
+      <w:pPr>
+        <w:pStyle w:val="ListBullet"/>
+      </w:pPr>
+      <w:r>
+        <w:t>A function body has spaces = capacity - used, then return spaces, then print("done"), all at the same indentation. What does answer = remaining(4, 4) store and display? Explain whether the final print can run.</w:t>
+      </w:r>
+    </w:p>
     <w:p>
       <w:pPr>
         <w:pStyle w:val="Heading3"/>
       </w:pPr>
       <w:r>
-        <w:t>Worked explanation · Return values and local state</w:t>
-      </w:r>
-    </w:p>
-    <w:p>
-      <w:pPr>
-        <w:spacing w:line="336" w:lineRule="auto" w:after="180"/>
-        <w:shd w:fill="F1F6FC"/>
-      </w:pPr>
-      <w:r>
-        <w:rPr>
-          <w:b w:val="0"/>
-        </w:rPr>
-        <w:t>capacity, used and spaces belong to the current call. The second call gets new parameter values and calculates its own spaces; it does not overwrite first.</w:t>
-      </w:r>
-    </w:p>
-    <w:p>
-      <w:pPr>
-        <w:spacing w:line="336" w:lineRule="auto" w:after="180"/>
-        <w:shd w:fill="F1F6FC"/>
-      </w:pPr>
-      <w:r>
-        <w:rPr>
-          <w:b w:val="0"/>
-        </w:rPr>
-        <w:t>In a fresh script with no outside variable called spaces, adding print(spaces) after the calls raises NameError. Use the returned value stored in first or second instead.</w:t>
+        <w:t>Explain which evidence supports your conclusion and which claim remains unproved.</w:t>
+      </w:r>
+    </w:p>
+    <w:p>
+      <w:r>
+        <w:t>________________________________________________________________</w:t>
+      </w:r>
+    </w:p>
+    <w:p>
+      <w:r>
+        <w:t>________________________________________________________________</w:t>
+      </w:r>
+    </w:p>
+    <w:p>
+      <w:r>
+        <w:t>________________________________________________________________</w:t>
+      </w:r>
+    </w:p>
+    <w:p>
+      <w:r>
+        <w:t>________________________________________________________________</w:t>
+      </w:r>
+    </w:p>
+    <w:p>
+      <w:r>
+        <w:t>________________________________________________________________</w:t>
+      </w:r>
+    </w:p>
+    <w:p>
+      <w:pPr>
+        <w:pStyle w:val="Heading2"/>
+      </w:pPr>
+      <w:r>
+        <w:t>Earlier wording, alternatives and picture transcripts · reference / check after trying</w:t>
       </w:r>
     </w:p>
     <w:p>
@@ -1132,7 +3734,44 @@
         <w:pStyle w:val="Heading3"/>
       </w:pPr>
       <w:r>
-        <w:t>Change the calls to remaining(9, 9) and remaining(9, 0). What values are stored and what does their sum print? What happens if only the final print statement is removed?</w:t>
+        <w:t>Explain → apply → challenge</w:t>
+      </w:r>
+    </w:p>
+    <w:p>
+      <w:pPr>
+        <w:pStyle w:val="Heading1"/>
+      </w:pPr>
+      <w:r>
+        <w:t>12. Reference · Inspect your evidence</w:t>
+      </w:r>
+    </w:p>
+    <w:p>
+      <w:r>
+        <w:t>Use the record after practice rather than revealing the independent answer.</w:t>
+      </w:r>
+    </w:p>
+    <w:p>
+      <w:pPr>
+        <w:pStyle w:val="Heading2"/>
+      </w:pPr>
+      <w:r>
+        <w:t>Self-check and explanation</w:t>
+      </w:r>
+    </w:p>
+    <w:p>
+      <w:pPr>
+        <w:pStyle w:val="ListBullet"/>
+      </w:pPr>
+      <w:r>
+        <w:t>For a function that only calculates from these integer arguments, repeat the first call after a different call. remaining(12, 4), remaining(10, 7), remaining(12, 4) should return 8, 3, 8. Store each result and compare it with a prediction. These examples create fresh local variables each time; do not assume every possible function is independent of earlier calls.</w:t>
+      </w:r>
+    </w:p>
+    <w:p>
+      <w:pPr>
+        <w:pStyle w:val="Heading3"/>
+      </w:pPr>
+      <w:r>
+        <w:t>A learner says that a function is correct because it prints 8. Explain how you would check that its caller actually receives 8. Include a second call and say why two passing tests are limited evidence.</w:t>
       </w:r>
     </w:p>
     <w:p>
@@ -1162,21 +3801,67 @@
     </w:p>
     <w:p>
       <w:pPr>
+        <w:pStyle w:val="ListBullet"/>
+      </w:pPr>
+      <w:r>
+        <w:t>A function body has spaces = capacity - used, then return spaces, then print("done"), all at the same indentation. What does answer = remaining(4, 4) store and display? Explain whether the final print can run.</w:t>
+      </w:r>
+    </w:p>
+    <w:p>
+      <w:pPr>
         <w:pStyle w:val="Heading3"/>
       </w:pPr>
       <w:r>
-        <w:t>Learn from the worked case</w:t>
-      </w:r>
-    </w:p>
-    <w:p>
-      <w:pPr>
-        <w:spacing w:line="336" w:lineRule="auto" w:after="180"/>
-      </w:pPr>
-      <w:r>
-        <w:rPr>
-          <w:b w:val="0"/>
-        </w:rPr>
-        <w:t>Cover the result before checking it. Say what is given, choose the procedure, and follow one step at a time. Then uncover the result and explain your first mismatch. Ask why a step is allowed, not only what number it produces.</w:t>
+        <w:t>My limited claim and a useful next check</w:t>
+      </w:r>
+    </w:p>
+    <w:p>
+      <w:r>
+        <w:t>________________________________________________________________</w:t>
+      </w:r>
+    </w:p>
+    <w:p>
+      <w:r>
+        <w:t>________________________________________________________________</w:t>
+      </w:r>
+    </w:p>
+    <w:p>
+      <w:r>
+        <w:t>________________________________________________________________</w:t>
+      </w:r>
+    </w:p>
+    <w:p>
+      <w:r>
+        <w:t>________________________________________________________________</w:t>
+      </w:r>
+    </w:p>
+    <w:p>
+      <w:pPr>
+        <w:pStyle w:val="Heading1"/>
+      </w:pPr>
+      <w:r>
+        <w:t>13. Extra practice · A complete trace</w:t>
+      </w:r>
+    </w:p>
+    <w:p>
+      <w:r>
+        <w:t>Predict before opening the supplied trace.</w:t>
+      </w:r>
+    </w:p>
+    <w:p>
+      <w:pPr>
+        <w:pStyle w:val="Heading2"/>
+      </w:pPr>
+      <w:r>
+        <w:t>Explain the input and procedure</w:t>
+      </w:r>
+    </w:p>
+    <w:p>
+      <w:pPr>
+        <w:pStyle w:val="ListBullet"/>
+      </w:pPr>
+      <w:r>
+        <w:t>Follow the input through the stated procedure to its result. Cover the result first, predict it, then explain every intermediate step. The text/table accompanies the figure so the example can be read without colour.</w:t>
       </w:r>
     </w:p>
     <w:p>
@@ -1184,533 +3869,7 @@
         <w:pStyle w:val="Heading3"/>
       </w:pPr>
       <w:r>
-        <w:t>A pictorial worked case: Return values and local state</w:t>
-      </w:r>
-    </w:p>
-    <w:p>
-      <w:pPr>
-        <w:spacing w:line="336" w:lineRule="auto" w:after="180"/>
-      </w:pPr>
-      <w:r>
-        <w:rPr>
-          <w:b/>
-        </w:rPr>
-        <w:t>Return value</w:t>
-      </w:r>
-      <w:r>
-        <w:rPr>
-          <w:b w:val="0"/>
-        </w:rPr>
-        <w:t xml:space="preserve">s survive their calls. A function returns a local calculation that the </w:t>
-      </w:r>
-      <w:r>
-        <w:rPr>
-          <w:b/>
-        </w:rPr>
-        <w:t>caller</w:t>
-      </w:r>
-      <w:r>
-        <w:rPr>
-          <w:b w:val="0"/>
-        </w:rPr>
-        <w:t xml:space="preserve"> stores.</w:t>
-      </w:r>
-    </w:p>
-    <w:p>
-      <w:pPr>
-        <w:pStyle w:val="Heading3"/>
-      </w:pPr>
-      <w:r>
-        <w:t>The facts we will use</w:t>
-      </w:r>
-    </w:p>
-    <w:p>
-      <w:pPr>
-        <w:pStyle w:val="Heading3"/>
-      </w:pPr>
-      <w:r>
-        <w:t>Supplied facts</w:t>
-      </w:r>
-    </w:p>
-    <w:p>
-      <w:pPr>
-        <w:spacing w:line="336" w:lineRule="auto" w:after="180"/>
-        <w:shd w:fill="F1F6FC"/>
-      </w:pPr>
-      <w:r>
-        <w:rPr>
-          <w:b w:val="0"/>
-        </w:rPr>
-        <w:t>Python 3: def extra(a,b): result=a+b; return result. Then first=extra(2,5); second=extra(4,1); print(first,second).</w:t>
-      </w:r>
-    </w:p>
-    <w:p>
-      <w:r>
-        <w:drawing>
-          <wp:inline xmlns:a="http://schemas.openxmlformats.org/drawingml/2006/main" xmlns:pic="http://schemas.openxmlformats.org/drawingml/2006/picture">
-            <wp:extent cx="5486400" cy="5185229"/>
-            <wp:docPr id="1" name="Picture 1" descr="Return values and local state. Trace first call: Its local result is 7; return assigns 7 to first.. Trace second call: Its new local result is 5; return assigns 5 to second.. Read caller values: The final print displays 7 5; the second call does not overwrite first."/>
-            <wp:cNvGraphicFramePr>
-              <a:graphicFrameLocks noChangeAspect="1"/>
-            </wp:cNvGraphicFramePr>
-            <a:graphic>
-              <a:graphicData uri="http://schemas.openxmlformats.org/drawingml/2006/picture">
-                <pic:pic>
-                  <pic:nvPicPr>
-                    <pic:cNvPr id="0" name="academy-visual-python-bridge-9.png"/>
-                    <pic:cNvPicPr/>
-                  </pic:nvPicPr>
-                  <pic:blipFill>
-                    <a:blip r:embed="rId9"/>
-                    <a:stretch>
-                      <a:fillRect/>
-                    </a:stretch>
-                  </pic:blipFill>
-                  <pic:spPr>
-                    <a:xfrm>
-                      <a:off x="0" y="0"/>
-                      <a:ext cx="5486400" cy="5185229"/>
-                    </a:xfrm>
-                    <a:prstGeom prst="rect"/>
-                  </pic:spPr>
-                </pic:pic>
-              </a:graphicData>
-            </a:graphic>
-          </wp:inline>
-        </w:drawing>
-      </w:r>
-    </w:p>
-    <w:p>
-      <w:pPr>
-        <w:pStyle w:val="Heading3"/>
-      </w:pPr>
-      <w:r>
-        <w:t>Read the picture one step at a time</w:t>
-      </w:r>
-    </w:p>
-    <w:tbl>
-      <w:tblPr>
-        <w:tblStyle w:val="LightShading-Accent1"/>
-        <w:tblW w:type="auto" w:w="0"/>
-        <w:tblLook w:firstColumn="1" w:firstRow="1" w:lastColumn="0" w:lastRow="0" w:noHBand="0" w:noVBand="1" w:val="04A0"/>
-      </w:tblPr>
-      <w:tblGrid>
-        <w:gridCol w:w="5112"/>
-        <w:gridCol w:w="5112"/>
-      </w:tblGrid>
-      <w:tr>
-        <w:trPr>
-          <w:tblHeader/>
-        </w:trPr>
-        <w:tc>
-          <w:tcPr>
-            <w:tcW w:type="dxa" w:w="5112"/>
-          </w:tcPr>
-          <w:p>
-            <w:r>
-              <w:t>Step</w:t>
-            </w:r>
-          </w:p>
-        </w:tc>
-        <w:tc>
-          <w:tcPr>
-            <w:tcW w:type="dxa" w:w="5112"/>
-          </w:tcPr>
-          <w:p>
-            <w:r>
-              <w:t>What happens and why</w:t>
-            </w:r>
-          </w:p>
-        </w:tc>
-      </w:tr>
-      <w:tr>
-        <w:tc>
-          <w:tcPr>
-            <w:tcW w:type="dxa" w:w="5112"/>
-          </w:tcPr>
-          <w:p>
-            <w:r>
-              <w:t>1. Trace first call</w:t>
-            </w:r>
-          </w:p>
-        </w:tc>
-        <w:tc>
-          <w:tcPr>
-            <w:tcW w:type="dxa" w:w="5112"/>
-          </w:tcPr>
-          <w:p>
-            <w:r>
-              <w:t>Its local result is 7; return assigns 7 to first.</w:t>
-            </w:r>
-          </w:p>
-        </w:tc>
-      </w:tr>
-      <w:tr>
-        <w:tc>
-          <w:tcPr>
-            <w:tcW w:type="dxa" w:w="5112"/>
-          </w:tcPr>
-          <w:p>
-            <w:r>
-              <w:t>2. Trace second call</w:t>
-            </w:r>
-          </w:p>
-        </w:tc>
-        <w:tc>
-          <w:tcPr>
-            <w:tcW w:type="dxa" w:w="5112"/>
-          </w:tcPr>
-          <w:p>
-            <w:r>
-              <w:t>Its new local result is 5; return assigns 5 to second.</w:t>
-            </w:r>
-          </w:p>
-        </w:tc>
-      </w:tr>
-      <w:tr>
-        <w:tc>
-          <w:tcPr>
-            <w:tcW w:type="dxa" w:w="5112"/>
-          </w:tcPr>
-          <w:p>
-            <w:r>
-              <w:t>3. Read caller values</w:t>
-            </w:r>
-          </w:p>
-        </w:tc>
-        <w:tc>
-          <w:tcPr>
-            <w:tcW w:type="dxa" w:w="5112"/>
-          </w:tcPr>
-          <w:p>
-            <w:r>
-              <w:t>The final print displays 7 5; the second call does not overwrite first.</w:t>
-            </w:r>
-          </w:p>
-        </w:tc>
-      </w:tr>
-    </w:tbl>
-    <w:p>
-      <w:r>
-        <w:t>Match each pictured step to the supplied facts. This is a worked teaching case, not an independent assessment.</w:t>
-      </w:r>
-    </w:p>
-    <w:p>
-      <w:pPr>
-        <w:pStyle w:val="Heading3"/>
-      </w:pPr>
-      <w:r>
-        <w:t>Why this result follows</w:t>
-      </w:r>
-    </w:p>
-    <w:p>
-      <w:pPr>
-        <w:pStyle w:val="Heading3"/>
-      </w:pPr>
-      <w:r>
-        <w:t>Why the result follows</w:t>
-      </w:r>
-    </w:p>
-    <w:p>
-      <w:pPr>
-        <w:spacing w:line="336" w:lineRule="auto" w:after="180"/>
-        <w:shd w:fill="F1F6FC"/>
-      </w:pPr>
-      <w:r>
-        <w:rPr>
-          <w:b w:val="0"/>
-        </w:rPr>
-        <w:t xml:space="preserve">Returning passes a value back to the </w:t>
-      </w:r>
-      <w:r>
-        <w:rPr>
-          <w:b/>
-        </w:rPr>
-        <w:t>caller</w:t>
-      </w:r>
-      <w:r>
-        <w:rPr>
-          <w:b w:val="0"/>
-        </w:rPr>
-        <w:t xml:space="preserve">. Local names belong to a function call; storing the returned value creates a separate </w:t>
-      </w:r>
-      <w:r>
-        <w:rPr>
-          <w:b/>
-        </w:rPr>
-        <w:t>caller</w:t>
-      </w:r>
-      <w:r>
-        <w:rPr>
-          <w:b w:val="0"/>
-        </w:rPr>
-        <w:t xml:space="preserve"> binding.</w:t>
-      </w:r>
-    </w:p>
-    <w:p>
-      <w:pPr>
-        <w:pStyle w:val="Heading3"/>
-      </w:pPr>
-      <w:r>
-        <w:t>What this example does not establish</w:t>
-      </w:r>
-    </w:p>
-    <w:p>
-      <w:pPr>
-        <w:pStyle w:val="Heading3"/>
-      </w:pPr>
-      <w:r>
-        <w:t>Keep the stated limit</w:t>
-      </w:r>
-    </w:p>
-    <w:p>
-      <w:pPr>
-        <w:spacing w:line="336" w:lineRule="auto" w:after="180"/>
-        <w:shd w:fill="FFF5E6"/>
-      </w:pPr>
-      <w:r>
-        <w:rPr>
-          <w:b w:val="0"/>
-        </w:rPr>
-        <w:t>The example uses immutable integers; shared mutable objects require additional reasoning about references.</w:t>
-      </w:r>
-    </w:p>
-    <w:p>
-      <w:pPr>
-        <w:pStyle w:val="Heading3"/>
-      </w:pPr>
-      <w:r>
-        <w:t>Keep the stated limit</w:t>
-      </w:r>
-    </w:p>
-    <w:p>
-      <w:pPr>
-        <w:spacing w:line="336" w:lineRule="auto" w:after="180"/>
-        <w:shd w:fill="FFF5E6"/>
-      </w:pPr>
-      <w:r>
-        <w:rPr>
-          <w:b w:val="0"/>
-        </w:rPr>
-        <w:t xml:space="preserve">Read the labelled picture: Trace the two returned values and explain why first stays seven. What happens if the </w:t>
-      </w:r>
-      <w:r>
-        <w:rPr>
-          <w:b/>
-        </w:rPr>
-        <w:t>caller</w:t>
-      </w:r>
-      <w:r>
-        <w:rPr>
-          <w:b w:val="0"/>
-        </w:rPr>
-        <w:t xml:space="preserve"> tries to print result directly?</w:t>
-      </w:r>
-    </w:p>
-    <w:p>
-      <w:pPr>
-        <w:pStyle w:val="Heading3"/>
-      </w:pPr>
-      <w:r>
-        <w:t>Keep the stated limit</w:t>
-      </w:r>
-    </w:p>
-    <w:p>
-      <w:pPr>
-        <w:spacing w:line="336" w:lineRule="auto" w:after="180"/>
-        <w:shd w:fill="FFF5E6"/>
-      </w:pPr>
-      <w:r>
-        <w:rPr>
-          <w:b w:val="0"/>
-        </w:rPr>
-        <w:t>Change one thing: Add print(result) after the calls in a fresh script with no global result. Predict the result before checking the explanation. What remains the same?</w:t>
-      </w:r>
-    </w:p>
-    <w:p>
-      <w:pPr>
-        <w:pStyle w:val="Heading1"/>
-      </w:pPr>
-      <w:r>
-        <w:t>07. Find and repair a mistake</w:t>
-      </w:r>
-    </w:p>
-    <w:p>
-      <w:r>
-        <w:t>Find the unsupported step in the Return values and local state claim and explain a repair using the supplied evidence.</w:t>
-      </w:r>
-    </w:p>
-    <w:p>
-      <w:r>
-        <w:rPr>
-          <w:rFonts w:ascii="Courier New" w:hAnsi="Courier New"/>
-          <w:sz w:val="18"/>
-        </w:rPr>
-        <w:t>def remaining(capacity, used):</w:t>
-        <w:br/>
-        <w:t xml:space="preserve">    spaces = capacity - used</w:t>
-        <w:br/>
-        <w:t xml:space="preserve">    print(spaces)</w:t>
-        <w:br/>
-        <w:br/>
-        <w:t>answer = remaining(12, 4)</w:t>
-        <w:br/>
-        <w:t>print(answer)</w:t>
-      </w:r>
-    </w:p>
-    <w:p>
-      <w:pPr>
-        <w:spacing w:line="336" w:lineRule="auto" w:after="180"/>
-      </w:pPr>
-      <w:r>
-        <w:rPr>
-          <w:b w:val="0"/>
-        </w:rPr>
-        <w:t xml:space="preserve">This faulty version displays 8 and then </w:t>
-      </w:r>
-      <w:r>
-        <w:rPr>
-          <w:b/>
-        </w:rPr>
-        <w:t>None</w:t>
-      </w:r>
-      <w:r>
-        <w:rPr>
-          <w:b w:val="0"/>
-        </w:rPr>
-        <w:t xml:space="preserve">. It reaches the end of its body without a return statement, so the call returns </w:t>
-      </w:r>
-      <w:r>
-        <w:rPr>
-          <w:b/>
-        </w:rPr>
-        <w:t>None</w:t>
-      </w:r>
-      <w:r>
-        <w:rPr>
-          <w:b w:val="0"/>
-        </w:rPr>
-        <w:t xml:space="preserve">. Printing 8 inside the function does not make 8 its </w:t>
-      </w:r>
-      <w:r>
-        <w:rPr>
-          <w:b/>
-        </w:rPr>
-        <w:t>return value</w:t>
-      </w:r>
-      <w:r>
-        <w:rPr>
-          <w:b w:val="0"/>
-        </w:rPr>
-        <w:t xml:space="preserve">. </w:t>
-      </w:r>
-      <w:r>
-        <w:rPr>
-          <w:b/>
-        </w:rPr>
-        <w:t>None</w:t>
-      </w:r>
-      <w:r>
-        <w:rPr>
-          <w:b w:val="0"/>
-        </w:rPr>
-        <w:t xml:space="preserve"> is not zero.</w:t>
-      </w:r>
-    </w:p>
-    <w:p>
-      <w:pPr>
-        <w:spacing w:line="336" w:lineRule="auto" w:after="180"/>
-      </w:pPr>
-      <w:r>
-        <w:rPr>
-          <w:b w:val="0"/>
-        </w:rPr>
-        <w:t>Trying answer + 1 raises TypeError in this example.</w:t>
-      </w:r>
-    </w:p>
-    <w:p>
-      <w:pPr>
-        <w:spacing w:line="336" w:lineRule="auto" w:after="180"/>
-      </w:pPr>
-      <w:r>
-        <w:rPr>
-          <w:b w:val="0"/>
-        </w:rPr>
-        <w:t xml:space="preserve">Replace print(spaces) inside the function with return spaces. Keep print(answer) in the </w:t>
-      </w:r>
-      <w:r>
-        <w:rPr>
-          <w:b/>
-        </w:rPr>
-        <w:t>caller</w:t>
-      </w:r>
-      <w:r>
-        <w:rPr>
-          <w:b w:val="0"/>
-        </w:rPr>
-        <w:t xml:space="preserve">. The repaired script prints 8 once, and the </w:t>
-      </w:r>
-      <w:r>
-        <w:rPr>
-          <w:b/>
-        </w:rPr>
-        <w:t>caller</w:t>
-      </w:r>
-      <w:r>
-        <w:rPr>
-          <w:b w:val="0"/>
-        </w:rPr>
-        <w:t xml:space="preserve"> can calculate answer + 1.</w:t>
-      </w:r>
-    </w:p>
-    <w:p>
-      <w:pPr>
-        <w:spacing w:line="336" w:lineRule="auto" w:after="180"/>
-      </w:pPr>
-      <w:r>
-        <w:rPr>
-          <w:b w:val="0"/>
-        </w:rPr>
-        <w:t>Test the stored value as well as what appears on screen.</w:t>
-      </w:r>
-    </w:p>
-    <w:p>
-      <w:pPr>
-        <w:pStyle w:val="Heading3"/>
-      </w:pPr>
-      <w:r>
-        <w:t>Locate the earliest unsupported step</w:t>
-      </w:r>
-    </w:p>
-    <w:p>
-      <w:pPr>
-        <w:spacing w:line="336" w:lineRule="auto" w:after="180"/>
-      </w:pPr>
-      <w:r>
-        <w:rPr>
-          <w:b w:val="0"/>
-        </w:rPr>
-        <w:t xml:space="preserve">Use the faulty printing version with answer = remaining(11, 2). State the displayed number and the value stored in answer. Explain why print(answer + 1) fails, then repair the function and predict the repaired </w:t>
-      </w:r>
-      <w:r>
-        <w:rPr>
-          <w:b/>
-        </w:rPr>
-        <w:t>output</w:t>
-      </w:r>
-      <w:r>
-        <w:rPr>
-          <w:b w:val="0"/>
-        </w:rPr>
-        <w:t>.</w:t>
-      </w:r>
-    </w:p>
-    <w:p>
-      <w:pPr>
-        <w:pStyle w:val="Heading3"/>
-      </w:pPr>
-      <w:r>
-        <w:t>State one repair and the checks you would rerun.</w:t>
+        <w:t>My complete trace of the worked case</w:t>
       </w:r>
     </w:p>
     <w:p>
@@ -1745,1073 +3904,10 @@
     </w:p>
     <w:p>
       <w:pPr>
-        <w:pStyle w:val="Heading1"/>
-      </w:pPr>
-      <w:r>
-        <w:t>08. Practise together</w:t>
-      </w:r>
-    </w:p>
-    <w:p>
-      <w:r>
-        <w:t>Practise Return values and local state with support, then explain the deciding step in your own words.</w:t>
-      </w:r>
-    </w:p>
-    <w:p>
-      <w:pPr>
-        <w:spacing w:line="336" w:lineRule="auto" w:after="180"/>
-      </w:pPr>
-      <w:r>
-        <w:rPr>
-          <w:b w:val="0"/>
-        </w:rPr>
-        <w:t>Using the correct worked definition, execute result = remaining(15, 6), then doubled = result * 2. State both stored values and what the script displays before a print statement is added.</w:t>
-      </w:r>
-    </w:p>
-    <w:p>
-      <w:pPr>
-        <w:pStyle w:val="Heading3"/>
-      </w:pPr>
-      <w:r>
-        <w:t>Change the calls to remaining(9, 9) and remaining(9, 0). What values are stored and what does their sum print? What happens if only the final print statement is removed?</w:t>
-      </w:r>
-    </w:p>
-    <w:p>
-      <w:r>
-        <w:t>________________________________________________________________</w:t>
-      </w:r>
-    </w:p>
-    <w:p>
-      <w:r>
-        <w:t>________________________________________________________________</w:t>
-      </w:r>
-    </w:p>
-    <w:p>
-      <w:r>
-        <w:t>________________________________________________________________</w:t>
-      </w:r>
-    </w:p>
-    <w:p>
-      <w:r>
-        <w:t>________________________________________________________________</w:t>
-      </w:r>
-    </w:p>
-    <w:p>
-      <w:r>
-        <w:t>________________________________________________________________</w:t>
-      </w:r>
-    </w:p>
-    <w:p>
-      <w:pPr>
-        <w:pStyle w:val="Heading3"/>
-      </w:pPr>
-      <w:r>
-        <w:t>Explain your prediction to a partner before comparing results.</w:t>
-      </w:r>
-    </w:p>
-    <w:p>
-      <w:r>
-        <w:t>________________________________________________________________</w:t>
-      </w:r>
-    </w:p>
-    <w:p>
-      <w:r>
-        <w:t>________________________________________________________________</w:t>
-      </w:r>
-    </w:p>
-    <w:p>
-      <w:r>
-        <w:t>________________________________________________________________</w:t>
-      </w:r>
-    </w:p>
-    <w:p>
-      <w:r>
-        <w:t>________________________________________________________________</w:t>
-      </w:r>
-    </w:p>
-    <w:p>
-      <w:pPr>
-        <w:pStyle w:val="Heading3"/>
-      </w:pPr>
-      <w:r>
-        <w:t>Practise with less help: Trace separate calls</w:t>
-      </w:r>
-    </w:p>
-    <w:p>
-      <w:pPr>
-        <w:spacing w:line="336" w:lineRule="auto" w:after="180"/>
-      </w:pPr>
-      <w:r>
-        <w:rPr>
-          <w:b w:val="0"/>
-        </w:rPr>
-        <w:t>Use workbook W2 for the connected example “</w:t>
-      </w:r>
-      <w:r>
-        <w:rPr>
-          <w:b/>
-        </w:rPr>
-        <w:t>Return value</w:t>
-      </w:r>
-      <w:r>
-        <w:rPr>
-          <w:b w:val="0"/>
-        </w:rPr>
-        <w:t xml:space="preserve">s and local state”. First fill the </w:t>
-      </w:r>
-      <w:r>
-        <w:rPr>
-          <w:b/>
-        </w:rPr>
-        <w:t>input</w:t>
-      </w:r>
-      <w:r>
-        <w:rPr>
-          <w:b w:val="0"/>
-        </w:rPr>
-        <w:t xml:space="preserve"> and rule boxes. Try the middle steps before asking for a hint. After a hint, try the next step yourself.</w:t>
-      </w:r>
-    </w:p>
-    <w:tbl>
-      <w:tblPr>
-        <w:tblStyle w:val="LightShading-Accent1"/>
-        <w:tblW w:type="auto" w:w="0"/>
-        <w:tblLook w:firstColumn="1" w:firstRow="1" w:lastColumn="0" w:lastRow="0" w:noHBand="0" w:noVBand="1" w:val="04A0"/>
-      </w:tblPr>
-      <w:tblGrid>
-        <w:gridCol w:w="3408"/>
-        <w:gridCol w:w="3408"/>
-        <w:gridCol w:w="3408"/>
-      </w:tblGrid>
-      <w:tr>
-        <w:trPr>
-          <w:tblHeader/>
-        </w:trPr>
-        <w:tc>
-          <w:tcPr>
-            <w:tcW w:type="dxa" w:w="3408"/>
-          </w:tcPr>
-          <w:p>
-            <w:r>
-              <w:t>Plan</w:t>
-            </w:r>
-          </w:p>
-        </w:tc>
-        <w:tc>
-          <w:tcPr>
-            <w:tcW w:type="dxa" w:w="3408"/>
-          </w:tcPr>
-          <w:p>
-            <w:r>
-              <w:t>Do</w:t>
-            </w:r>
-          </w:p>
-        </w:tc>
-        <w:tc>
-          <w:tcPr>
-            <w:tcW w:type="dxa" w:w="3408"/>
-          </w:tcPr>
-          <w:p>
-            <w:r>
-              <w:t>Check</w:t>
-            </w:r>
-          </w:p>
-        </w:tc>
-      </w:tr>
-      <w:tr>
-        <w:tc>
-          <w:tcPr>
-            <w:tcW w:type="dxa" w:w="3408"/>
-          </w:tcPr>
-          <w:p>
-            <w:r>
-              <w:t>What is given? Which rule or procedure applies?</w:t>
-            </w:r>
-          </w:p>
-        </w:tc>
-        <w:tc>
-          <w:tcPr>
-            <w:tcW w:type="dxa" w:w="3408"/>
-          </w:tcPr>
-          <w:p>
-            <w:r>
-              <w:t>Record each intermediate step.</w:t>
-            </w:r>
-          </w:p>
-        </w:tc>
-        <w:tc>
-          <w:tcPr>
-            <w:tcW w:type="dxa" w:w="3408"/>
-          </w:tcPr>
-          <w:p>
-            <w:r>
-              <w:t>Does the result follow? What remains unknown?</w:t>
-            </w:r>
-          </w:p>
-        </w:tc>
-      </w:tr>
-    </w:tbl>
-    <w:p>
-      <w:pPr>
-        <w:spacing w:line="336" w:lineRule="auto" w:after="180"/>
-      </w:pPr>
-      <w:r>
-        <w:rPr>
-          <w:b w:val="0"/>
-        </w:rPr>
-        <w:t>Explain your trace to a partner. Your partner points to one step to check. Swap roles on the next case. Each person writes their own explanation.</w:t>
-      </w:r>
-    </w:p>
-    <w:p>
-      <w:pPr>
-        <w:pStyle w:val="Heading3"/>
-      </w:pPr>
-      <w:r>
-        <w:t>Check your reasoning</w:t>
-      </w:r>
-    </w:p>
-    <w:p>
-      <w:pPr>
-        <w:spacing w:line="336" w:lineRule="auto" w:after="180"/>
-      </w:pPr>
-      <w:r>
-        <w:rPr>
-          <w:b w:val="0"/>
-        </w:rPr>
-        <w:t xml:space="preserve">Use the worked case for </w:t>
-      </w:r>
-      <w:r>
-        <w:rPr>
-          <w:b/>
-        </w:rPr>
-        <w:t>Return value</w:t>
-      </w:r>
-      <w:r>
-        <w:rPr>
-          <w:b w:val="0"/>
-        </w:rPr>
-        <w:t>s and local state. Proposed explanation: “Printing a value returns that value”. Decide whether this explanation is supported.</w:t>
-      </w:r>
-    </w:p>
-    <w:p>
-      <w:pPr>
-        <w:spacing w:line="336" w:lineRule="auto" w:after="180"/>
-      </w:pPr>
-      <w:r>
-        <w:rPr>
-          <w:b w:val="0"/>
-        </w:rPr>
-        <w:t>Point to the step or supplied fact that decides; explain your repair if needed.</w:t>
-      </w:r>
-    </w:p>
-    <w:p>
-      <w:pPr>
-        <w:spacing w:line="336" w:lineRule="auto" w:after="180"/>
-      </w:pPr>
-      <w:r>
-        <w:rPr>
-          <w:b w:val="0"/>
-        </w:rPr>
-        <w:t>Answer on your own before discussion. If you are unsure, say which step you need help with.</w:t>
-      </w:r>
-    </w:p>
-    <w:p>
-      <w:pPr>
-        <w:pStyle w:val="Heading3"/>
-      </w:pPr>
-      <w:r>
-        <w:t>Explain the picture</w:t>
-      </w:r>
-    </w:p>
-    <w:p>
-      <w:pPr>
-        <w:spacing w:line="336" w:lineRule="auto" w:after="180"/>
-        <w:shd w:fill="F5F1FB"/>
-      </w:pPr>
-      <w:r>
-        <w:rPr>
-          <w:b w:val="0"/>
-        </w:rPr>
-        <w:t xml:space="preserve">Trace the two returned values and explain why first stays seven. What happens if the </w:t>
-      </w:r>
-      <w:r>
-        <w:rPr>
-          <w:b/>
-        </w:rPr>
-        <w:t>caller</w:t>
-      </w:r>
-      <w:r>
-        <w:rPr>
-          <w:b w:val="0"/>
-        </w:rPr>
-        <w:t xml:space="preserve"> tries to print result directly?</w:t>
-      </w:r>
-    </w:p>
-    <w:p>
-      <w:pPr>
-        <w:pStyle w:val="Heading3"/>
-      </w:pPr>
-      <w:r>
-        <w:t>My explanation using a pictured step and the given facts</w:t>
-      </w:r>
-    </w:p>
-    <w:p>
-      <w:r>
-        <w:t>________________________________________________________________</w:t>
-      </w:r>
-    </w:p>
-    <w:p>
-      <w:r>
-        <w:t>________________________________________________________________</w:t>
-      </w:r>
-    </w:p>
-    <w:p>
-      <w:r>
-        <w:t>________________________________________________________________</w:t>
-      </w:r>
-    </w:p>
-    <w:p>
-      <w:r>
-        <w:t>________________________________________________________________</w:t>
-      </w:r>
-    </w:p>
-    <w:p>
-      <w:pPr>
-        <w:spacing w:line="336" w:lineRule="auto" w:after="180"/>
-      </w:pPr>
-      <w:r>
-        <w:rPr>
-          <w:b w:val="0"/>
-        </w:rPr>
-        <w:t>This is supported practice. Keep the separately named independent case for an attempt before feedback.</w:t>
-      </w:r>
-    </w:p>
-    <w:p>
-      <w:pPr>
-        <w:pStyle w:val="Heading1"/>
-      </w:pPr>
-      <w:r>
-        <w:t>09. Run the investigation</w:t>
-      </w:r>
-    </w:p>
-    <w:p>
-      <w:r>
-        <w:t>Investigate Return values and local state. Record the prediction, actual observation or labelled paper trace, explanation and next test separately.</w:t>
-      </w:r>
-    </w:p>
-    <w:p>
-      <w:pPr>
-        <w:pStyle w:val="Heading3"/>
-      </w:pPr>
-      <w:r>
-        <w:t>Predict, investigate and preserve the evidence</w:t>
-      </w:r>
-    </w:p>
-    <w:p>
-      <w:pPr>
-        <w:spacing w:line="336" w:lineRule="auto" w:after="180"/>
-      </w:pPr>
-      <w:r>
-        <w:rPr>
-          <w:b w:val="0"/>
-        </w:rPr>
-        <w:t>Using the correct definition, store a = remaining(8, 3), b = remaining(8, 8), c = remaining(8, 3). State a, b and c. In a fresh script, explain why print(spaces) outside the function fails.</w:t>
-      </w:r>
-    </w:p>
-    <w:p>
-      <w:r>
-        <w:rPr>
-          <w:rFonts w:ascii="Courier New" w:hAnsi="Courier New"/>
-          <w:sz w:val="18"/>
-        </w:rPr>
-        <w:t>def remaining(capacity, used):</w:t>
-        <w:br/>
-        <w:t xml:space="preserve">    spaces = capacity - used</w:t>
-        <w:br/>
-        <w:t xml:space="preserve">    return spaces</w:t>
-        <w:br/>
-        <w:br/>
-        <w:t>first = remaining(12, 4)</w:t>
-        <w:br/>
-        <w:t>second = remaining(10, 7)</w:t>
-        <w:br/>
-        <w:t>print(first + second)</w:t>
-      </w:r>
-    </w:p>
-    <w:p>
-      <w:r>
-        <w:rPr>
-          <w:rFonts w:ascii="Courier New" w:hAnsi="Courier New"/>
-          <w:sz w:val="18"/>
-        </w:rPr>
-        <w:t>def remaining(capacity, used):</w:t>
-        <w:br/>
-        <w:t xml:space="preserve">    spaces = capacity - used</w:t>
-        <w:br/>
-        <w:t xml:space="preserve">    print(spaces)</w:t>
-        <w:br/>
-        <w:br/>
-        <w:t>answer = remaining(12, 4)</w:t>
-        <w:br/>
-        <w:t>print(answer)</w:t>
-      </w:r>
-    </w:p>
-    <w:tbl>
-      <w:tblPr>
-        <w:tblStyle w:val="LightShading-Accent1"/>
-        <w:tblW w:type="auto" w:w="0"/>
-        <w:tblLook w:firstColumn="1" w:firstRow="1" w:lastColumn="0" w:lastRow="0" w:noHBand="0" w:noVBand="1" w:val="04A0"/>
-      </w:tblPr>
-      <w:tblGrid>
-        <w:gridCol w:w="5112"/>
-        <w:gridCol w:w="5112"/>
-      </w:tblGrid>
-      <w:tr>
-        <w:trPr>
-          <w:tblHeader/>
-        </w:trPr>
-        <w:tc>
-          <w:tcPr>
-            <w:tcW w:type="dxa" w:w="5112"/>
-          </w:tcPr>
-          <w:p>
-            <w:r>
-              <w:t>Record</w:t>
-            </w:r>
-          </w:p>
-        </w:tc>
-        <w:tc>
-          <w:tcPr>
-            <w:tcW w:type="dxa" w:w="5112"/>
-          </w:tcPr>
-          <w:p>
-            <w:r>
-              <w:t>Your evidence</w:t>
-            </w:r>
-          </w:p>
-        </w:tc>
-      </w:tr>
-      <w:tr>
-        <w:tc>
-          <w:tcPr>
-            <w:tcW w:type="dxa" w:w="5112"/>
-          </w:tcPr>
-          <w:p>
-            <w:r>
-              <w:t>Given input and fixed rule</w:t>
-            </w:r>
-          </w:p>
-        </w:tc>
-        <w:tc>
-          <w:tcPr>
-            <w:tcW w:type="dxa" w:w="5112"/>
-          </w:tcPr>
-          <w:p>
-            <w:r/>
-          </w:p>
-        </w:tc>
-      </w:tr>
-      <w:tr>
-        <w:tc>
-          <w:tcPr>
-            <w:tcW w:type="dxa" w:w="5112"/>
-          </w:tcPr>
-          <w:p>
-            <w:r>
-              <w:t>Prediction before checking</w:t>
-            </w:r>
-          </w:p>
-        </w:tc>
-        <w:tc>
-          <w:tcPr>
-            <w:tcW w:type="dxa" w:w="5112"/>
-          </w:tcPr>
-          <w:p>
-            <w:r/>
-          </w:p>
-        </w:tc>
-      </w:tr>
-      <w:tr>
-        <w:tc>
-          <w:tcPr>
-            <w:tcW w:type="dxa" w:w="5112"/>
-          </w:tcPr>
-          <w:p>
-            <w:r>
-              <w:t>Actual result, or “not run”</w:t>
-            </w:r>
-          </w:p>
-        </w:tc>
-        <w:tc>
-          <w:tcPr>
-            <w:tcW w:type="dxa" w:w="5112"/>
-          </w:tcPr>
-          <w:p>
-            <w:r/>
-          </w:p>
-        </w:tc>
-      </w:tr>
-      <w:tr>
-        <w:tc>
-          <w:tcPr>
-            <w:tcW w:type="dxa" w:w="5112"/>
-          </w:tcPr>
-          <w:p>
-            <w:r>
-              <w:t>First mismatch and one explanation</w:t>
-            </w:r>
-          </w:p>
-        </w:tc>
-        <w:tc>
-          <w:tcPr>
-            <w:tcW w:type="dxa" w:w="5112"/>
-          </w:tcPr>
-          <w:p>
-            <w:r/>
-          </w:p>
-        </w:tc>
-      </w:tr>
-      <w:tr>
-        <w:tc>
-          <w:tcPr>
-            <w:tcW w:type="dxa" w:w="5112"/>
-          </w:tcPr>
-          <w:p>
-            <w:r>
-              <w:t>Boundary or missing input and expected response</w:t>
-            </w:r>
-          </w:p>
-        </w:tc>
-        <w:tc>
-          <w:tcPr>
-            <w:tcW w:type="dxa" w:w="5112"/>
-          </w:tcPr>
-          <w:p>
-            <w:r/>
-          </w:p>
-        </w:tc>
-      </w:tr>
-    </w:tbl>
-    <w:p>
-      <w:pPr>
-        <w:spacing w:line="336" w:lineRule="auto" w:after="180"/>
-      </w:pPr>
-      <w:r>
-        <w:rPr>
-          <w:b w:val="0"/>
-        </w:rPr>
-        <w:t>On paper, trace the supplied procedure. If code is provided, predict before running it in a local practice file. Never write an expected answer as though it were an observed run.</w:t>
-      </w:r>
-    </w:p>
-    <w:p>
-      <w:pPr>
-        <w:pStyle w:val="Heading3"/>
-      </w:pPr>
-      <w:r>
-        <w:t>Plan → try → check</w:t>
-      </w:r>
-    </w:p>
-    <w:p>
-      <w:pPr>
-        <w:spacing w:line="336" w:lineRule="auto" w:after="180"/>
-      </w:pPr>
-      <w:r>
-        <w:rPr>
-          <w:b w:val="0"/>
-        </w:rPr>
-        <w:t>Before trying: what do I expect, and why? While trying: which step could first go wrong? Afterwards: what did I actually observe, and what should change? Keep “not run” if you only traced the procedure.</w:t>
-      </w:r>
-    </w:p>
-    <w:p>
-      <w:pPr>
-        <w:pStyle w:val="Heading1"/>
-      </w:pPr>
-      <w:r>
-        <w:t>10. Build your understanding</w:t>
-      </w:r>
-    </w:p>
-    <w:p>
-      <w:r>
-        <w:t>Move from recall to tracing, diagnosis and transfer in Return values and local state. Explain why each step is justified.</w:t>
-      </w:r>
-    </w:p>
-    <w:p>
-      <w:pPr>
-        <w:pStyle w:val="Heading3"/>
-      </w:pPr>
-      <w:r>
-        <w:t>Explain → apply → challenge</w:t>
-      </w:r>
-    </w:p>
-    <w:p>
-      <w:pPr>
-        <w:spacing w:line="336" w:lineRule="auto" w:after="180"/>
-      </w:pPr>
-      <w:r>
-        <w:rPr>
-          <w:b w:val="0"/>
-        </w:rPr>
-        <w:t>Using the correct worked definition, execute result = remaining(15, 6), then doubled = result * 2. State both stored values and what the script displays before a print statement is added.</w:t>
-      </w:r>
-    </w:p>
-    <w:p>
-      <w:pPr>
-        <w:spacing w:line="336" w:lineRule="auto" w:after="180"/>
-      </w:pPr>
-      <w:r>
-        <w:rPr>
-          <w:b w:val="0"/>
-        </w:rPr>
-        <w:t xml:space="preserve">Use the faulty printing version with answer = remaining(11, 2). State the displayed number and the value stored in answer. Explain why print(answer + 1) fails, then repair the function and predict the repaired </w:t>
-      </w:r>
-      <w:r>
-        <w:rPr>
-          <w:b/>
-        </w:rPr>
-        <w:t>output</w:t>
-      </w:r>
-      <w:r>
-        <w:rPr>
-          <w:b w:val="0"/>
-        </w:rPr>
-        <w:t>.</w:t>
-      </w:r>
-    </w:p>
-    <w:p>
-      <w:pPr>
-        <w:spacing w:line="336" w:lineRule="auto" w:after="180"/>
-      </w:pPr>
-      <w:r>
-        <w:rPr>
-          <w:b w:val="0"/>
-        </w:rPr>
-        <w:t>A function body has spaces = capacity - used, then return spaces, then print("done"), all at the same indentation. What does answer = remaining(4, 4) store and display? Explain whether the final print can run.</w:t>
-      </w:r>
-    </w:p>
-    <w:p>
-      <w:pPr>
-        <w:pStyle w:val="Heading3"/>
-      </w:pPr>
-      <w:r>
-        <w:t>Explain which evidence supports your conclusion and which claim remains unproved.</w:t>
-      </w:r>
-    </w:p>
-    <w:p>
-      <w:r>
-        <w:t>________________________________________________________________</w:t>
-      </w:r>
-    </w:p>
-    <w:p>
-      <w:r>
-        <w:t>________________________________________________________________</w:t>
-      </w:r>
-    </w:p>
-    <w:p>
-      <w:r>
-        <w:t>________________________________________________________________</w:t>
-      </w:r>
-    </w:p>
-    <w:p>
-      <w:r>
-        <w:t>________________________________________________________________</w:t>
-      </w:r>
-    </w:p>
-    <w:p>
-      <w:r>
-        <w:t>________________________________________________________________</w:t>
-      </w:r>
-    </w:p>
-    <w:p>
-      <w:pPr>
-        <w:pStyle w:val="Heading1"/>
-      </w:pPr>
-      <w:r>
-        <w:t>11. Connect your project</w:t>
-      </w:r>
-    </w:p>
-    <w:p>
-      <w:r>
-        <w:t>Apply this week’s idea to Python readiness portfolio. Keep an annotated decision and the evidence supporting it.</w:t>
-      </w:r>
-    </w:p>
-    <w:p>
-      <w:pPr>
-        <w:spacing w:line="336" w:lineRule="auto" w:after="180"/>
-      </w:pPr>
-      <w:r>
-        <w:rPr>
-          <w:b w:val="0"/>
-        </w:rPr>
-        <w:t xml:space="preserve">Add a labelled </w:t>
-      </w:r>
-      <w:r>
-        <w:rPr>
-          <w:b/>
-        </w:rPr>
-        <w:t>return value</w:t>
-      </w:r>
-      <w:r>
-        <w:rPr>
-          <w:b w:val="0"/>
-        </w:rPr>
-        <w:t xml:space="preserve">s and local state </w:t>
-      </w:r>
-      <w:r>
-        <w:rPr>
-          <w:b/>
-        </w:rPr>
-        <w:t>evidence</w:t>
-      </w:r>
-      <w:r>
-        <w:rPr>
-          <w:b w:val="0"/>
-        </w:rPr>
-        <w:t xml:space="preserve"> sheet to Python readiness portfolio. Show how you can use a returned value in a later calculation.</w:t>
-      </w:r>
-    </w:p>
-    <w:p>
-      <w:pPr>
-        <w:spacing w:line="336" w:lineRule="auto" w:after="180"/>
-      </w:pPr>
-      <w:r>
-        <w:rPr>
-          <w:b w:val="0"/>
-        </w:rPr>
-        <w:t xml:space="preserve">Use the supplied fictional case and keep its </w:t>
-      </w:r>
-      <w:r>
-        <w:rPr>
-          <w:b/>
-        </w:rPr>
-        <w:t>input</w:t>
-      </w:r>
-      <w:r>
-        <w:rPr>
-          <w:b w:val="0"/>
-        </w:rPr>
-        <w:t xml:space="preserve">s, intermediate steps, calculation or </w:t>
-      </w:r>
-      <w:r>
-        <w:rPr>
-          <w:b/>
-        </w:rPr>
-        <w:t>prediction</w:t>
-      </w:r>
-      <w:r>
-        <w:rPr>
-          <w:b w:val="0"/>
-        </w:rPr>
-        <w:t>, and limitation. Connect this record to last week’s record; a matching answer without a trace is insufficient.</w:t>
-      </w:r>
-    </w:p>
-    <w:tbl>
-      <w:tblPr>
-        <w:tblStyle w:val="LightShading-Accent1"/>
-        <w:tblW w:type="auto" w:w="0"/>
-        <w:tblLook w:firstColumn="1" w:firstRow="1" w:lastColumn="0" w:lastRow="0" w:noHBand="0" w:noVBand="1" w:val="04A0"/>
-      </w:tblPr>
-      <w:tblGrid>
-        <w:gridCol w:w="5112"/>
-        <w:gridCol w:w="5112"/>
-      </w:tblGrid>
-      <w:tr>
-        <w:trPr>
-          <w:tblHeader/>
-        </w:trPr>
-        <w:tc>
-          <w:tcPr>
-            <w:tcW w:type="dxa" w:w="5112"/>
-          </w:tcPr>
-          <w:p>
-            <w:r>
-              <w:t>Project evidence</w:t>
-            </w:r>
-          </w:p>
-        </w:tc>
-        <w:tc>
-          <w:tcPr>
-            <w:tcW w:type="dxa" w:w="5112"/>
-          </w:tcPr>
-          <w:p>
-            <w:r>
-              <w:t>Record</w:t>
-            </w:r>
-          </w:p>
-        </w:tc>
-      </w:tr>
-      <w:tr>
-        <w:tc>
-          <w:tcPr>
-            <w:tcW w:type="dxa" w:w="5112"/>
-          </w:tcPr>
-          <w:p>
-            <w:r>
-              <w:t>Component and version</w:t>
-            </w:r>
-          </w:p>
-        </w:tc>
-        <w:tc>
-          <w:tcPr>
-            <w:tcW w:type="dxa" w:w="5112"/>
-          </w:tcPr>
-          <w:p>
-            <w:r/>
-          </w:p>
-        </w:tc>
-      </w:tr>
-      <w:tr>
-        <w:tc>
-          <w:tcPr>
-            <w:tcW w:type="dxa" w:w="5112"/>
-          </w:tcPr>
-          <w:p>
-            <w:r>
-              <w:t>Inputs permitted at prediction time</w:t>
-            </w:r>
-          </w:p>
-        </w:tc>
-        <w:tc>
-          <w:tcPr>
-            <w:tcW w:type="dxa" w:w="5112"/>
-          </w:tcPr>
-          <w:p>
-            <w:r/>
-          </w:p>
-        </w:tc>
-      </w:tr>
-      <w:tr>
-        <w:tc>
-          <w:tcPr>
-            <w:tcW w:type="dxa" w:w="5112"/>
-          </w:tcPr>
-          <w:p>
-            <w:r>
-              <w:t>Trace and comparison with earlier work</w:t>
-            </w:r>
-          </w:p>
-        </w:tc>
-        <w:tc>
-          <w:tcPr>
-            <w:tcW w:type="dxa" w:w="5112"/>
-          </w:tcPr>
-          <w:p>
-            <w:r/>
-          </w:p>
-        </w:tc>
-      </w:tr>
-      <w:tr>
-        <w:tc>
-          <w:tcPr>
-            <w:tcW w:type="dxa" w:w="5112"/>
-          </w:tcPr>
-          <w:p>
-            <w:r>
-              <w:t>Failure, limit and human review</w:t>
-            </w:r>
-          </w:p>
-        </w:tc>
-        <w:tc>
-          <w:tcPr>
-            <w:tcW w:type="dxa" w:w="5112"/>
-          </w:tcPr>
-          <w:p>
-            <w:r/>
-          </w:p>
-        </w:tc>
-      </w:tr>
-    </w:tbl>
-    <w:p>
-      <w:pPr>
-        <w:pStyle w:val="Heading3"/>
-      </w:pPr>
-      <w:r>
-        <w:t>Evidence for your project</w:t>
-      </w:r>
-    </w:p>
-    <w:p>
-      <w:pPr>
-        <w:spacing w:line="336" w:lineRule="auto" w:after="180"/>
-      </w:pPr>
-      <w:r>
-        <w:rPr>
-          <w:b w:val="0"/>
-        </w:rPr>
-        <w:t xml:space="preserve">For Python readiness before the Responsible Plant Classifier, retain a trace of the values, the predicted </w:t>
-      </w:r>
-      <w:r>
-        <w:rPr>
-          <w:b/>
-        </w:rPr>
-        <w:t>output</w:t>
-      </w:r>
-      <w:r>
-        <w:rPr>
-          <w:b w:val="0"/>
-        </w:rPr>
-        <w:t xml:space="preserve">s and the changed-case explanation. Use actual Python 3 results to check the </w:t>
-      </w:r>
-      <w:r>
-        <w:rPr>
-          <w:b/>
-        </w:rPr>
-        <w:t>prediction</w:t>
-      </w:r>
-      <w:r>
-        <w:rPr>
-          <w:b w:val="0"/>
-        </w:rPr>
-        <w:t xml:space="preserve"> after reasoning first.</w:t>
-      </w:r>
-    </w:p>
-    <w:p>
-      <w:pPr>
-        <w:pStyle w:val="Heading1"/>
-      </w:pPr>
-      <w:r>
-        <w:t>12. Show what you know</w:t>
-      </w:r>
-    </w:p>
-    <w:p>
-      <w:r>
-        <w:t>Use a genuinely new case for independent evidence. Previously discussed examples remain practice; use the separately named independent case before feedback.</w:t>
-      </w:r>
-    </w:p>
-    <w:p>
-      <w:pPr>
-        <w:spacing w:line="336" w:lineRule="auto" w:after="180"/>
-      </w:pPr>
-      <w:r>
-        <w:rPr>
-          <w:b w:val="0"/>
-        </w:rPr>
-        <w:t>For a function that only calculates from these integer arguments, repeat the first call after a different call. remaining(12, 4), remaining(10, 7), remaining(12, 4) should return 8, 3, 8.</w:t>
-      </w:r>
-    </w:p>
-    <w:p>
-      <w:pPr>
-        <w:spacing w:line="336" w:lineRule="auto" w:after="180"/>
-      </w:pPr>
-      <w:r>
-        <w:rPr>
-          <w:b w:val="0"/>
-        </w:rPr>
-        <w:t xml:space="preserve">Store each result and compare it with a </w:t>
-      </w:r>
-      <w:r>
-        <w:rPr>
-          <w:b/>
-        </w:rPr>
-        <w:t>prediction</w:t>
-      </w:r>
-      <w:r>
-        <w:rPr>
-          <w:b w:val="0"/>
-        </w:rPr>
-        <w:t xml:space="preserve">. These examples create fresh </w:t>
-      </w:r>
-      <w:r>
-        <w:rPr>
-          <w:b/>
-        </w:rPr>
-        <w:t>local variable</w:t>
-      </w:r>
-      <w:r>
-        <w:rPr>
-          <w:b w:val="0"/>
-        </w:rPr>
-        <w:t>s each time; do not assume every possible function is independent of earlier calls.</w:t>
-      </w:r>
-    </w:p>
-    <w:p>
-      <w:pPr>
-        <w:pStyle w:val="Heading3"/>
-      </w:pPr>
-      <w:r>
-        <w:t>A learner says that a function is correct because it prints 8. Explain how you would check that its caller actually receives 8. Include a second call and say why two passing tests are limited evidence.</w:t>
-      </w:r>
-    </w:p>
-    <w:p>
-      <w:r>
-        <w:t>________________________________________________________________</w:t>
-      </w:r>
-    </w:p>
-    <w:p>
-      <w:r>
-        <w:t>________________________________________________________________</w:t>
-      </w:r>
-    </w:p>
-    <w:p>
-      <w:r>
-        <w:t>________________________________________________________________</w:t>
-      </w:r>
-    </w:p>
-    <w:p>
-      <w:r>
-        <w:t>________________________________________________________________</w:t>
-      </w:r>
-    </w:p>
-    <w:p>
-      <w:r>
-        <w:t>________________________________________________________________</w:t>
-      </w:r>
-    </w:p>
-    <w:p>
-      <w:pPr>
-        <w:spacing w:line="336" w:lineRule="auto" w:after="180"/>
-      </w:pPr>
-      <w:r>
-        <w:rPr>
-          <w:b w:val="0"/>
-        </w:rPr>
-        <w:t>A function body has spaces = capacity - used, then return spaces, then print("done"), all at the same indentation. What does answer = remaining(4, 4) store and display? Explain whether the final print can run.</w:t>
-      </w:r>
-    </w:p>
-    <w:p>
-      <w:pPr>
-        <w:pStyle w:val="Heading3"/>
-      </w:pPr>
-      <w:r>
-        <w:t>My limited claim and a useful next check</w:t>
-      </w:r>
-    </w:p>
-    <w:p>
-      <w:r>
-        <w:t>________________________________________________________________</w:t>
-      </w:r>
-    </w:p>
-    <w:p>
-      <w:r>
-        <w:t>________________________________________________________________</w:t>
-      </w:r>
-    </w:p>
-    <w:p>
-      <w:r>
-        <w:t>________________________________________________________________</w:t>
-      </w:r>
-    </w:p>
-    <w:p>
-      <w:r>
-        <w:t>________________________________________________________________</w:t>
-      </w:r>
-    </w:p>
-    <w:p>
-      <w:pPr>
-        <w:pStyle w:val="Heading1"/>
-      </w:pPr>
-      <w:r>
-        <w:t>13. Study a complete case</w:t>
-      </w:r>
-    </w:p>
-    <w:p>
-      <w:r>
-        <w:t>Revisit the complete Return values and local state case for supported practice. Repeated examples do not become fresh assessments.</w:t>
-      </w:r>
-    </w:p>
-    <w:p>
-      <w:pPr>
-        <w:pStyle w:val="Heading3"/>
-      </w:pPr>
-      <w:r>
-        <w:t>Complete evidence record</w:t>
+        <w:pStyle w:val="Heading2"/>
+      </w:pPr>
+      <w:r>
+        <w:t>Check the complete trace · reference / check after trying</w:t>
       </w:r>
     </w:p>
     <w:p>
@@ -2940,25 +4036,10 @@
     </w:p>
     <w:p>
       <w:pPr>
-        <w:spacing w:line="336" w:lineRule="auto" w:after="180"/>
-      </w:pPr>
-      <w:r>
-        <w:rPr>
-          <w:b w:val="0"/>
-        </w:rPr>
-        <w:t xml:space="preserve">Follow the </w:t>
-      </w:r>
-      <w:r>
-        <w:rPr>
-          <w:b/>
-        </w:rPr>
-        <w:t>input</w:t>
-      </w:r>
-      <w:r>
-        <w:rPr>
-          <w:b w:val="0"/>
-        </w:rPr>
-        <w:t xml:space="preserve"> through the stated procedure to its result. Cover the result first, predict it, then explain every intermediate step. The text/table accompanies the figure so the example can be read without colour.</w:t>
+        <w:pStyle w:val="Heading2"/>
+      </w:pPr>
+      <w:r>
+        <w:t>Earlier wording, alternatives and picture transcripts · reference / check after trying</w:t>
       </w:r>
     </w:p>
     <w:p>
@@ -2966,37 +4047,7 @@
         <w:pStyle w:val="Heading3"/>
       </w:pPr>
       <w:r>
-        <w:t>My complete trace of the worked case</w:t>
-      </w:r>
-    </w:p>
-    <w:p>
-      <w:r>
-        <w:t>________________________________________________________________</w:t>
-      </w:r>
-    </w:p>
-    <w:p>
-      <w:r>
-        <w:t>________________________________________________________________</w:t>
-      </w:r>
-    </w:p>
-    <w:p>
-      <w:r>
-        <w:t>________________________________________________________________</w:t>
-      </w:r>
-    </w:p>
-    <w:p>
-      <w:r>
-        <w:t>________________________________________________________________</w:t>
-      </w:r>
-    </w:p>
-    <w:p>
-      <w:r>
-        <w:t>________________________________________________________________</w:t>
-      </w:r>
-    </w:p>
-    <w:p>
-      <w:r>
-        <w:t>________________________________________________________________</w:t>
+        <w:t>Complete evidence record</w:t>
       </w:r>
     </w:p>
     <w:p>
@@ -3004,321 +4055,20 @@
         <w:pStyle w:val="Heading1"/>
       </w:pPr>
       <w:r>
-        <w:t>14. Try a new case independently</w:t>
-      </w:r>
-    </w:p>
-    <w:p>
-      <w:r>
-        <w:t>Attempt the reserved new case before feedback. Record support; the earlier examples below remain additional practice.</w:t>
-      </w:r>
-    </w:p>
-    <w:p>
-      <w:pPr>
-        <w:pStyle w:val="Heading3"/>
-      </w:pPr>
-      <w:r>
-        <w:t>Independent case: Use returns and keep local state local</w:t>
-      </w:r>
-    </w:p>
-    <w:p>
-      <w:pPr>
-        <w:spacing w:line="336" w:lineRule="auto" w:after="180"/>
-        <w:shd w:fill="F5F1FB"/>
-      </w:pPr>
-      <w:r>
-        <w:rPr>
-          <w:b w:val="0"/>
-        </w:rPr>
-        <w:t xml:space="preserve">Trace both calls and the final expression. If return total is removed from the function, does this final print complete? Would a separate print(total) outside the function have access to its </w:t>
-      </w:r>
-      <w:r>
-        <w:rPr>
-          <w:b/>
-        </w:rPr>
-        <w:t>local variable</w:t>
-      </w:r>
-      <w:r>
-        <w:rPr>
-          <w:b w:val="0"/>
-        </w:rPr>
-        <w:t>?</w:t>
-      </w:r>
-    </w:p>
-    <w:p>
-      <w:r>
-        <w:rPr>
-          <w:rFonts w:ascii="Courier New" w:hAnsi="Courier New"/>
-          <w:sz w:val="18"/>
-        </w:rPr>
-        <w:t>def twice(n):</w:t>
-        <w:br/>
-        <w:t xml:space="preserve">    total = 2 * n</w:t>
-        <w:br/>
-        <w:t xml:space="preserve">    return total</w:t>
-        <w:br/>
-        <w:t>first = twice(3)</w:t>
-        <w:br/>
-        <w:t>second = twice(5)</w:t>
-        <w:br/>
-        <w:t>print(first, second, first + second)</w:t>
-        <w:br/>
-      </w:r>
-    </w:p>
-    <w:p>
-      <w:pPr>
-        <w:pStyle w:val="Heading3"/>
-      </w:pPr>
-      <w:r>
-        <w:t>My independent explanation, trace and limits</w:t>
-      </w:r>
-    </w:p>
-    <w:p>
-      <w:r>
-        <w:t>________________________________________________________________</w:t>
-      </w:r>
-    </w:p>
-    <w:p>
-      <w:r>
-        <w:t>________________________________________________________________</w:t>
-      </w:r>
-    </w:p>
-    <w:p>
-      <w:r>
-        <w:t>________________________________________________________________</w:t>
-      </w:r>
-    </w:p>
-    <w:p>
-      <w:r>
-        <w:t>________________________________________________________________</w:t>
-      </w:r>
-    </w:p>
-    <w:p>
-      <w:r>
-        <w:t>________________________________________________________________</w:t>
-      </w:r>
-    </w:p>
-    <w:p>
-      <w:r>
-        <w:t>________________________________________________________________</w:t>
-      </w:r>
-    </w:p>
-    <w:p>
-      <w:r>
-        <w:t>________________________________________________________________</w:t>
-      </w:r>
-    </w:p>
-    <w:p>
-      <w:pPr>
-        <w:spacing w:line="336" w:lineRule="auto" w:after="180"/>
-      </w:pPr>
-      <w:r>
-        <w:rPr>
-          <w:b w:val="0"/>
-        </w:rPr>
-        <w:t>Attempt this case before feedback. Record any help. Earlier examples below are further practice; a case already practised with feedback cannot establish fresh transfer.</w:t>
-      </w:r>
-    </w:p>
-    <w:p>
-      <w:pPr>
-        <w:pStyle w:val="Heading3"/>
-      </w:pPr>
-      <w:r>
-        <w:t>Attempt this without hints</w:t>
-      </w:r>
-    </w:p>
-    <w:p>
-      <w:pPr>
-        <w:spacing w:line="336" w:lineRule="auto" w:after="180"/>
-      </w:pPr>
-      <w:r>
-        <w:rPr>
-          <w:b w:val="0"/>
-        </w:rPr>
-        <w:t xml:space="preserve">Each tray holds 5 counters. Define stock(trays, loose) to return the total using a </w:t>
-      </w:r>
-      <w:r>
-        <w:rPr>
-          <w:b/>
-        </w:rPr>
-        <w:t>local variable</w:t>
-      </w:r>
-      <w:r>
-        <w:rPr>
-          <w:b w:val="0"/>
-        </w:rPr>
-        <w:t xml:space="preserve"> total. Assume nonnegative integer arguments. Store results for (2, 3), (0, 3) and (2, 0).</w:t>
-      </w:r>
-    </w:p>
-    <w:p>
-      <w:pPr>
-        <w:spacing w:line="336" w:lineRule="auto" w:after="180"/>
-      </w:pPr>
-      <w:r>
-        <w:rPr>
-          <w:b w:val="0"/>
-        </w:rPr>
-        <w:t xml:space="preserve">Print the sum of the first two stored results. Predict that </w:t>
-      </w:r>
-      <w:r>
-        <w:rPr>
-          <w:b/>
-        </w:rPr>
-        <w:t>output</w:t>
-      </w:r>
-      <w:r>
-        <w:rPr>
-          <w:b w:val="0"/>
-        </w:rPr>
-        <w:t xml:space="preserve"> and all three stored values. Call (2, 3) again to check fresh state.</w:t>
-      </w:r>
-    </w:p>
-    <w:p>
-      <w:pPr>
-        <w:pStyle w:val="Heading3"/>
-      </w:pPr>
-      <w:r>
-        <w:t>My independent procedure, result and limitation</w:t>
-      </w:r>
-    </w:p>
-    <w:p>
-      <w:r>
-        <w:t>________________________________________________________________</w:t>
-      </w:r>
-    </w:p>
-    <w:p>
-      <w:r>
-        <w:t>________________________________________________________________</w:t>
-      </w:r>
-    </w:p>
-    <w:p>
-      <w:r>
-        <w:t>________________________________________________________________</w:t>
-      </w:r>
-    </w:p>
-    <w:p>
-      <w:r>
-        <w:t>________________________________________________________________</w:t>
-      </w:r>
-    </w:p>
-    <w:p>
-      <w:r>
-        <w:t>________________________________________________________________</w:t>
-      </w:r>
-    </w:p>
-    <w:p>
-      <w:r>
-        <w:t>________________________________________________________________</w:t>
-      </w:r>
-    </w:p>
-    <w:p>
-      <w:r>
-        <w:t>________________________________________________________________</w:t>
-      </w:r>
-    </w:p>
-    <w:p>
-      <w:r>
-        <w:t>________________________________________________________________</w:t>
-      </w:r>
-    </w:p>
-    <w:p>
-      <w:pPr>
-        <w:spacing w:line="336" w:lineRule="auto" w:after="180"/>
-      </w:pPr>
-      <w:r>
-        <w:rPr>
-          <w:b w:val="0"/>
-        </w:rPr>
-        <w:t xml:space="preserve">Record support used: </w:t>
-      </w:r>
-      <w:r>
-        <w:rPr>
-          <w:b/>
-        </w:rPr>
-        <w:t>none</w:t>
-      </w:r>
-      <w:r>
-        <w:rPr>
-          <w:b w:val="0"/>
-        </w:rPr>
-        <w:t>, hint or teacher explanation. After feedback, a different case is needed to demonstrate independence.</w:t>
-      </w:r>
-    </w:p>
-    <w:p>
-      <w:pPr>
-        <w:pStyle w:val="Heading3"/>
-      </w:pPr>
-      <w:r>
-        <w:t>Use feedback to improve</w:t>
-      </w:r>
-    </w:p>
-    <w:p>
-      <w:pPr>
-        <w:spacing w:line="336" w:lineRule="auto" w:after="180"/>
-      </w:pPr>
-      <w:r>
-        <w:rPr>
-          <w:b w:val="0"/>
-        </w:rPr>
-        <w:t>Attempt the independent case before hints. Record whether you worked alone, used a hint or followed a model. After feedback, fix the first unsupported step and explain why it changed.</w:t>
-      </w:r>
-    </w:p>
-    <w:p>
-      <w:pPr>
-        <w:spacing w:line="336" w:lineRule="auto" w:after="180"/>
-      </w:pPr>
-      <w:r>
-        <w:rPr>
-          <w:b w:val="0"/>
-        </w:rPr>
-        <w:t>A later check uses a changed case, not a copied answer.</w:t>
-      </w:r>
-    </w:p>
-    <w:p>
-      <w:pPr>
-        <w:pStyle w:val="Heading1"/>
-      </w:pPr>
-      <w:r>
-        <w:t>15. Your lesson route</w:t>
-      </w:r>
-    </w:p>
-    <w:p>
-      <w:r>
-        <w:t>Use this map to navigate Return values and local state, connect the goals to tasks and keep one evidence record for each attempt.</w:t>
-      </w:r>
-    </w:p>
-    <w:p>
-      <w:pPr>
-        <w:spacing w:line="336" w:lineRule="auto" w:after="180"/>
-      </w:pPr>
-      <w:r>
-        <w:rPr>
-          <w:b w:val="0"/>
-        </w:rPr>
-        <w:t xml:space="preserve">Start with this question: </w:t>
-      </w:r>
-      <w:r>
-        <w:rPr>
-          <w:b/>
-        </w:rPr>
-        <w:t>Return value</w:t>
-      </w:r>
-      <w:r>
-        <w:rPr>
-          <w:b w:val="0"/>
-        </w:rPr>
-        <w:t xml:space="preserve">s survive their calls. A function returns a local calculation that the </w:t>
-      </w:r>
-      <w:r>
-        <w:rPr>
-          <w:b/>
-        </w:rPr>
-        <w:t>caller</w:t>
-      </w:r>
-      <w:r>
-        <w:rPr>
-          <w:b w:val="0"/>
-        </w:rPr>
-        <w:t xml:space="preserve"> stores.</w:t>
+        <w:t>15. Reference · Earlier route checklist</w:t>
+      </w:r>
+    </w:p>
+    <w:p>
+      <w:r>
+        <w:t>Keep one main lesson route and use this as a reminder.</w:t>
+      </w:r>
+    </w:p>
+    <w:p>
+      <w:pPr>
+        <w:pStyle w:val="Heading2"/>
+      </w:pPr>
+      <w:r>
+        <w:t>Checklist and first prediction</w:t>
       </w:r>
     </w:p>
     <w:tbl>
@@ -3483,15 +4233,10 @@
     </w:p>
     <w:p>
       <w:pPr>
-        <w:pStyle w:val="Heading1"/>
-      </w:pPr>
-      <w:r>
-        <w:t>16. Finish and return</w:t>
-      </w:r>
-    </w:p>
-    <w:p>
-      <w:r>
-        <w:t>Explain Return values and local state without notes, identify a remaining question and plan a later check with a changed case.</w:t>
+        <w:pStyle w:val="Heading2"/>
+      </w:pPr>
+      <w:r>
+        <w:t>Earlier wording, alternatives and picture transcripts · reference / check after trying</w:t>
       </w:r>
     </w:p>
     <w:p>
@@ -3502,51 +4247,436 @@
         <w:rPr>
           <w:b w:val="0"/>
         </w:rPr>
-        <w:t>Close your notes. Explain this goal in your own words: Use a returned value in a later calculation</w:t>
-      </w:r>
-    </w:p>
-    <w:p>
-      <w:pPr>
-        <w:pStyle w:val="Heading3"/>
-      </w:pPr>
-      <w:r>
-        <w:t>My deciding step, evidence and one remaining question</w:t>
-      </w:r>
-    </w:p>
-    <w:p>
-      <w:r>
-        <w:t>________________________________________________________________</w:t>
-      </w:r>
-    </w:p>
-    <w:p>
-      <w:r>
-        <w:t>________________________________________________________________</w:t>
-      </w:r>
-    </w:p>
-    <w:p>
-      <w:r>
-        <w:t>________________________________________________________________</w:t>
-      </w:r>
-    </w:p>
-    <w:p>
-      <w:r>
-        <w:t>________________________________________________________________</w:t>
-      </w:r>
-    </w:p>
-    <w:p>
-      <w:r>
-        <w:t>________________________________________________________________</w:t>
-      </w:r>
-    </w:p>
-    <w:p>
-      <w:pPr>
-        <w:spacing w:line="336" w:lineRule="auto" w:after="180"/>
-      </w:pPr>
+        <w:t xml:space="preserve">Start with this question: </w:t>
+      </w:r>
+      <w:r>
+        <w:rPr>
+          <w:b/>
+        </w:rPr>
+        <w:t>Return value</w:t>
+      </w:r>
       <w:r>
         <w:rPr>
           <w:b w:val="0"/>
         </w:rPr>
-        <w:t xml:space="preserve">If you are unsure, return to the worked picture and explain one arrow. If you are ready, change an </w:t>
+        <w:t xml:space="preserve">s survive their calls. A function returns a local calculation that the </w:t>
+      </w:r>
+      <w:r>
+        <w:rPr>
+          <w:b/>
+        </w:rPr>
+        <w:t>caller</w:t>
+      </w:r>
+      <w:r>
+        <w:rPr>
+          <w:b w:val="0"/>
+        </w:rPr>
+        <w:t xml:space="preserve"> stores.</w:t>
+      </w:r>
+    </w:p>
+    <w:p>
+      <w:pPr>
+        <w:pStyle w:val="Heading1"/>
+      </w:pPr>
+      <w:r>
+        <w:t>17. Extra practice · Predict, check and repair</w:t>
+      </w:r>
+    </w:p>
+    <w:p>
+      <w:r>
+        <w:t>Use only after an attempt; keep the reserved assessment separate.</w:t>
+      </w:r>
+    </w:p>
+    <w:p>
+      <w:pPr>
+        <w:pStyle w:val="Heading2"/>
+      </w:pPr>
+      <w:r>
+        <w:t>First question and hint</w:t>
+      </w:r>
+    </w:p>
+    <w:p>
+      <w:pPr>
+        <w:pStyle w:val="ListBullet"/>
+      </w:pPr>
+      <w:r>
+        <w:t>Return values survive their calls. A function returns a local calculation that the caller stores.</w:t>
+      </w:r>
+    </w:p>
+    <w:p>
+      <w:pPr>
+        <w:pStyle w:val="Heading3"/>
+      </w:pPr>
+      <w:r>
+        <w:t>Practice 1: explain the deciding evidence</w:t>
+      </w:r>
+    </w:p>
+    <w:p>
+      <w:pPr>
+        <w:pStyle w:val="ListBullet"/>
+      </w:pPr>
+      <w:r>
+        <w:t>Which labelled step matches this detail? The final print displays 7 5; the second call does not overwrite first.</w:t>
+      </w:r>
+    </w:p>
+    <w:p>
+      <w:pPr>
+        <w:pStyle w:val="ListBullet"/>
+      </w:pPr>
+      <w:r>
+        <w:t>1. Read caller values</w:t>
+      </w:r>
+    </w:p>
+    <w:p>
+      <w:pPr>
+        <w:pStyle w:val="ListBullet"/>
+      </w:pPr>
+      <w:r>
+        <w:t>2. Trace first call</w:t>
+      </w:r>
+    </w:p>
+    <w:p>
+      <w:pPr>
+        <w:pStyle w:val="ListBullet"/>
+      </w:pPr>
+      <w:r>
+        <w:t>3. Trace second call</w:t>
+      </w:r>
+    </w:p>
+    <w:p>
+      <w:pPr>
+        <w:pStyle w:val="Heading3"/>
+      </w:pPr>
+      <w:r>
+        <w:t>My selected conclusion, deciding fact and explanation</w:t>
+      </w:r>
+    </w:p>
+    <w:p>
+      <w:r>
+        <w:t>________________________________________________________________</w:t>
+      </w:r>
+    </w:p>
+    <w:p>
+      <w:r>
+        <w:t>________________________________________________________________</w:t>
+      </w:r>
+    </w:p>
+    <w:p>
+      <w:r>
+        <w:t>________________________________________________________________</w:t>
+      </w:r>
+    </w:p>
+    <w:p>
+      <w:r>
+        <w:t>________________________________________________________________</w:t>
+      </w:r>
+    </w:p>
+    <w:p>
+      <w:r>
+        <w:t>________________________________________________________________</w:t>
+      </w:r>
+    </w:p>
+    <w:p>
+      <w:pPr>
+        <w:pStyle w:val="ListBullet"/>
+      </w:pPr>
+      <w:r>
+        <w:t>Hint if needed: Read the steps in the pictorial case. Match the supplied detail to the stage that performs or records it.</w:t>
+      </w:r>
+    </w:p>
+    <w:p>
+      <w:pPr>
+        <w:pStyle w:val="Heading2"/>
+      </w:pPr>
+      <w:r>
+        <w:t>Check the first explanation · reference / check after trying</w:t>
+      </w:r>
+    </w:p>
+    <w:p>
+      <w:pPr>
+        <w:spacing w:line="336" w:lineRule="auto" w:after="180"/>
+      </w:pPr>
+      <w:r>
+        <w:rPr>
+          <w:b w:val="0"/>
+        </w:rPr>
+        <w:t xml:space="preserve">After your attempt, compare with the supported explanation: Read </w:t>
+      </w:r>
+      <w:r>
+        <w:rPr>
+          <w:b/>
+        </w:rPr>
+        <w:t>caller</w:t>
+      </w:r>
+      <w:r>
+        <w:rPr>
+          <w:b w:val="0"/>
+        </w:rPr>
+        <w:t xml:space="preserve"> values The final print displays 7 5; the second call does not overwrite first. Returning passes a value back to the </w:t>
+      </w:r>
+      <w:r>
+        <w:rPr>
+          <w:b/>
+        </w:rPr>
+        <w:t>caller</w:t>
+      </w:r>
+      <w:r>
+        <w:rPr>
+          <w:b w:val="0"/>
+        </w:rPr>
+        <w:t>.</w:t>
+      </w:r>
+    </w:p>
+    <w:p>
+      <w:pPr>
+        <w:spacing w:line="336" w:lineRule="auto" w:after="180"/>
+      </w:pPr>
+      <w:r>
+        <w:rPr>
+          <w:b w:val="0"/>
+        </w:rPr>
+        <w:t xml:space="preserve">Local names belong to a function call; storing the returned value creates a separate </w:t>
+      </w:r>
+      <w:r>
+        <w:rPr>
+          <w:b/>
+        </w:rPr>
+        <w:t>caller</w:t>
+      </w:r>
+      <w:r>
+        <w:rPr>
+          <w:b w:val="0"/>
+        </w:rPr>
+        <w:t xml:space="preserve"> binding.</w:t>
+      </w:r>
+    </w:p>
+    <w:p>
+      <w:pPr>
+        <w:pStyle w:val="Heading2"/>
+      </w:pPr>
+      <w:r>
+        <w:t>Changed-case question and hint</w:t>
+      </w:r>
+    </w:p>
+    <w:p>
+      <w:pPr>
+        <w:pStyle w:val="Heading3"/>
+      </w:pPr>
+      <w:r>
+        <w:t>Practice 2: explain the deciding evidence</w:t>
+      </w:r>
+    </w:p>
+    <w:p>
+      <w:pPr>
+        <w:pStyle w:val="ListBullet"/>
+      </w:pPr>
+      <w:r>
+        <w:t>Changed-case practice: Add print(result) after the calls in a fresh script with no global result. Which conclusion is supported by the supplied facts?</w:t>
+      </w:r>
+    </w:p>
+    <w:p>
+      <w:pPr>
+        <w:pStyle w:val="ListBullet"/>
+      </w:pPr>
+      <w:r>
+        <w:t>1. We can decide the result without examining the changed input or the procedure.</w:t>
+      </w:r>
+    </w:p>
+    <w:p>
+      <w:pPr>
+        <w:pStyle w:val="ListBullet"/>
+      </w:pPr>
+      <w:r>
+        <w:t>2. NameError occurs because that local name is not defined in the caller.</w:t>
+      </w:r>
+    </w:p>
+    <w:p>
+      <w:pPr>
+        <w:pStyle w:val="ListBullet"/>
+      </w:pPr>
+      <w:r>
+        <w:t>3. This one example guarantees correct results for every future input.</w:t>
+      </w:r>
+    </w:p>
+    <w:p>
+      <w:pPr>
+        <w:pStyle w:val="Heading3"/>
+      </w:pPr>
+      <w:r>
+        <w:t>My selected conclusion, deciding fact and explanation</w:t>
+      </w:r>
+    </w:p>
+    <w:p>
+      <w:r>
+        <w:t>________________________________________________________________</w:t>
+      </w:r>
+    </w:p>
+    <w:p>
+      <w:r>
+        <w:t>________________________________________________________________</w:t>
+      </w:r>
+    </w:p>
+    <w:p>
+      <w:r>
+        <w:t>________________________________________________________________</w:t>
+      </w:r>
+    </w:p>
+    <w:p>
+      <w:r>
+        <w:t>________________________________________________________________</w:t>
+      </w:r>
+    </w:p>
+    <w:p>
+      <w:r>
+        <w:t>________________________________________________________________</w:t>
+      </w:r>
+    </w:p>
+    <w:p>
+      <w:pPr>
+        <w:pStyle w:val="ListBullet"/>
+      </w:pPr>
+      <w:r>
+        <w:t>Hint if needed: Use the changed condition and the deciding step in the pictorial trace. The answer must say what follows from those facts.</w:t>
+      </w:r>
+    </w:p>
+    <w:p>
+      <w:pPr>
+        <w:pStyle w:val="Heading2"/>
+      </w:pPr>
+      <w:r>
+        <w:t>Check the changed explanation · reference / check after trying</w:t>
+      </w:r>
+    </w:p>
+    <w:p>
+      <w:pPr>
+        <w:spacing w:line="336" w:lineRule="auto" w:after="180"/>
+      </w:pPr>
+      <w:r>
+        <w:rPr>
+          <w:b w:val="0"/>
+        </w:rPr>
+        <w:t xml:space="preserve">After your attempt, compare with the supported explanation: NameError occurs because that local name is not defined in the </w:t>
+      </w:r>
+      <w:r>
+        <w:rPr>
+          <w:b/>
+        </w:rPr>
+        <w:t>caller</w:t>
+      </w:r>
+      <w:r>
+        <w:rPr>
+          <w:b w:val="0"/>
+        </w:rPr>
+        <w:t>. A returned value and the function’s internal name are different things.</w:t>
+      </w:r>
+    </w:p>
+    <w:p>
+      <w:pPr>
+        <w:pStyle w:val="Heading2"/>
+      </w:pPr>
+      <w:r>
+        <w:t>Repair and keep the record</w:t>
+      </w:r>
+    </w:p>
+    <w:p>
+      <w:pPr>
+        <w:spacing w:line="336" w:lineRule="auto" w:after="180"/>
+      </w:pPr>
+      <w:r>
+        <w:rPr>
+          <w:b w:val="0"/>
+        </w:rPr>
+        <w:t>Review Functions and arguments (python-bridge/8). Goal: Distinguish a function definition from a function call. Short practice: Match every argument to a parameter for the two calls.</w:t>
+      </w:r>
+    </w:p>
+    <w:p>
+      <w:pPr>
+        <w:spacing w:line="336" w:lineRule="auto" w:after="180"/>
+      </w:pPr>
+      <w:r>
+        <w:rPr>
+          <w:b w:val="0"/>
+        </w:rPr>
+        <w:t xml:space="preserve">Why do </w:t>
+      </w:r>
+      <w:r>
+        <w:rPr>
+          <w:b/>
+        </w:rPr>
+        <w:t>output</w:t>
+      </w:r>
+      <w:r>
+        <w:rPr>
+          <w:b w:val="0"/>
+        </w:rPr>
+        <w:t>s differ, and what prints when both calls are removed?. Return to this week and explain what you changed.</w:t>
+      </w:r>
+    </w:p>
+    <w:p>
+      <w:pPr>
+        <w:spacing w:line="336" w:lineRule="auto" w:after="180"/>
+      </w:pPr>
+      <w:r>
+        <w:rPr>
+          <w:b w:val="0"/>
+        </w:rPr>
+        <w:t>Review Loops and trace tables (python-bridge/6). Goal: Trace variable values before and after each loop iteration. Short practice: List the four visited values and their running totals.</w:t>
+      </w:r>
+    </w:p>
+    <w:p>
+      <w:pPr>
+        <w:spacing w:line="336" w:lineRule="auto" w:after="180"/>
+      </w:pPr>
+      <w:r>
+        <w:rPr>
+          <w:b w:val="0"/>
+        </w:rPr>
+        <w:t>Explain why 5 is absent and what prints for range(1,1).. Return to this week and explain what you changed.</w:t>
+      </w:r>
+    </w:p>
+    <w:p>
+      <w:pPr>
+        <w:spacing w:line="336" w:lineRule="auto" w:after="180"/>
+      </w:pPr>
+      <w:r>
+        <w:rPr>
+          <w:b w:val="0"/>
+        </w:rPr>
+        <w:t>Review Expressions and operator order (python-bridge/3). Goal: Evaluate numeric expressions using Python’s grouping rules. Short practice: Trace the operation order in both expressions.</w:t>
+      </w:r>
+    </w:p>
+    <w:p>
+      <w:pPr>
+        <w:spacing w:line="336" w:lineRule="auto" w:after="180"/>
+      </w:pPr>
+      <w:r>
+        <w:rPr>
+          <w:b w:val="0"/>
+        </w:rPr>
+        <w:t>Identify which picture step changes with parentheses and predict both results when the multiplier becomes four.. Return to this week and explain what you changed.</w:t>
+      </w:r>
+    </w:p>
+    <w:p>
+      <w:pPr>
+        <w:spacing w:line="336" w:lineRule="auto" w:after="180"/>
+      </w:pPr>
+      <w:r>
+        <w:rPr>
+          <w:b w:val="0"/>
+        </w:rPr>
+        <w:t xml:space="preserve">The browser lab lets you edit the supported Python examples already included in this lesson. Predict first, run, inspect the actual </w:t>
+      </w:r>
+      <w:r>
+        <w:rPr>
+          <w:b/>
+        </w:rPr>
+        <w:t>output</w:t>
+      </w:r>
+      <w:r>
+        <w:rPr>
+          <w:b w:val="0"/>
+        </w:rPr>
+        <w:t xml:space="preserve"> or error, change one </w:t>
       </w:r>
       <w:r>
         <w:rPr>
@@ -3558,7 +4688,18 @@
         <w:rPr>
           <w:b w:val="0"/>
         </w:rPr>
-        <w:t xml:space="preserve"> or assumption and justify your </w:t>
+        <w:t>, then run again.</w:t>
+      </w:r>
+    </w:p>
+    <w:p>
+      <w:pPr>
+        <w:spacing w:line="336" w:lineRule="auto" w:after="180"/>
+      </w:pPr>
+      <w:r>
+        <w:rPr>
+          <w:b w:val="0"/>
+        </w:rPr>
+        <w:t xml:space="preserve">Keep code, </w:t>
       </w:r>
       <w:r>
         <w:rPr>
@@ -3570,7 +4711,7 @@
         <w:rPr>
           <w:b w:val="0"/>
         </w:rPr>
-        <w:t>.</w:t>
+        <w:t>s, actual results and a reasoned revision together. On paper, label your result as a trace rather than an execution.</w:t>
       </w:r>
     </w:p>
     <w:p>
@@ -3581,7 +4722,7 @@
         <w:rPr>
           <w:b w:val="0"/>
         </w:rPr>
-        <w:t xml:space="preserve">Save your workbook </w:t>
+        <w:t xml:space="preserve">Use Download completed work in the hosted lesson to export your answers, reflections, practice feedback and code-run </w:t>
       </w:r>
       <w:r>
         <w:rPr>
@@ -3593,20 +4734,26 @@
         <w:rPr>
           <w:b w:val="0"/>
         </w:rPr>
-        <w:t>. At the next review, try a different case before opening your old answer.</w:t>
-      </w:r>
-    </w:p>
-    <w:p>
-      <w:pPr>
-        <w:pStyle w:val="Heading1"/>
-      </w:pPr>
-      <w:r>
-        <w:t>17. Supported practice, repair and portfolio</w:t>
-      </w:r>
-    </w:p>
-    <w:p>
-      <w:r>
-        <w:t>Attempt supported questions before using hints or feedback. Review a missing building block, then keep the completed work.</w:t>
+        <w:t>. Open the HTML copy to read or print it.</w:t>
+      </w:r>
+    </w:p>
+    <w:p>
+      <w:pPr>
+        <w:spacing w:line="336" w:lineRule="auto" w:after="180"/>
+      </w:pPr>
+      <w:r>
+        <w:rPr>
+          <w:b w:val="0"/>
+        </w:rPr>
+        <w:t>Drafts stay in this browser when storage is available; clear drafts on a shared device.</w:t>
+      </w:r>
+    </w:p>
+    <w:p>
+      <w:pPr>
+        <w:pStyle w:val="Heading2"/>
+      </w:pPr>
+      <w:r>
+        <w:t>Earlier wording, alternatives and picture transcripts · reference / check after trying</w:t>
       </w:r>
     </w:p>
     <w:p>
@@ -3622,98 +4769,10 @@
     </w:p>
     <w:p>
       <w:pPr>
-        <w:spacing w:line="336" w:lineRule="auto" w:after="180"/>
-      </w:pPr>
-      <w:r>
-        <w:rPr>
-          <w:b/>
-        </w:rPr>
-        <w:t>Return value</w:t>
-      </w:r>
-      <w:r>
-        <w:rPr>
-          <w:b w:val="0"/>
-        </w:rPr>
-        <w:t xml:space="preserve">s survive their calls. A function returns a local calculation that the </w:t>
-      </w:r>
-      <w:r>
-        <w:rPr>
-          <w:b/>
-        </w:rPr>
-        <w:t>caller</w:t>
-      </w:r>
-      <w:r>
-        <w:rPr>
-          <w:b w:val="0"/>
-        </w:rPr>
-        <w:t xml:space="preserve"> stores.</w:t>
-      </w:r>
-    </w:p>
-    <w:p>
-      <w:pPr>
         <w:pStyle w:val="Heading3"/>
       </w:pPr>
       <w:r>
-        <w:t>Practice 1: explain the deciding evidence</w:t>
-      </w:r>
-    </w:p>
-    <w:p>
-      <w:pPr>
-        <w:spacing w:line="336" w:lineRule="auto" w:after="180"/>
-      </w:pPr>
-      <w:r>
-        <w:rPr>
-          <w:b w:val="0"/>
-        </w:rPr>
-        <w:t>Which labelled step matches this detail? The final print displays 7 5; the second call does not overwrite first.</w:t>
-      </w:r>
-    </w:p>
-    <w:p>
-      <w:pPr>
-        <w:spacing w:line="336" w:lineRule="auto" w:after="180"/>
-        <w:shd w:fill="F4F9FC"/>
-      </w:pPr>
-      <w:r>
-        <w:rPr>
-          <w:b w:val="0"/>
-        </w:rPr>
-        <w:t xml:space="preserve">1. Read </w:t>
-      </w:r>
-      <w:r>
-        <w:rPr>
-          <w:b/>
-        </w:rPr>
-        <w:t>caller</w:t>
-      </w:r>
-      <w:r>
-        <w:rPr>
-          <w:b w:val="0"/>
-        </w:rPr>
-        <w:t xml:space="preserve"> values</w:t>
-      </w:r>
-    </w:p>
-    <w:p>
-      <w:pPr>
-        <w:spacing w:line="336" w:lineRule="auto" w:after="180"/>
-        <w:shd w:fill="F4F9FC"/>
-      </w:pPr>
-      <w:r>
-        <w:rPr>
-          <w:b w:val="0"/>
-        </w:rPr>
-        <w:t>2. Trace first call</w:t>
-      </w:r>
-    </w:p>
-    <w:p>
-      <w:pPr>
-        <w:spacing w:line="336" w:lineRule="auto" w:after="180"/>
-        <w:shd w:fill="F4F9FC"/>
-      </w:pPr>
-      <w:r>
-        <w:rPr>
-          <w:b w:val="0"/>
-        </w:rPr>
-        <w:t>3. Trace second call</w:t>
+        <w:t>Repair a missing building block</w:t>
       </w:r>
     </w:p>
     <w:p>
@@ -3721,32 +4780,7 @@
         <w:pStyle w:val="Heading3"/>
       </w:pPr>
       <w:r>
-        <w:t>My selected conclusion, deciding fact and explanation</w:t>
-      </w:r>
-    </w:p>
-    <w:p>
-      <w:r>
-        <w:t>________________________________________________________________</w:t>
-      </w:r>
-    </w:p>
-    <w:p>
-      <w:r>
-        <w:t>________________________________________________________________</w:t>
-      </w:r>
-    </w:p>
-    <w:p>
-      <w:r>
-        <w:t>________________________________________________________________</w:t>
-      </w:r>
-    </w:p>
-    <w:p>
-      <w:r>
-        <w:t>________________________________________________________________</w:t>
-      </w:r>
-    </w:p>
-    <w:p>
-      <w:r>
-        <w:t>________________________________________________________________</w:t>
+        <w:t>Predict, run and debug</w:t>
       </w:r>
     </w:p>
     <w:p>
@@ -3754,484 +4788,25 @@
         <w:pStyle w:val="Heading3"/>
       </w:pPr>
       <w:r>
-        <w:t>Hint · try first</w:t>
-      </w:r>
-    </w:p>
-    <w:p>
-      <w:pPr>
-        <w:spacing w:line="336" w:lineRule="auto" w:after="180"/>
-        <w:shd w:fill="F1F6F8"/>
-      </w:pPr>
-      <w:r>
-        <w:rPr>
-          <w:b w:val="0"/>
-        </w:rPr>
-        <w:t>Hint if needed: Read the steps in the pictorial case. Match the supplied detail to the stage that performs or records it.</w:t>
-      </w:r>
-    </w:p>
-    <w:p>
-      <w:pPr>
-        <w:pStyle w:val="Heading3"/>
-      </w:pPr>
-      <w:r>
-        <w:t>Feedback · compare after trying</w:t>
-      </w:r>
-    </w:p>
-    <w:p>
-      <w:pPr>
-        <w:spacing w:line="336" w:lineRule="auto" w:after="180"/>
-        <w:shd w:fill="F1F6FC"/>
-      </w:pPr>
-      <w:r>
-        <w:rPr>
-          <w:b w:val="0"/>
-        </w:rPr>
-        <w:t xml:space="preserve">After your attempt, compare with the supported explanation: Read </w:t>
-      </w:r>
-      <w:r>
-        <w:rPr>
-          <w:b/>
-        </w:rPr>
-        <w:t>caller</w:t>
-      </w:r>
-      <w:r>
-        <w:rPr>
-          <w:b w:val="0"/>
-        </w:rPr>
-        <w:t xml:space="preserve"> values The final print displays 7 5; the second call does not overwrite first. Returning passes a value back to the </w:t>
-      </w:r>
-      <w:r>
-        <w:rPr>
-          <w:b/>
-        </w:rPr>
-        <w:t>caller</w:t>
-      </w:r>
-      <w:r>
-        <w:rPr>
-          <w:b w:val="0"/>
-        </w:rPr>
-        <w:t>.</w:t>
-      </w:r>
-    </w:p>
-    <w:p>
-      <w:pPr>
-        <w:spacing w:line="336" w:lineRule="auto" w:after="180"/>
-        <w:shd w:fill="F1F6FC"/>
-      </w:pPr>
-      <w:r>
-        <w:rPr>
-          <w:b w:val="0"/>
-        </w:rPr>
-        <w:t xml:space="preserve">Local names belong to a function call; storing the returned value creates a separate </w:t>
-      </w:r>
-      <w:r>
-        <w:rPr>
-          <w:b/>
-        </w:rPr>
-        <w:t>caller</w:t>
-      </w:r>
-      <w:r>
-        <w:rPr>
-          <w:b w:val="0"/>
-        </w:rPr>
-        <w:t xml:space="preserve"> binding.</w:t>
-      </w:r>
-    </w:p>
-    <w:p>
-      <w:pPr>
-        <w:pStyle w:val="Heading3"/>
-      </w:pPr>
-      <w:r>
-        <w:t>Practice 2: explain the deciding evidence</w:t>
-      </w:r>
-    </w:p>
-    <w:p>
-      <w:pPr>
-        <w:pStyle w:val="Heading3"/>
-      </w:pPr>
-      <w:r>
-        <w:t>Changed case · predict first</w:t>
-      </w:r>
-    </w:p>
-    <w:p>
-      <w:pPr>
-        <w:spacing w:line="336" w:lineRule="auto" w:after="180"/>
-        <w:shd w:fill="F5F1FB"/>
-      </w:pPr>
-      <w:r>
-        <w:rPr>
-          <w:b w:val="0"/>
-        </w:rPr>
-        <w:t>Changed-case practice: Add print(result) after the calls in a fresh script with no global result. Which conclusion is supported by the supplied facts?</w:t>
-      </w:r>
-    </w:p>
-    <w:p>
-      <w:pPr>
-        <w:spacing w:line="336" w:lineRule="auto" w:after="180"/>
-        <w:shd w:fill="F4F9FC"/>
-      </w:pPr>
-      <w:r>
-        <w:rPr>
-          <w:b w:val="0"/>
-        </w:rPr>
-        <w:t xml:space="preserve">1. We can decide the result without examining the changed </w:t>
-      </w:r>
-      <w:r>
-        <w:rPr>
-          <w:b/>
-        </w:rPr>
-        <w:t>input</w:t>
-      </w:r>
-      <w:r>
-        <w:rPr>
-          <w:b w:val="0"/>
-        </w:rPr>
-        <w:t xml:space="preserve"> or the procedure.</w:t>
-      </w:r>
-    </w:p>
-    <w:p>
-      <w:pPr>
-        <w:spacing w:line="336" w:lineRule="auto" w:after="180"/>
-        <w:shd w:fill="F4F9FC"/>
-      </w:pPr>
-      <w:r>
-        <w:rPr>
-          <w:b w:val="0"/>
-        </w:rPr>
-        <w:t xml:space="preserve">2. NameError occurs because that local name is not defined in the </w:t>
-      </w:r>
-      <w:r>
-        <w:rPr>
-          <w:b/>
-        </w:rPr>
-        <w:t>caller</w:t>
-      </w:r>
-      <w:r>
-        <w:rPr>
-          <w:b w:val="0"/>
-        </w:rPr>
-        <w:t>.</w:t>
-      </w:r>
-    </w:p>
-    <w:p>
-      <w:pPr>
-        <w:spacing w:line="336" w:lineRule="auto" w:after="180"/>
-        <w:shd w:fill="F4F9FC"/>
-      </w:pPr>
-      <w:r>
-        <w:rPr>
-          <w:b w:val="0"/>
-        </w:rPr>
-        <w:t xml:space="preserve">3. This one example guarantees correct results for every future </w:t>
-      </w:r>
-      <w:r>
-        <w:rPr>
-          <w:b/>
-        </w:rPr>
-        <w:t>input</w:t>
-      </w:r>
-      <w:r>
-        <w:rPr>
-          <w:b w:val="0"/>
-        </w:rPr>
-        <w:t>.</w:t>
-      </w:r>
-    </w:p>
-    <w:p>
-      <w:pPr>
-        <w:pStyle w:val="Heading3"/>
-      </w:pPr>
-      <w:r>
-        <w:t>My selected conclusion, deciding fact and explanation</w:t>
-      </w:r>
-    </w:p>
-    <w:p>
-      <w:r>
-        <w:t>________________________________________________________________</w:t>
-      </w:r>
-    </w:p>
-    <w:p>
-      <w:r>
-        <w:t>________________________________________________________________</w:t>
-      </w:r>
-    </w:p>
-    <w:p>
-      <w:r>
-        <w:t>________________________________________________________________</w:t>
-      </w:r>
-    </w:p>
-    <w:p>
-      <w:r>
-        <w:t>________________________________________________________________</w:t>
-      </w:r>
-    </w:p>
-    <w:p>
-      <w:r>
-        <w:t>________________________________________________________________</w:t>
-      </w:r>
-    </w:p>
-    <w:p>
-      <w:pPr>
-        <w:pStyle w:val="Heading3"/>
-      </w:pPr>
-      <w:r>
-        <w:t>Hint · try first</w:t>
-      </w:r>
-    </w:p>
-    <w:p>
-      <w:pPr>
-        <w:spacing w:line="336" w:lineRule="auto" w:after="180"/>
-        <w:shd w:fill="F1F6F8"/>
-      </w:pPr>
-      <w:r>
-        <w:rPr>
-          <w:b w:val="0"/>
-        </w:rPr>
-        <w:t>Hint if needed: Use the changed condition and the deciding step in the pictorial trace. The answer must say what follows from those facts.</w:t>
-      </w:r>
-    </w:p>
-    <w:p>
-      <w:pPr>
-        <w:pStyle w:val="Heading3"/>
-      </w:pPr>
-      <w:r>
-        <w:t>Feedback · compare after trying</w:t>
-      </w:r>
-    </w:p>
-    <w:p>
-      <w:pPr>
-        <w:spacing w:line="336" w:lineRule="auto" w:after="180"/>
-        <w:shd w:fill="F1F6FC"/>
-      </w:pPr>
-      <w:r>
-        <w:rPr>
-          <w:b w:val="0"/>
-        </w:rPr>
-        <w:t xml:space="preserve">After your attempt, compare with the supported explanation: NameError occurs because that local name is not defined in the </w:t>
-      </w:r>
-      <w:r>
-        <w:rPr>
-          <w:b/>
-        </w:rPr>
-        <w:t>caller</w:t>
-      </w:r>
-      <w:r>
-        <w:rPr>
-          <w:b w:val="0"/>
-        </w:rPr>
-        <w:t>. A returned value and the function’s internal name are different things.</w:t>
-      </w:r>
-    </w:p>
-    <w:p>
-      <w:pPr>
-        <w:pStyle w:val="Heading3"/>
-      </w:pPr>
-      <w:r>
-        <w:t>Repair a missing building block</w:t>
-      </w:r>
-    </w:p>
-    <w:p>
-      <w:pPr>
-        <w:spacing w:line="336" w:lineRule="auto" w:after="180"/>
-      </w:pPr>
-      <w:r>
-        <w:rPr>
-          <w:b w:val="0"/>
-        </w:rPr>
-        <w:t>Review Functions and arguments (python-bridge/8). Goal: Distinguish a function definition from a function call. Short practice: Match every argument to a parameter for the two calls.</w:t>
-      </w:r>
-    </w:p>
-    <w:p>
-      <w:pPr>
-        <w:spacing w:line="336" w:lineRule="auto" w:after="180"/>
-      </w:pPr>
-      <w:r>
-        <w:rPr>
-          <w:b w:val="0"/>
-        </w:rPr>
-        <w:t xml:space="preserve">Why do </w:t>
-      </w:r>
-      <w:r>
-        <w:rPr>
-          <w:b/>
-        </w:rPr>
-        <w:t>output</w:t>
-      </w:r>
-      <w:r>
-        <w:rPr>
-          <w:b w:val="0"/>
-        </w:rPr>
-        <w:t>s differ, and what prints when both calls are removed?. Return to this week and explain what you changed.</w:t>
-      </w:r>
-    </w:p>
-    <w:p>
-      <w:pPr>
-        <w:spacing w:line="336" w:lineRule="auto" w:after="180"/>
-      </w:pPr>
-      <w:r>
-        <w:rPr>
-          <w:b w:val="0"/>
-        </w:rPr>
-        <w:t>Review Loops and trace tables (python-bridge/6). Goal: Trace variable values before and after each loop iteration. Short practice: List the four visited values and their running totals.</w:t>
-      </w:r>
-    </w:p>
-    <w:p>
-      <w:pPr>
-        <w:spacing w:line="336" w:lineRule="auto" w:after="180"/>
-      </w:pPr>
-      <w:r>
-        <w:rPr>
-          <w:b w:val="0"/>
-        </w:rPr>
-        <w:t>Explain why 5 is absent and what prints for range(1,1).. Return to this week and explain what you changed.</w:t>
-      </w:r>
-    </w:p>
-    <w:p>
-      <w:pPr>
-        <w:spacing w:line="336" w:lineRule="auto" w:after="180"/>
-      </w:pPr>
-      <w:r>
-        <w:rPr>
-          <w:b w:val="0"/>
-        </w:rPr>
-        <w:t>Review Expressions and operator order (python-bridge/3). Goal: Evaluate numeric expressions using Python’s grouping rules. Short practice: Trace the operation order in both expressions.</w:t>
-      </w:r>
-    </w:p>
-    <w:p>
-      <w:pPr>
-        <w:spacing w:line="336" w:lineRule="auto" w:after="180"/>
-      </w:pPr>
-      <w:r>
-        <w:rPr>
-          <w:b w:val="0"/>
-        </w:rPr>
-        <w:t>Identify which picture step changes with parentheses and predict both results when the multiplier becomes four.. Return to this week and explain what you changed.</w:t>
-      </w:r>
-    </w:p>
-    <w:p>
-      <w:pPr>
-        <w:pStyle w:val="Heading3"/>
-      </w:pPr>
-      <w:r>
-        <w:t>Predict, run and debug</w:t>
-      </w:r>
-    </w:p>
-    <w:p>
-      <w:pPr>
-        <w:spacing w:line="336" w:lineRule="auto" w:after="180"/>
-      </w:pPr>
-      <w:r>
-        <w:rPr>
-          <w:b w:val="0"/>
-        </w:rPr>
-        <w:t xml:space="preserve">The browser lab lets you edit the supported Python examples already included in this lesson. Predict first, run, inspect the actual </w:t>
-      </w:r>
-      <w:r>
-        <w:rPr>
-          <w:b/>
-        </w:rPr>
-        <w:t>output</w:t>
-      </w:r>
-      <w:r>
-        <w:rPr>
-          <w:b w:val="0"/>
-        </w:rPr>
-        <w:t xml:space="preserve"> or error, change one </w:t>
-      </w:r>
-      <w:r>
-        <w:rPr>
-          <w:b/>
-        </w:rPr>
-        <w:t>input</w:t>
-      </w:r>
-      <w:r>
-        <w:rPr>
-          <w:b w:val="0"/>
-        </w:rPr>
-        <w:t>, then run again.</w:t>
-      </w:r>
-    </w:p>
-    <w:p>
-      <w:pPr>
-        <w:spacing w:line="336" w:lineRule="auto" w:after="180"/>
-      </w:pPr>
-      <w:r>
-        <w:rPr>
-          <w:b w:val="0"/>
-        </w:rPr>
-        <w:t xml:space="preserve">Keep code, </w:t>
-      </w:r>
-      <w:r>
-        <w:rPr>
-          <w:b/>
-        </w:rPr>
-        <w:t>prediction</w:t>
-      </w:r>
-      <w:r>
-        <w:rPr>
-          <w:b w:val="0"/>
-        </w:rPr>
-        <w:t>s, actual results and a reasoned revision together. On paper, label your result as a trace rather than an execution.</w:t>
-      </w:r>
-    </w:p>
-    <w:p>
-      <w:pPr>
-        <w:pStyle w:val="Heading3"/>
-      </w:pPr>
-      <w:r>
         <w:t>Keep your completed work</w:t>
       </w:r>
     </w:p>
     <w:p>
       <w:pPr>
-        <w:spacing w:line="336" w:lineRule="auto" w:after="180"/>
-      </w:pPr>
-      <w:r>
-        <w:rPr>
-          <w:b w:val="0"/>
-        </w:rPr>
-        <w:t xml:space="preserve">Use Download completed work in the hosted lesson to export your answers, reflections, practice feedback and code-run </w:t>
-      </w:r>
-      <w:r>
-        <w:rPr>
-          <w:b/>
-        </w:rPr>
-        <w:t>evidence</w:t>
-      </w:r>
-      <w:r>
-        <w:rPr>
-          <w:b w:val="0"/>
-        </w:rPr>
-        <w:t>. Open the HTML copy to read or print it.</w:t>
-      </w:r>
-    </w:p>
-    <w:p>
-      <w:pPr>
-        <w:spacing w:line="336" w:lineRule="auto" w:after="180"/>
-      </w:pPr>
-      <w:r>
-        <w:rPr>
-          <w:b w:val="0"/>
-        </w:rPr>
-        <w:t>Drafts stay in this browser when storage is available; clear drafts on a shared device.</w:t>
-      </w:r>
-    </w:p>
-    <w:p>
-      <w:pPr>
         <w:pStyle w:val="Heading1"/>
       </w:pPr>
       <w:r>
-        <w:t>18. Visual concept journey</w:t>
-      </w:r>
-    </w:p>
-    <w:p>
-      <w:r>
-        <w:t>Explain each Return values and local state graphic using its labels, deciding evidence and relevant limitation.</w:t>
-      </w:r>
-    </w:p>
-    <w:p>
-      <w:pPr>
-        <w:pStyle w:val="Heading3"/>
+        <w:t>18. Reference · The six-picture journey</w:t>
+      </w:r>
+    </w:p>
+    <w:p>
+      <w:r>
+        <w:t>Choose the picture needed for the present question.</w:t>
+      </w:r>
+    </w:p>
+    <w:p>
+      <w:pPr>
+        <w:pStyle w:val="Heading2"/>
       </w:pPr>
       <w:r>
         <w:t>01. Return values and local state: the case</w:t>
@@ -4242,7 +4817,7 @@
         <w:drawing>
           <wp:inline xmlns:a="http://schemas.openxmlformats.org/drawingml/2006/main" xmlns:pic="http://schemas.openxmlformats.org/drawingml/2006/picture">
             <wp:extent cx="5486400" cy="2834640"/>
-            <wp:docPr id="2" name="Picture 2" descr="Return values survive their calls. A function returns a local calculation that the caller stores. Supplied facts: Python 3: def extra(a,b): result=a+b; return result. Then first=extra(2,5); second=extra(4,1); print(first,second)."/>
+            <wp:docPr id="4" name="Picture 4" descr="Return values survive their calls. A function returns a local calculation that the caller stores. Supplied facts: Python 3: def extra(a,b): result=a+b; return result. Then first=extra(2,5); second=extra(4,1); print(first,second)."/>
             <wp:cNvGraphicFramePr>
               <a:graphicFrameLocks noChangeAspect="1"/>
             </wp:cNvGraphicFramePr>
@@ -4251,193 +4826,6 @@
                 <pic:pic>
                   <pic:nvPicPr>
                     <pic:cNvPr id="0" name="academy-story-python-bridge-9-01.png"/>
-                    <pic:cNvPicPr/>
-                  </pic:nvPicPr>
-                  <pic:blipFill>
-                    <a:blip r:embed="rId10"/>
-                    <a:stretch>
-                      <a:fillRect/>
-                    </a:stretch>
-                  </pic:blipFill>
-                  <pic:spPr>
-                    <a:xfrm>
-                      <a:off x="0" y="0"/>
-                      <a:ext cx="5486400" cy="2834640"/>
-                    </a:xfrm>
-                    <a:prstGeom prst="rect"/>
-                  </pic:spPr>
-                </pic:pic>
-              </a:graphicData>
-            </a:graphic>
-          </wp:inline>
-        </w:drawing>
-      </w:r>
-    </w:p>
-    <w:p>
-      <w:pPr>
-        <w:spacing w:line="336" w:lineRule="auto" w:after="180"/>
-      </w:pPr>
-      <w:r>
-        <w:rPr>
-          <w:b/>
-        </w:rPr>
-        <w:t>Return value</w:t>
-      </w:r>
-      <w:r>
-        <w:rPr>
-          <w:b w:val="0"/>
-        </w:rPr>
-        <w:t xml:space="preserve">s survive their calls. A function returns a local calculation that the </w:t>
-      </w:r>
-      <w:r>
-        <w:rPr>
-          <w:b/>
-        </w:rPr>
-        <w:t>caller</w:t>
-      </w:r>
-      <w:r>
-        <w:rPr>
-          <w:b w:val="0"/>
-        </w:rPr>
-        <w:t xml:space="preserve"> stores. Supplied facts: Python 3: def extra(a,b): result=a+b; return result.</w:t>
-      </w:r>
-    </w:p>
-    <w:p>
-      <w:pPr>
-        <w:spacing w:line="336" w:lineRule="auto" w:after="180"/>
-      </w:pPr>
-      <w:r>
-        <w:rPr>
-          <w:b w:val="0"/>
-        </w:rPr>
-        <w:t>Then first=extra(2,5); second=extra(4,1); print(first,second).</w:t>
-      </w:r>
-    </w:p>
-    <w:p>
-      <w:pPr>
-        <w:spacing w:line="336" w:lineRule="auto" w:after="180"/>
-        <w:shd w:fill="F5F1FB"/>
-      </w:pPr>
-      <w:r>
-        <w:rPr>
-          <w:b w:val="0"/>
-        </w:rPr>
-        <w:t>Point to the given fact that matters most. Explain why it matters.</w:t>
-      </w:r>
-    </w:p>
-    <w:p>
-      <w:pPr>
-        <w:pStyle w:val="Heading3"/>
-      </w:pPr>
-      <w:r>
-        <w:t>02. Follow the deciding steps</w:t>
-      </w:r>
-    </w:p>
-    <w:p>
-      <w:r>
-        <w:drawing>
-          <wp:inline xmlns:a="http://schemas.openxmlformats.org/drawingml/2006/main" xmlns:pic="http://schemas.openxmlformats.org/drawingml/2006/picture">
-            <wp:extent cx="5486400" cy="3182112"/>
-            <wp:docPr id="3" name="Picture 3" descr="Trace first call: Its local result is 7; return assigns 7 to first. → Trace second call: Its new local result is 5; return assigns 5 to second. → Read caller values: The final print displays 7 5; the second call does not overwrite first."/>
-            <wp:cNvGraphicFramePr>
-              <a:graphicFrameLocks noChangeAspect="1"/>
-            </wp:cNvGraphicFramePr>
-            <a:graphic>
-              <a:graphicData uri="http://schemas.openxmlformats.org/drawingml/2006/picture">
-                <pic:pic>
-                  <pic:nvPicPr>
-                    <pic:cNvPr id="0" name="academy-story-python-bridge-9-02.png"/>
-                    <pic:cNvPicPr/>
-                  </pic:nvPicPr>
-                  <pic:blipFill>
-                    <a:blip r:embed="rId11"/>
-                    <a:stretch>
-                      <a:fillRect/>
-                    </a:stretch>
-                  </pic:blipFill>
-                  <pic:spPr>
-                    <a:xfrm>
-                      <a:off x="0" y="0"/>
-                      <a:ext cx="5486400" cy="3182112"/>
-                    </a:xfrm>
-                    <a:prstGeom prst="rect"/>
-                  </pic:spPr>
-                </pic:pic>
-              </a:graphicData>
-            </a:graphic>
-          </wp:inline>
-        </w:drawing>
-      </w:r>
-    </w:p>
-    <w:p>
-      <w:pPr>
-        <w:spacing w:line="336" w:lineRule="auto" w:after="180"/>
-      </w:pPr>
-      <w:r>
-        <w:rPr>
-          <w:b w:val="0"/>
-        </w:rPr>
-        <w:t xml:space="preserve">Trace first call: Its local result is 7; return assigns 7 to first. → Trace second call: Its new local result is 5; return assigns 5 to second. → Read </w:t>
-      </w:r>
-      <w:r>
-        <w:rPr>
-          <w:b/>
-        </w:rPr>
-        <w:t>caller</w:t>
-      </w:r>
-      <w:r>
-        <w:rPr>
-          <w:b w:val="0"/>
-        </w:rPr>
-        <w:t xml:space="preserve"> values: The final print displays 7 5; the second call does not overwrite first.</w:t>
-      </w:r>
-    </w:p>
-    <w:p>
-      <w:pPr>
-        <w:spacing w:line="336" w:lineRule="auto" w:after="180"/>
-        <w:shd w:fill="F5F1FB"/>
-      </w:pPr>
-      <w:r>
-        <w:rPr>
-          <w:b w:val="0"/>
-        </w:rPr>
-        <w:t xml:space="preserve">Point to each numbered stage and explain which recorded </w:t>
-      </w:r>
-      <w:r>
-        <w:rPr>
-          <w:b/>
-        </w:rPr>
-        <w:t>input</w:t>
-      </w:r>
-      <w:r>
-        <w:rPr>
-          <w:b w:val="0"/>
-        </w:rPr>
-        <w:t xml:space="preserve"> it uses.</w:t>
-      </w:r>
-    </w:p>
-    <w:p>
-      <w:pPr>
-        <w:pStyle w:val="Heading3"/>
-      </w:pPr>
-      <w:r>
-        <w:t>03. Two calls return two values</w:t>
-      </w:r>
-    </w:p>
-    <w:p>
-      <w:r>
-        <w:drawing>
-          <wp:inline xmlns:a="http://schemas.openxmlformats.org/drawingml/2006/main" xmlns:pic="http://schemas.openxmlformats.org/drawingml/2006/picture">
-            <wp:extent cx="5486400" cy="2834640"/>
-            <wp:docPr id="4" name="Picture 4" descr="Two calls return two values. remaining(12, 4) | spaces becomes 8 | first receives 8. remaining(10, 7) | spaces becomes 3 | second receives 3"/>
-            <wp:cNvGraphicFramePr>
-              <a:graphicFrameLocks noChangeAspect="1"/>
-            </wp:cNvGraphicFramePr>
-            <a:graphic>
-              <a:graphicData uri="http://schemas.openxmlformats.org/drawingml/2006/picture">
-                <pic:pic>
-                  <pic:nvPicPr>
-                    <pic:cNvPr id="0" name="academy-story-python-bridge-9-03.png"/>
                     <pic:cNvPicPr/>
                   </pic:nvPicPr>
                   <pic:blipFill>
@@ -4466,6 +4854,191 @@
       </w:pPr>
       <w:r>
         <w:rPr>
+          <w:b/>
+        </w:rPr>
+        <w:t>Return value</w:t>
+      </w:r>
+      <w:r>
+        <w:rPr>
+          <w:b w:val="0"/>
+        </w:rPr>
+        <w:t xml:space="preserve">s survive their calls. A function returns a local calculation that the </w:t>
+      </w:r>
+      <w:r>
+        <w:rPr>
+          <w:b/>
+        </w:rPr>
+        <w:t>caller</w:t>
+      </w:r>
+      <w:r>
+        <w:rPr>
+          <w:b w:val="0"/>
+        </w:rPr>
+        <w:t xml:space="preserve"> stores. Supplied facts: Python 3: def extra(a,b): result=a+b; return result.</w:t>
+      </w:r>
+    </w:p>
+    <w:p>
+      <w:pPr>
+        <w:spacing w:line="336" w:lineRule="auto" w:after="180"/>
+      </w:pPr>
+      <w:r>
+        <w:rPr>
+          <w:b w:val="0"/>
+        </w:rPr>
+        <w:t>Then first=extra(2,5); second=extra(4,1); print(first,second).</w:t>
+      </w:r>
+    </w:p>
+    <w:p>
+      <w:pPr>
+        <w:spacing w:line="336" w:lineRule="auto" w:after="180"/>
+      </w:pPr>
+      <w:r>
+        <w:rPr>
+          <w:b w:val="0"/>
+        </w:rPr>
+        <w:t>Point to the given fact that matters most. Explain why it matters.</w:t>
+      </w:r>
+    </w:p>
+    <w:p>
+      <w:pPr>
+        <w:pStyle w:val="Heading2"/>
+      </w:pPr>
+      <w:r>
+        <w:t>02. Follow the deciding steps</w:t>
+      </w:r>
+    </w:p>
+    <w:p>
+      <w:r>
+        <w:drawing>
+          <wp:inline xmlns:a="http://schemas.openxmlformats.org/drawingml/2006/main" xmlns:pic="http://schemas.openxmlformats.org/drawingml/2006/picture">
+            <wp:extent cx="5486400" cy="3182112"/>
+            <wp:docPr id="5" name="Picture 5" descr="Trace first call: Its local result is 7; return assigns 7 to first. → Trace second call: Its new local result is 5; return assigns 5 to second. → Read caller values: The final print displays 7 5; the second call does not overwrite first."/>
+            <wp:cNvGraphicFramePr>
+              <a:graphicFrameLocks noChangeAspect="1"/>
+            </wp:cNvGraphicFramePr>
+            <a:graphic>
+              <a:graphicData uri="http://schemas.openxmlformats.org/drawingml/2006/picture">
+                <pic:pic>
+                  <pic:nvPicPr>
+                    <pic:cNvPr id="0" name="academy-story-python-bridge-9-02.png"/>
+                    <pic:cNvPicPr/>
+                  </pic:nvPicPr>
+                  <pic:blipFill>
+                    <a:blip r:embed="rId9"/>
+                    <a:stretch>
+                      <a:fillRect/>
+                    </a:stretch>
+                  </pic:blipFill>
+                  <pic:spPr>
+                    <a:xfrm>
+                      <a:off x="0" y="0"/>
+                      <a:ext cx="5486400" cy="3182112"/>
+                    </a:xfrm>
+                    <a:prstGeom prst="rect"/>
+                  </pic:spPr>
+                </pic:pic>
+              </a:graphicData>
+            </a:graphic>
+          </wp:inline>
+        </w:drawing>
+      </w:r>
+    </w:p>
+    <w:p>
+      <w:pPr>
+        <w:spacing w:line="336" w:lineRule="auto" w:after="180"/>
+      </w:pPr>
+      <w:r>
+        <w:rPr>
+          <w:b w:val="0"/>
+        </w:rPr>
+        <w:t xml:space="preserve">Trace first call: Its local result is 7; return assigns 7 to first. → Trace second call: Its new local result is 5; return assigns 5 to second. → Read </w:t>
+      </w:r>
+      <w:r>
+        <w:rPr>
+          <w:b/>
+        </w:rPr>
+        <w:t>caller</w:t>
+      </w:r>
+      <w:r>
+        <w:rPr>
+          <w:b w:val="0"/>
+        </w:rPr>
+        <w:t xml:space="preserve"> values: The final print displays 7 5; the second call does not overwrite first.</w:t>
+      </w:r>
+    </w:p>
+    <w:p>
+      <w:pPr>
+        <w:spacing w:line="336" w:lineRule="auto" w:after="180"/>
+      </w:pPr>
+      <w:r>
+        <w:rPr>
+          <w:b w:val="0"/>
+        </w:rPr>
+        <w:t xml:space="preserve">Point to each numbered stage and explain which recorded </w:t>
+      </w:r>
+      <w:r>
+        <w:rPr>
+          <w:b/>
+        </w:rPr>
+        <w:t>input</w:t>
+      </w:r>
+      <w:r>
+        <w:rPr>
+          <w:b w:val="0"/>
+        </w:rPr>
+        <w:t xml:space="preserve"> it uses.</w:t>
+      </w:r>
+    </w:p>
+    <w:p>
+      <w:pPr>
+        <w:pStyle w:val="Heading2"/>
+      </w:pPr>
+      <w:r>
+        <w:t>03. Two calls return two values</w:t>
+      </w:r>
+    </w:p>
+    <w:p>
+      <w:r>
+        <w:drawing>
+          <wp:inline xmlns:a="http://schemas.openxmlformats.org/drawingml/2006/main" xmlns:pic="http://schemas.openxmlformats.org/drawingml/2006/picture">
+            <wp:extent cx="5486400" cy="2834640"/>
+            <wp:docPr id="6" name="Picture 6" descr="Two calls return two values. remaining(12, 4) | spaces becomes 8 | first receives 8. remaining(10, 7) | spaces becomes 3 | second receives 3"/>
+            <wp:cNvGraphicFramePr>
+              <a:graphicFrameLocks noChangeAspect="1"/>
+            </wp:cNvGraphicFramePr>
+            <a:graphic>
+              <a:graphicData uri="http://schemas.openxmlformats.org/drawingml/2006/picture">
+                <pic:pic>
+                  <pic:nvPicPr>
+                    <pic:cNvPr id="0" name="academy-story-python-bridge-9-03.png"/>
+                    <pic:cNvPicPr/>
+                  </pic:nvPicPr>
+                  <pic:blipFill>
+                    <a:blip r:embed="rId13"/>
+                    <a:stretch>
+                      <a:fillRect/>
+                    </a:stretch>
+                  </pic:blipFill>
+                  <pic:spPr>
+                    <a:xfrm>
+                      <a:off x="0" y="0"/>
+                      <a:ext cx="5486400" cy="2834640"/>
+                    </a:xfrm>
+                    <a:prstGeom prst="rect"/>
+                  </pic:spPr>
+                </pic:pic>
+              </a:graphicData>
+            </a:graphic>
+          </wp:inline>
+        </w:drawing>
+      </w:r>
+    </w:p>
+    <w:p>
+      <w:pPr>
+        <w:spacing w:line="336" w:lineRule="auto" w:after="180"/>
+      </w:pPr>
+      <w:r>
+        <w:rPr>
           <w:b w:val="0"/>
         </w:rPr>
         <w:t>Two calls return two values. remaining(12, 4) | spaces becomes 8 | first receives 8. remaining(10, 7) | spaces becomes 3 | second receives 3</w:t>
@@ -4474,7 +5047,6 @@
     <w:p>
       <w:pPr>
         <w:spacing w:line="336" w:lineRule="auto" w:after="180"/>
-        <w:shd w:fill="F5F1FB"/>
       </w:pPr>
       <w:r>
         <w:rPr>
@@ -4485,7 +5057,7 @@
     </w:p>
     <w:p>
       <w:pPr>
-        <w:pStyle w:val="Heading3"/>
+        <w:pStyle w:val="Heading2"/>
       </w:pPr>
       <w:r>
         <w:t>04. Change one thing. Trace what follows.</w:t>
@@ -4496,7 +5068,7 @@
         <w:drawing>
           <wp:inline xmlns:a="http://schemas.openxmlformats.org/drawingml/2006/main" xmlns:pic="http://schemas.openxmlformats.org/drawingml/2006/picture">
             <wp:extent cx="5486400" cy="3026664"/>
-            <wp:docPr id="5" name="Picture 5" descr="Original case: The final print displays 7 5; the second call does not overwrite first. Changed condition: Add print(result) after the calls in a fresh script with no global result. Expected result: NameError occurs because that local name is not defined in the caller. Reason: A returned value and the function’s internal name are different things."/>
+            <wp:docPr id="7" name="Picture 7" descr="Original case: The final print displays 7 5; the second call does not overwrite first. Changed condition: Add print(result) after the calls in a fresh script with no global result. Expected result: NameError occurs because that local name is not defined in the caller. Reason: A returned value and the function’s internal name are different things."/>
             <wp:cNvGraphicFramePr>
               <a:graphicFrameLocks noChangeAspect="1"/>
             </wp:cNvGraphicFramePr>
@@ -4508,7 +5080,7 @@
                     <pic:cNvPicPr/>
                   </pic:nvPicPr>
                   <pic:blipFill>
-                    <a:blip r:embed="rId13"/>
+                    <a:blip r:embed="rId10"/>
                     <a:stretch>
                       <a:fillRect/>
                     </a:stretch>
@@ -4564,7 +5136,6 @@
     <w:p>
       <w:pPr>
         <w:spacing w:line="336" w:lineRule="auto" w:after="180"/>
-        <w:shd w:fill="F5F1FB"/>
       </w:pPr>
       <w:r>
         <w:rPr>
@@ -4575,7 +5146,7 @@
     </w:p>
     <w:p>
       <w:pPr>
-        <w:pStyle w:val="Heading3"/>
+        <w:pStyle w:val="Heading2"/>
       </w:pPr>
       <w:r>
         <w:t>05. Connect the explanation to its limit</w:t>
@@ -4586,7 +5157,7 @@
         <w:drawing>
           <wp:inline xmlns:a="http://schemas.openxmlformats.org/drawingml/2006/main" xmlns:pic="http://schemas.openxmlformats.org/drawingml/2006/picture">
             <wp:extent cx="5486400" cy="2834640"/>
-            <wp:docPr id="6" name="Picture 6" descr="Returning passes a value back to the caller. Local names belong to a function call; storing the returned value creates a separate caller binding. Limit: The example uses immutable integers; shared mutable objects require additional reasoning about references."/>
+            <wp:docPr id="8" name="Picture 8" descr="Returning passes a value back to the caller. Local names belong to a function call; storing the returned value creates a separate caller binding. Limit: The example uses immutable integers; shared mutable objects require additional reasoning about references."/>
             <wp:cNvGraphicFramePr>
               <a:graphicFrameLocks noChangeAspect="1"/>
             </wp:cNvGraphicFramePr>
@@ -4666,7 +5237,6 @@
     <w:p>
       <w:pPr>
         <w:spacing w:line="336" w:lineRule="auto" w:after="180"/>
-        <w:shd w:fill="F5F1FB"/>
       </w:pPr>
       <w:r>
         <w:rPr>
@@ -4677,7 +5247,7 @@
     </w:p>
     <w:p>
       <w:pPr>
-        <w:pStyle w:val="Heading3"/>
+        <w:pStyle w:val="Heading2"/>
       </w:pPr>
       <w:r>
         <w:t>06. Make the idea visible in your project</w:t>
@@ -4688,7 +5258,7 @@
         <w:drawing>
           <wp:inline xmlns:a="http://schemas.openxmlformats.org/drawingml/2006/main" xmlns:pic="http://schemas.openxmlformats.org/drawingml/2006/picture">
             <wp:extent cx="5486400" cy="3681984"/>
-            <wp:docPr id="7" name="Picture 7" descr="For Python readiness before the Responsible Plant Classifier, retain a trace of the values, the predicted outputs and the changed-case explanation. Use actual Python 3 results to check the prediction after reasoning first. Draw your input, deciding step, result and limit. Supported question: Trace the two returned values and explain why first stays seven. What happens if the caller tries to print result directly?"/>
+            <wp:docPr id="9" name="Picture 9" descr="For Python readiness before the Responsible Plant Classifier, retain a trace of the values, the predicted outputs and the changed-case explanation. Use actual Python 3 results to check the prediction after reasoning first. Draw your input, deciding step, result and limit. Supported question: Trace the two returned values and explain why first stays seven. What happens if the caller tries to print result directly?"/>
             <wp:cNvGraphicFramePr>
               <a:graphicFrameLocks noChangeAspect="1"/>
             </wp:cNvGraphicFramePr>
@@ -4792,7 +5362,6 @@
     <w:p>
       <w:pPr>
         <w:spacing w:line="336" w:lineRule="auto" w:after="180"/>
-        <w:shd w:fill="F5F1FB"/>
       </w:pPr>
       <w:r>
         <w:rPr>
@@ -4811,6 +5380,62 @@
           <w:b w:val="0"/>
         </w:rPr>
         <w:t>.</w:t>
+      </w:r>
+    </w:p>
+    <w:p>
+      <w:pPr>
+        <w:pStyle w:val="Heading2"/>
+      </w:pPr>
+      <w:r>
+        <w:t>Earlier wording, alternatives and picture transcripts · reference / check after trying</w:t>
+      </w:r>
+    </w:p>
+    <w:p>
+      <w:pPr>
+        <w:pStyle w:val="Heading3"/>
+      </w:pPr>
+      <w:r>
+        <w:t>01. Return values and local state: the case</w:t>
+      </w:r>
+    </w:p>
+    <w:p>
+      <w:pPr>
+        <w:pStyle w:val="Heading3"/>
+      </w:pPr>
+      <w:r>
+        <w:t>02. Follow the deciding steps</w:t>
+      </w:r>
+    </w:p>
+    <w:p>
+      <w:pPr>
+        <w:pStyle w:val="Heading3"/>
+      </w:pPr>
+      <w:r>
+        <w:t>03. Two calls return two values</w:t>
+      </w:r>
+    </w:p>
+    <w:p>
+      <w:pPr>
+        <w:pStyle w:val="Heading3"/>
+      </w:pPr>
+      <w:r>
+        <w:t>04. Change one thing. Trace what follows.</w:t>
+      </w:r>
+    </w:p>
+    <w:p>
+      <w:pPr>
+        <w:pStyle w:val="Heading3"/>
+      </w:pPr>
+      <w:r>
+        <w:t>05. Connect the explanation to its limit</w:t>
+      </w:r>
+    </w:p>
+    <w:p>
+      <w:pPr>
+        <w:pStyle w:val="Heading3"/>
+      </w:pPr>
+      <w:r>
+        <w:t>06. Make the idea visible in your project</w:t>
       </w:r>
     </w:p>
     <w:sectPr>
